--- a/doc/Memoria_practica1.docx
+++ b/doc/Memoria_practica1.docx
@@ -455,7 +455,7 @@
       <w:pPr>
         <w:numPr>
           <w:ilvl w:val="0"/>
-          <w:numId w:val="16"/>
+          <w:numId w:val="15"/>
         </w:numPr>
         <w:shd w:fill="ffffff" w:val="clear"/>
         <w:spacing w:after="0" w:afterAutospacing="0" w:before="240" w:line="276" w:lineRule="auto"/>
@@ -491,7 +491,7 @@
       <w:pPr>
         <w:numPr>
           <w:ilvl w:val="0"/>
-          <w:numId w:val="16"/>
+          <w:numId w:val="15"/>
         </w:numPr>
         <w:shd w:fill="ffffff" w:val="clear"/>
         <w:spacing w:after="0" w:afterAutospacing="0" w:before="0" w:beforeAutospacing="0" w:line="276" w:lineRule="auto"/>
@@ -527,7 +527,7 @@
       <w:pPr>
         <w:numPr>
           <w:ilvl w:val="0"/>
-          <w:numId w:val="16"/>
+          <w:numId w:val="15"/>
         </w:numPr>
         <w:shd w:fill="ffffff" w:val="clear"/>
         <w:spacing w:after="240" w:before="0" w:beforeAutospacing="0" w:line="276" w:lineRule="auto"/>
@@ -657,7 +657,7 @@
       <w:pPr>
         <w:numPr>
           <w:ilvl w:val="0"/>
-          <w:numId w:val="14"/>
+          <w:numId w:val="13"/>
         </w:numPr>
         <w:shd w:fill="ffffff" w:val="clear"/>
         <w:spacing w:after="0" w:afterAutospacing="0" w:before="240" w:line="276" w:lineRule="auto"/>
@@ -682,7 +682,7 @@
       <w:pPr>
         <w:numPr>
           <w:ilvl w:val="0"/>
-          <w:numId w:val="14"/>
+          <w:numId w:val="13"/>
         </w:numPr>
         <w:shd w:fill="ffffff" w:val="clear"/>
         <w:spacing w:after="0" w:afterAutospacing="0" w:before="0" w:beforeAutospacing="0" w:line="276" w:lineRule="auto"/>
@@ -727,7 +727,7 @@
       <w:pPr>
         <w:numPr>
           <w:ilvl w:val="0"/>
-          <w:numId w:val="14"/>
+          <w:numId w:val="13"/>
         </w:numPr>
         <w:shd w:fill="ffffff" w:val="clear"/>
         <w:spacing w:after="0" w:afterAutospacing="0" w:before="0" w:beforeAutospacing="0" w:line="276" w:lineRule="auto"/>
@@ -752,7 +752,7 @@
       <w:pPr>
         <w:numPr>
           <w:ilvl w:val="0"/>
-          <w:numId w:val="14"/>
+          <w:numId w:val="13"/>
         </w:numPr>
         <w:shd w:fill="ffffff" w:val="clear"/>
         <w:spacing w:after="0" w:afterAutospacing="0" w:before="0" w:beforeAutospacing="0" w:line="276" w:lineRule="auto"/>
@@ -777,7 +777,7 @@
       <w:pPr>
         <w:numPr>
           <w:ilvl w:val="0"/>
-          <w:numId w:val="14"/>
+          <w:numId w:val="13"/>
         </w:numPr>
         <w:shd w:fill="ffffff" w:val="clear"/>
         <w:spacing w:after="0" w:afterAutospacing="0" w:before="0" w:beforeAutospacing="0" w:line="276" w:lineRule="auto"/>
@@ -802,7 +802,7 @@
       <w:pPr>
         <w:numPr>
           <w:ilvl w:val="0"/>
-          <w:numId w:val="14"/>
+          <w:numId w:val="13"/>
         </w:numPr>
         <w:shd w:fill="ffffff" w:val="clear"/>
         <w:spacing w:after="0" w:afterAutospacing="0" w:before="0" w:beforeAutospacing="0" w:line="276" w:lineRule="auto"/>
@@ -827,7 +827,7 @@
       <w:pPr>
         <w:numPr>
           <w:ilvl w:val="0"/>
-          <w:numId w:val="14"/>
+          <w:numId w:val="13"/>
         </w:numPr>
         <w:shd w:fill="ffffff" w:val="clear"/>
         <w:spacing w:after="240" w:before="0" w:beforeAutospacing="0" w:line="276" w:lineRule="auto"/>
@@ -1303,12 +1303,12 @@
           <wp:inline distB="114300" distT="114300" distL="114300" distR="114300">
             <wp:extent cx="3600450" cy="685800"/>
             <wp:effectExtent b="0" l="0" r="0" t="0"/>
-            <wp:docPr id="6" name="image6.png"/>
+            <wp:docPr id="6" name="image4.png"/>
             <a:graphic>
               <a:graphicData uri="http://schemas.openxmlformats.org/drawingml/2006/picture">
                 <pic:pic>
                   <pic:nvPicPr>
-                    <pic:cNvPr id="0" name="image6.png"/>
+                    <pic:cNvPr id="0" name="image4.png"/>
                     <pic:cNvPicPr preferRelativeResize="0"/>
                   </pic:nvPicPr>
                   <pic:blipFill>
@@ -1354,7 +1354,7 @@
       <w:pPr>
         <w:numPr>
           <w:ilvl w:val="0"/>
-          <w:numId w:val="15"/>
+          <w:numId w:val="14"/>
         </w:numPr>
         <w:spacing w:after="0" w:afterAutospacing="0" w:before="240" w:lineRule="auto"/>
         <w:ind w:left="720" w:hanging="360"/>
@@ -1370,7 +1370,7 @@
       <w:pPr>
         <w:numPr>
           <w:ilvl w:val="0"/>
-          <w:numId w:val="15"/>
+          <w:numId w:val="14"/>
         </w:numPr>
         <w:spacing w:after="0" w:afterAutospacing="0" w:before="0" w:beforeAutospacing="0" w:lineRule="auto"/>
         <w:ind w:left="720" w:hanging="360"/>
@@ -1386,7 +1386,7 @@
       <w:pPr>
         <w:numPr>
           <w:ilvl w:val="0"/>
-          <w:numId w:val="15"/>
+          <w:numId w:val="14"/>
         </w:numPr>
         <w:spacing w:after="240" w:before="0" w:beforeAutospacing="0" w:lineRule="auto"/>
         <w:ind w:left="720" w:hanging="360"/>
@@ -1704,7 +1704,7 @@
       <w:pPr>
         <w:numPr>
           <w:ilvl w:val="0"/>
-          <w:numId w:val="13"/>
+          <w:numId w:val="12"/>
         </w:numPr>
         <w:shd w:fill="ffffff" w:val="clear"/>
         <w:spacing w:after="0" w:afterAutospacing="0" w:before="240" w:line="276" w:lineRule="auto"/>
@@ -1729,7 +1729,7 @@
       <w:pPr>
         <w:numPr>
           <w:ilvl w:val="0"/>
-          <w:numId w:val="13"/>
+          <w:numId w:val="12"/>
         </w:numPr>
         <w:shd w:fill="ffffff" w:val="clear"/>
         <w:spacing w:after="0" w:afterAutospacing="0" w:before="0" w:beforeAutospacing="0" w:line="276" w:lineRule="auto"/>
@@ -1754,7 +1754,7 @@
       <w:pPr>
         <w:numPr>
           <w:ilvl w:val="0"/>
-          <w:numId w:val="13"/>
+          <w:numId w:val="12"/>
         </w:numPr>
         <w:shd w:fill="ffffff" w:val="clear"/>
         <w:spacing w:after="240" w:before="0" w:beforeAutospacing="0" w:line="276" w:lineRule="auto"/>
@@ -2619,7 +2619,7 @@
       <w:pPr>
         <w:numPr>
           <w:ilvl w:val="0"/>
-          <w:numId w:val="18"/>
+          <w:numId w:val="17"/>
         </w:numPr>
         <w:shd w:fill="ffffff" w:val="clear"/>
         <w:spacing w:after="0" w:afterAutospacing="0" w:before="240" w:line="276" w:lineRule="auto"/>
@@ -2644,7 +2644,7 @@
       <w:pPr>
         <w:numPr>
           <w:ilvl w:val="0"/>
-          <w:numId w:val="18"/>
+          <w:numId w:val="17"/>
         </w:numPr>
         <w:shd w:fill="ffffff" w:val="clear"/>
         <w:spacing w:after="0" w:afterAutospacing="0" w:before="0" w:beforeAutospacing="0" w:line="276" w:lineRule="auto"/>
@@ -2669,7 +2669,7 @@
       <w:pPr>
         <w:numPr>
           <w:ilvl w:val="0"/>
-          <w:numId w:val="18"/>
+          <w:numId w:val="17"/>
         </w:numPr>
         <w:shd w:fill="ffffff" w:val="clear"/>
         <w:spacing w:after="240" w:before="0" w:beforeAutospacing="0" w:line="276" w:lineRule="auto"/>
@@ -2726,12 +2726,12 @@
           <wp:inline distB="114300" distT="114300" distL="114300" distR="114300">
             <wp:extent cx="3745322" cy="3686802"/>
             <wp:effectExtent b="0" l="0" r="0" t="0"/>
-            <wp:docPr id="3" name="image4.png"/>
+            <wp:docPr id="3" name="image6.png"/>
             <a:graphic>
               <a:graphicData uri="http://schemas.openxmlformats.org/drawingml/2006/picture">
                 <pic:pic>
                   <pic:nvPicPr>
-                    <pic:cNvPr id="0" name="image4.png"/>
+                    <pic:cNvPr id="0" name="image6.png"/>
                     <pic:cNvPicPr preferRelativeResize="0"/>
                   </pic:nvPicPr>
                   <pic:blipFill>
@@ -3311,7 +3311,7 @@
       <w:pPr>
         <w:numPr>
           <w:ilvl w:val="0"/>
-          <w:numId w:val="17"/>
+          <w:numId w:val="16"/>
         </w:numPr>
         <w:shd w:fill="ffffff" w:val="clear"/>
         <w:spacing w:after="0" w:afterAutospacing="0" w:before="240" w:line="276" w:lineRule="auto"/>
@@ -3336,7 +3336,7 @@
       <w:pPr>
         <w:numPr>
           <w:ilvl w:val="0"/>
-          <w:numId w:val="17"/>
+          <w:numId w:val="16"/>
         </w:numPr>
         <w:shd w:fill="ffffff" w:val="clear"/>
         <w:spacing w:after="0" w:afterAutospacing="0" w:before="0" w:beforeAutospacing="0" w:line="276" w:lineRule="auto"/>
@@ -3361,7 +3361,7 @@
       <w:pPr>
         <w:numPr>
           <w:ilvl w:val="0"/>
-          <w:numId w:val="17"/>
+          <w:numId w:val="16"/>
         </w:numPr>
         <w:shd w:fill="ffffff" w:val="clear"/>
         <w:spacing w:after="240" w:before="0" w:beforeAutospacing="0" w:line="276" w:lineRule="auto"/>
@@ -3429,133 +3429,6 @@
           <w:rtl w:val="0"/>
         </w:rPr>
         <w:t xml:space="preserve">Al finalizar el recorrido:</w:t>
-      </w:r>
-    </w:p>
-    <w:p>
-      <w:pPr>
-        <w:numPr>
-          <w:ilvl w:val="0"/>
-          <w:numId w:val="12"/>
-        </w:numPr>
-        <w:shd w:fill="ffffff" w:val="clear"/>
-        <w:spacing w:after="0" w:afterAutospacing="0" w:before="240" w:line="276" w:lineRule="auto"/>
-        <w:ind w:left="720" w:hanging="360"/>
-        <w:rPr>
-          <w:rFonts w:ascii="Roboto" w:cs="Roboto" w:eastAsia="Roboto" w:hAnsi="Roboto"/>
-          <w:color w:val="151515"/>
-          <w:highlight w:val="white"/>
-        </w:rPr>
-      </w:pPr>
-      <w:r>
-        <w:rPr>
-          <w:rFonts w:ascii="Roboto" w:cs="Roboto" w:eastAsia="Roboto" w:hAnsi="Roboto"/>
-          <w:color w:val="151515"/>
-          <w:highlight w:val="white"/>
-          <w:rtl w:val="0"/>
-        </w:rPr>
-        <w:t xml:space="preserve">Se recopilan todas las respuestas</w:t>
-      </w:r>
-    </w:p>
-    <w:p>
-      <w:pPr>
-        <w:numPr>
-          <w:ilvl w:val="0"/>
-          <w:numId w:val="12"/>
-        </w:numPr>
-        <w:shd w:fill="ffffff" w:val="clear"/>
-        <w:spacing w:after="0" w:afterAutospacing="0" w:before="0" w:beforeAutospacing="0" w:line="276" w:lineRule="auto"/>
-        <w:ind w:left="720" w:hanging="360"/>
-        <w:rPr>
-          <w:rFonts w:ascii="Roboto" w:cs="Roboto" w:eastAsia="Roboto" w:hAnsi="Roboto"/>
-          <w:color w:val="151515"/>
-          <w:highlight w:val="white"/>
-        </w:rPr>
-      </w:pPr>
-      <w:r>
-        <w:rPr>
-          <w:rFonts w:ascii="Roboto" w:cs="Roboto" w:eastAsia="Roboto" w:hAnsi="Roboto"/>
-          <w:color w:val="151515"/>
-          <w:highlight w:val="white"/>
-          <w:rtl w:val="0"/>
-        </w:rPr>
-        <w:t xml:space="preserve">Se calcula el número de aciertos</w:t>
-      </w:r>
-    </w:p>
-    <w:p>
-      <w:pPr>
-        <w:numPr>
-          <w:ilvl w:val="0"/>
-          <w:numId w:val="12"/>
-        </w:numPr>
-        <w:shd w:fill="ffffff" w:val="clear"/>
-        <w:spacing w:after="240" w:before="0" w:beforeAutospacing="0" w:line="276" w:lineRule="auto"/>
-        <w:ind w:left="720" w:hanging="360"/>
-        <w:rPr>
-          <w:rFonts w:ascii="Roboto" w:cs="Roboto" w:eastAsia="Roboto" w:hAnsi="Roboto"/>
-          <w:color w:val="151515"/>
-          <w:highlight w:val="white"/>
-        </w:rPr>
-      </w:pPr>
-      <w:r>
-        <w:rPr>
-          <w:rFonts w:ascii="Roboto" w:cs="Roboto" w:eastAsia="Roboto" w:hAnsi="Roboto"/>
-          <w:color w:val="151515"/>
-          <w:highlight w:val="white"/>
-          <w:rtl w:val="0"/>
-        </w:rPr>
-        <w:t xml:space="preserve">Se genera un informe visual</w:t>
-      </w:r>
-    </w:p>
-    <w:p>
-      <w:pPr>
-        <w:shd w:fill="ffffff" w:val="clear"/>
-        <w:spacing w:after="240" w:before="240" w:line="276" w:lineRule="auto"/>
-        <w:rPr>
-          <w:rFonts w:ascii="Roboto" w:cs="Roboto" w:eastAsia="Roboto" w:hAnsi="Roboto"/>
-          <w:color w:val="151515"/>
-          <w:highlight w:val="white"/>
-        </w:rPr>
-      </w:pPr>
-      <w:r>
-        <w:rPr>
-          <w:rtl w:val="0"/>
-        </w:rPr>
-      </w:r>
-    </w:p>
-    <w:p>
-      <w:pPr>
-        <w:shd w:fill="ffffff" w:val="clear"/>
-        <w:spacing w:after="240" w:before="240" w:line="276" w:lineRule="auto"/>
-        <w:rPr>
-          <w:rFonts w:ascii="Roboto" w:cs="Roboto" w:eastAsia="Roboto" w:hAnsi="Roboto"/>
-          <w:color w:val="151515"/>
-          <w:highlight w:val="white"/>
-        </w:rPr>
-      </w:pPr>
-      <w:r>
-        <w:rPr>
-          <w:rtl w:val="0"/>
-        </w:rPr>
-      </w:r>
-    </w:p>
-    <w:p>
-      <w:pPr>
-        <w:shd w:fill="ffffff" w:val="clear"/>
-        <w:spacing w:after="240" w:before="240" w:line="276" w:lineRule="auto"/>
-        <w:rPr>
-          <w:rFonts w:ascii="Roboto" w:cs="Roboto" w:eastAsia="Roboto" w:hAnsi="Roboto"/>
-          <w:color w:val="151515"/>
-          <w:highlight w:val="white"/>
-        </w:rPr>
-      </w:pPr>
-      <w:r>
-        <w:rPr>
-          <w:rFonts w:ascii="Roboto" w:cs="Roboto" w:eastAsia="Roboto" w:hAnsi="Roboto"/>
-          <w:color w:val="151515"/>
-          <w:highlight w:val="white"/>
-          <w:rtl w:val="0"/>
-        </w:rPr>
-        <w:t xml:space="preserve">Incluye:</w:t>
       </w:r>
     </w:p>
     <w:p>
@@ -3580,7 +3453,7 @@
           <w:highlight w:val="white"/>
           <w:rtl w:val="0"/>
         </w:rPr>
-        <w:t xml:space="preserve">Pregunta</w:t>
+        <w:t xml:space="preserve">Se recopilan todas las respuestas</w:t>
       </w:r>
     </w:p>
     <w:p>
@@ -3605,7 +3478,7 @@
           <w:highlight w:val="white"/>
           <w:rtl w:val="0"/>
         </w:rPr>
-        <w:t xml:space="preserve">Respuesta del usuario</w:t>
+        <w:t xml:space="preserve">Se calcula el número de aciertos</w:t>
       </w:r>
     </w:p>
     <w:p>
@@ -3615,31 +3488,6 @@
           <w:numId w:val="11"/>
         </w:numPr>
         <w:shd w:fill="ffffff" w:val="clear"/>
-        <w:spacing w:after="0" w:afterAutospacing="0" w:before="0" w:beforeAutospacing="0" w:line="276" w:lineRule="auto"/>
-        <w:ind w:left="720" w:hanging="360"/>
-        <w:rPr>
-          <w:rFonts w:ascii="Roboto" w:cs="Roboto" w:eastAsia="Roboto" w:hAnsi="Roboto"/>
-          <w:color w:val="151515"/>
-          <w:highlight w:val="white"/>
-        </w:rPr>
-      </w:pPr>
-      <w:r>
-        <w:rPr>
-          <w:rFonts w:ascii="Roboto" w:cs="Roboto" w:eastAsia="Roboto" w:hAnsi="Roboto"/>
-          <w:color w:val="151515"/>
-          <w:highlight w:val="white"/>
-          <w:rtl w:val="0"/>
-        </w:rPr>
-        <w:t xml:space="preserve">Respuesta correcta</w:t>
-      </w:r>
-    </w:p>
-    <w:p>
-      <w:pPr>
-        <w:numPr>
-          <w:ilvl w:val="0"/>
-          <w:numId w:val="11"/>
-        </w:numPr>
-        <w:shd w:fill="ffffff" w:val="clear"/>
         <w:spacing w:after="240" w:before="0" w:beforeAutospacing="0" w:line="276" w:lineRule="auto"/>
         <w:ind w:left="720" w:hanging="360"/>
         <w:rPr>
@@ -3655,80 +3503,59 @@
           <w:highlight w:val="white"/>
           <w:rtl w:val="0"/>
         </w:rPr>
-        <w:t xml:space="preserve">Resultado</w:t>
-      </w:r>
-    </w:p>
-    <w:p>
-      <w:pPr>
-        <w:shd w:fill="ffffff" w:val="clear"/>
-        <w:spacing w:after="220" w:line="276" w:lineRule="auto"/>
-        <w:rPr>
-          <w:rFonts w:ascii="Roboto" w:cs="Roboto" w:eastAsia="Roboto" w:hAnsi="Roboto"/>
-          <w:color w:val="151515"/>
-          <w:highlight w:val="white"/>
-        </w:rPr>
-      </w:pPr>
-      <w:r>
-        <w:pict>
-          <v:rect style="width:0.0pt;height:1.5pt" o:hr="t" o:hrstd="t" o:hralign="center" fillcolor="#A0A0A0" stroked="f"/>
-        </w:pict>
-      </w:r>
-      <w:r>
-        <w:rPr>
-          <w:rtl w:val="0"/>
-        </w:rPr>
-      </w:r>
-    </w:p>
-    <w:p>
-      <w:pPr>
-        <w:pStyle w:val="Heading2"/>
-        <w:keepNext w:val="0"/>
-        <w:keepLines w:val="0"/>
-        <w:shd w:fill="ffffff" w:val="clear"/>
-        <w:spacing w:after="80" w:before="360" w:line="276" w:lineRule="auto"/>
-        <w:rPr>
-          <w:rFonts w:ascii="Roboto" w:cs="Roboto" w:eastAsia="Roboto" w:hAnsi="Roboto"/>
-          <w:color w:val="151515"/>
-          <w:sz w:val="34"/>
-          <w:szCs w:val="34"/>
-          <w:highlight w:val="white"/>
-        </w:rPr>
-      </w:pPr>
-      <w:bookmarkStart w:colFirst="0" w:colLast="0" w:name="_gqobz8ep18sx" w:id="26"/>
-      <w:bookmarkEnd w:id="26"/>
-      <w:r>
-        <w:rPr>
-          <w:rtl w:val="0"/>
-        </w:rPr>
-      </w:r>
-    </w:p>
-    <w:p>
-      <w:pPr>
-        <w:pStyle w:val="Heading2"/>
-        <w:keepNext w:val="0"/>
-        <w:keepLines w:val="0"/>
-        <w:shd w:fill="ffffff" w:val="clear"/>
-        <w:spacing w:after="80" w:before="360" w:line="276" w:lineRule="auto"/>
-        <w:rPr>
-          <w:rFonts w:ascii="Roboto" w:cs="Roboto" w:eastAsia="Roboto" w:hAnsi="Roboto"/>
-          <w:color w:val="151515"/>
-          <w:sz w:val="34"/>
-          <w:szCs w:val="34"/>
-          <w:highlight w:val="white"/>
-        </w:rPr>
-      </w:pPr>
-      <w:bookmarkStart w:colFirst="0" w:colLast="0" w:name="_gf5ynsh2pk05" w:id="27"/>
-      <w:bookmarkEnd w:id="27"/>
-      <w:r>
-        <w:rPr>
-          <w:rFonts w:ascii="Roboto" w:cs="Roboto" w:eastAsia="Roboto" w:hAnsi="Roboto"/>
-          <w:color w:val="151515"/>
-          <w:sz w:val="34"/>
-          <w:szCs w:val="34"/>
-          <w:highlight w:val="white"/>
-          <w:rtl w:val="0"/>
-        </w:rPr>
-        <w:t xml:space="preserve">5. Conclusiones técnicas</w:t>
+        <w:t xml:space="preserve">Se genera un informe visual</w:t>
+      </w:r>
+    </w:p>
+    <w:p>
+      <w:pPr>
+        <w:shd w:fill="ffffff" w:val="clear"/>
+        <w:spacing w:after="240" w:before="240" w:line="276" w:lineRule="auto"/>
+        <w:rPr>
+          <w:rFonts w:ascii="Roboto" w:cs="Roboto" w:eastAsia="Roboto" w:hAnsi="Roboto"/>
+          <w:color w:val="151515"/>
+          <w:highlight w:val="white"/>
+        </w:rPr>
+      </w:pPr>
+      <w:r>
+        <w:rPr>
+          <w:rtl w:val="0"/>
+        </w:rPr>
+      </w:r>
+    </w:p>
+    <w:p>
+      <w:pPr>
+        <w:shd w:fill="ffffff" w:val="clear"/>
+        <w:spacing w:after="240" w:before="240" w:line="276" w:lineRule="auto"/>
+        <w:rPr>
+          <w:rFonts w:ascii="Roboto" w:cs="Roboto" w:eastAsia="Roboto" w:hAnsi="Roboto"/>
+          <w:color w:val="151515"/>
+          <w:highlight w:val="white"/>
+        </w:rPr>
+      </w:pPr>
+      <w:r>
+        <w:rPr>
+          <w:rtl w:val="0"/>
+        </w:rPr>
+      </w:r>
+    </w:p>
+    <w:p>
+      <w:pPr>
+        <w:shd w:fill="ffffff" w:val="clear"/>
+        <w:spacing w:after="240" w:before="240" w:line="276" w:lineRule="auto"/>
+        <w:rPr>
+          <w:rFonts w:ascii="Roboto" w:cs="Roboto" w:eastAsia="Roboto" w:hAnsi="Roboto"/>
+          <w:color w:val="151515"/>
+          <w:highlight w:val="white"/>
+        </w:rPr>
+      </w:pPr>
+      <w:r>
+        <w:rPr>
+          <w:rFonts w:ascii="Roboto" w:cs="Roboto" w:eastAsia="Roboto" w:hAnsi="Roboto"/>
+          <w:color w:val="151515"/>
+          <w:highlight w:val="white"/>
+          <w:rtl w:val="0"/>
+        </w:rPr>
+        <w:t xml:space="preserve">Incluye:</w:t>
       </w:r>
     </w:p>
     <w:p>
@@ -3753,7 +3580,7 @@
           <w:highlight w:val="white"/>
           <w:rtl w:val="0"/>
         </w:rPr>
-        <w:t xml:space="preserve">Streaming adaptativo (HLS + DASH)</w:t>
+        <w:t xml:space="preserve">Pregunta</w:t>
       </w:r>
     </w:p>
     <w:p>
@@ -3778,7 +3605,7 @@
           <w:highlight w:val="white"/>
           <w:rtl w:val="0"/>
         </w:rPr>
-        <w:t xml:space="preserve">Sincronización multimedia avanzada</w:t>
+        <w:t xml:space="preserve">Respuesta del usuario</w:t>
       </w:r>
     </w:p>
     <w:p>
@@ -3803,7 +3630,7 @@
           <w:highlight w:val="white"/>
           <w:rtl w:val="0"/>
         </w:rPr>
-        <w:t xml:space="preserve">Interacción usuario-contenido</w:t>
+        <w:t xml:space="preserve">Respuesta correcta</w:t>
       </w:r>
     </w:p>
     <w:p>
@@ -3813,31 +3640,6 @@
           <w:numId w:val="10"/>
         </w:numPr>
         <w:shd w:fill="ffffff" w:val="clear"/>
-        <w:spacing w:after="0" w:afterAutospacing="0" w:before="0" w:beforeAutospacing="0" w:line="276" w:lineRule="auto"/>
-        <w:ind w:left="720" w:hanging="360"/>
-        <w:rPr>
-          <w:rFonts w:ascii="Roboto" w:cs="Roboto" w:eastAsia="Roboto" w:hAnsi="Roboto"/>
-          <w:color w:val="151515"/>
-          <w:highlight w:val="white"/>
-        </w:rPr>
-      </w:pPr>
-      <w:r>
-        <w:rPr>
-          <w:rFonts w:ascii="Roboto" w:cs="Roboto" w:eastAsia="Roboto" w:hAnsi="Roboto"/>
-          <w:color w:val="151515"/>
-          <w:highlight w:val="white"/>
-          <w:rtl w:val="0"/>
-        </w:rPr>
-        <w:t xml:space="preserve">Visualización geográfica</w:t>
-      </w:r>
-    </w:p>
-    <w:p>
-      <w:pPr>
-        <w:numPr>
-          <w:ilvl w:val="0"/>
-          <w:numId w:val="10"/>
-        </w:numPr>
-        <w:shd w:fill="ffffff" w:val="clear"/>
         <w:spacing w:after="240" w:before="0" w:beforeAutospacing="0" w:line="276" w:lineRule="auto"/>
         <w:ind w:left="720" w:hanging="360"/>
         <w:rPr>
@@ -3853,7 +3655,2577 @@
           <w:highlight w:val="white"/>
           <w:rtl w:val="0"/>
         </w:rPr>
-        <w:t xml:space="preserve">Elementos de inteligencia artificial (YOLO)</w:t>
+        <w:t xml:space="preserve">Resultado</w:t>
+      </w:r>
+    </w:p>
+    <w:p>
+      <w:pPr>
+        <w:shd w:fill="ffffff" w:val="clear"/>
+        <w:spacing w:after="220" w:line="276" w:lineRule="auto"/>
+        <w:rPr>
+          <w:rFonts w:ascii="Roboto" w:cs="Roboto" w:eastAsia="Roboto" w:hAnsi="Roboto"/>
+          <w:color w:val="151515"/>
+          <w:highlight w:val="white"/>
+        </w:rPr>
+      </w:pPr>
+      <w:r>
+        <w:pict>
+          <v:rect style="width:0.0pt;height:1.5pt" o:hr="t" o:hrstd="t" o:hralign="center" fillcolor="#A0A0A0" stroked="f"/>
+        </w:pict>
+      </w:r>
+      <w:r>
+        <w:rPr>
+          <w:rtl w:val="0"/>
+        </w:rPr>
+      </w:r>
+    </w:p>
+    <w:p>
+      <w:pPr>
+        <w:pStyle w:val="Heading2"/>
+        <w:keepNext w:val="0"/>
+        <w:keepLines w:val="0"/>
+        <w:shd w:fill="ffffff" w:val="clear"/>
+        <w:spacing w:after="80" w:before="360" w:line="276" w:lineRule="auto"/>
+        <w:rPr>
+          <w:rFonts w:ascii="Roboto" w:cs="Roboto" w:eastAsia="Roboto" w:hAnsi="Roboto"/>
+          <w:color w:val="151515"/>
+          <w:sz w:val="34"/>
+          <w:szCs w:val="34"/>
+          <w:highlight w:val="white"/>
+        </w:rPr>
+      </w:pPr>
+      <w:bookmarkStart w:colFirst="0" w:colLast="0" w:name="_gqobz8ep18sx" w:id="26"/>
+      <w:bookmarkEnd w:id="26"/>
+      <w:r>
+        <w:rPr>
+          <w:rtl w:val="0"/>
+        </w:rPr>
+      </w:r>
+    </w:p>
+    <w:p>
+      <w:pPr>
+        <w:pStyle w:val="Heading2"/>
+        <w:keepNext w:val="0"/>
+        <w:keepLines w:val="0"/>
+        <w:shd w:fill="ffffff" w:val="clear"/>
+        <w:spacing w:after="80" w:before="360" w:line="276" w:lineRule="auto"/>
+        <w:rPr>
+          <w:rFonts w:ascii="Roboto" w:cs="Roboto" w:eastAsia="Roboto" w:hAnsi="Roboto"/>
+          <w:color w:val="151515"/>
+          <w:sz w:val="34"/>
+          <w:szCs w:val="34"/>
+          <w:highlight w:val="white"/>
+        </w:rPr>
+      </w:pPr>
+      <w:bookmarkStart w:colFirst="0" w:colLast="0" w:name="_gf5ynsh2pk05" w:id="27"/>
+      <w:bookmarkEnd w:id="27"/>
+      <w:r>
+        <w:rPr>
+          <w:rFonts w:ascii="Roboto" w:cs="Roboto" w:eastAsia="Roboto" w:hAnsi="Roboto"/>
+          <w:color w:val="151515"/>
+          <w:sz w:val="34"/>
+          <w:szCs w:val="34"/>
+          <w:highlight w:val="white"/>
+          <w:rtl w:val="0"/>
+        </w:rPr>
+        <w:t xml:space="preserve">5. Comandos utilizados</w:t>
+      </w:r>
+    </w:p>
+    <w:p>
+      <w:pPr>
+        <w:shd w:fill="ffffff" w:val="clear"/>
+        <w:spacing w:after="220" w:line="276" w:lineRule="auto"/>
+        <w:rPr>
+          <w:rFonts w:ascii="Roboto" w:cs="Roboto" w:eastAsia="Roboto" w:hAnsi="Roboto"/>
+          <w:b w:val="1"/>
+          <w:bCs w:val="1"/>
+          <w:color w:val="151515"/>
+          <w:highlight w:val="white"/>
+        </w:rPr>
+      </w:pPr>
+      <w:r>
+        <w:rPr>
+          <w:rtl w:val="0"/>
+        </w:rPr>
+      </w:r>
+    </w:p>
+    <w:p>
+      <w:pPr>
+        <w:shd w:fill="ffffff" w:val="clear"/>
+        <w:spacing w:after="220" w:line="276" w:lineRule="auto"/>
+        <w:rPr>
+          <w:rFonts w:ascii="Roboto" w:cs="Roboto" w:eastAsia="Roboto" w:hAnsi="Roboto"/>
+          <w:b w:val="1"/>
+          <w:bCs w:val="1"/>
+          <w:color w:val="151515"/>
+          <w:highlight w:val="white"/>
+        </w:rPr>
+      </w:pPr>
+      <w:r>
+        <w:rPr>
+          <w:rFonts w:ascii="Roboto" w:cs="Roboto" w:eastAsia="Roboto" w:hAnsi="Roboto"/>
+          <w:b w:val="1"/>
+          <w:bCs w:val="1"/>
+          <w:color w:val="151515"/>
+          <w:highlight w:val="white"/>
+          <w:rtl w:val="0"/>
+        </w:rPr>
+        <w:t xml:space="preserve">VIDEO</w:t>
+      </w:r>
+    </w:p>
+    <w:p>
+      <w:pPr>
+        <w:shd w:fill="ffffff" w:val="clear"/>
+        <w:spacing w:after="220" w:line="276" w:lineRule="auto"/>
+        <w:ind w:left="720" w:firstLine="0"/>
+        <w:rPr>
+          <w:rFonts w:ascii="Consolas" w:cs="Consolas" w:eastAsia="Consolas" w:hAnsi="Consolas"/>
+          <w:color w:val="151515"/>
+          <w:highlight w:val="white"/>
+        </w:rPr>
+      </w:pPr>
+      <w:r>
+        <w:rPr>
+          <w:rFonts w:ascii="Consolas" w:cs="Consolas" w:eastAsia="Consolas" w:hAnsi="Consolas"/>
+          <w:color w:val="151515"/>
+          <w:highlight w:val="white"/>
+          <w:rtl w:val="0"/>
+        </w:rPr>
+        <w:t xml:space="preserve">yt-dlp -f "bestvideo[height=2160]+140" --merge-output-format mp4 https://www.youtube.com/watch?v=9pv5lAYYQ_M</w:t>
+      </w:r>
+    </w:p>
+    <w:p>
+      <w:pPr>
+        <w:shd w:fill="ffffff" w:val="clear"/>
+        <w:spacing w:after="220" w:line="276" w:lineRule="auto"/>
+        <w:ind w:left="720" w:firstLine="0"/>
+        <w:rPr>
+          <w:rFonts w:ascii="Consolas" w:cs="Consolas" w:eastAsia="Consolas" w:hAnsi="Consolas"/>
+          <w:color w:val="151515"/>
+          <w:highlight w:val="white"/>
+        </w:rPr>
+      </w:pPr>
+      <w:r>
+        <w:rPr>
+          <w:rFonts w:ascii="Consolas" w:cs="Consolas" w:eastAsia="Consolas" w:hAnsi="Consolas"/>
+          <w:color w:val="151515"/>
+          <w:highlight w:val="white"/>
+          <w:rtl w:val="0"/>
+        </w:rPr>
+        <w:t xml:space="preserve">ffmpeg -ss 00:02:26 -to 00:02:57 -i video.mp4 -c copy 1.mp4</w:t>
+      </w:r>
+    </w:p>
+    <w:p>
+      <w:pPr>
+        <w:shd w:fill="ffffff" w:val="clear"/>
+        <w:spacing w:after="220" w:line="276" w:lineRule="auto"/>
+        <w:rPr>
+          <w:rFonts w:ascii="Consolas" w:cs="Consolas" w:eastAsia="Consolas" w:hAnsi="Consolas"/>
+          <w:color w:val="151515"/>
+          <w:highlight w:val="white"/>
+        </w:rPr>
+      </w:pPr>
+      <w:r>
+        <w:rPr>
+          <w:rFonts w:ascii="Consolas" w:cs="Consolas" w:eastAsia="Consolas" w:hAnsi="Consolas"/>
+          <w:color w:val="151515"/>
+          <w:highlight w:val="white"/>
+          <w:rtl w:val="0"/>
+        </w:rPr>
+        <w:tab/>
+        <w:t xml:space="preserve">ffmpeg -f concat -safe 0 -i lista.txt -c copy output.mp4</w:t>
+      </w:r>
+    </w:p>
+    <w:p>
+      <w:pPr>
+        <w:shd w:fill="ffffff" w:val="clear"/>
+        <w:spacing w:after="220" w:line="276" w:lineRule="auto"/>
+        <w:ind w:left="720" w:firstLine="0"/>
+        <w:rPr>
+          <w:rFonts w:ascii="Consolas" w:cs="Consolas" w:eastAsia="Consolas" w:hAnsi="Consolas"/>
+          <w:color w:val="151515"/>
+          <w:highlight w:val="white"/>
+        </w:rPr>
+      </w:pPr>
+      <w:r>
+        <w:rPr>
+          <w:rFonts w:ascii="Consolas" w:cs="Consolas" w:eastAsia="Consolas" w:hAnsi="Consolas"/>
+          <w:color w:val="151515"/>
+          <w:highlight w:val="white"/>
+          <w:rtl w:val="0"/>
+        </w:rPr>
+        <w:t xml:space="preserve">file '1.mp4'</w:t>
+      </w:r>
+    </w:p>
+    <w:p>
+      <w:pPr>
+        <w:shd w:fill="ffffff" w:val="clear"/>
+        <w:spacing w:after="220" w:line="276" w:lineRule="auto"/>
+        <w:ind w:left="720" w:firstLine="0"/>
+        <w:rPr>
+          <w:rFonts w:ascii="Consolas" w:cs="Consolas" w:eastAsia="Consolas" w:hAnsi="Consolas"/>
+          <w:color w:val="151515"/>
+          <w:highlight w:val="white"/>
+        </w:rPr>
+      </w:pPr>
+      <w:r>
+        <w:rPr>
+          <w:rFonts w:ascii="Consolas" w:cs="Consolas" w:eastAsia="Consolas" w:hAnsi="Consolas"/>
+          <w:color w:val="151515"/>
+          <w:highlight w:val="white"/>
+          <w:rtl w:val="0"/>
+        </w:rPr>
+        <w:t xml:space="preserve">file '2.mp4'</w:t>
+      </w:r>
+    </w:p>
+    <w:p>
+      <w:pPr>
+        <w:shd w:fill="ffffff" w:val="clear"/>
+        <w:spacing w:after="220" w:line="276" w:lineRule="auto"/>
+        <w:ind w:left="720" w:firstLine="0"/>
+        <w:rPr>
+          <w:rFonts w:ascii="Consolas" w:cs="Consolas" w:eastAsia="Consolas" w:hAnsi="Consolas"/>
+          <w:color w:val="151515"/>
+          <w:highlight w:val="white"/>
+        </w:rPr>
+      </w:pPr>
+      <w:r>
+        <w:rPr>
+          <w:rFonts w:ascii="Consolas" w:cs="Consolas" w:eastAsia="Consolas" w:hAnsi="Consolas"/>
+          <w:color w:val="151515"/>
+          <w:highlight w:val="white"/>
+          <w:rtl w:val="0"/>
+        </w:rPr>
+        <w:t xml:space="preserve">file '3.mp4'</w:t>
+      </w:r>
+    </w:p>
+    <w:p>
+      <w:pPr>
+        <w:shd w:fill="ffffff" w:val="clear"/>
+        <w:spacing w:after="220" w:line="276" w:lineRule="auto"/>
+        <w:ind w:left="720" w:firstLine="0"/>
+        <w:rPr>
+          <w:rFonts w:ascii="Consolas" w:cs="Consolas" w:eastAsia="Consolas" w:hAnsi="Consolas"/>
+          <w:color w:val="151515"/>
+          <w:highlight w:val="white"/>
+        </w:rPr>
+      </w:pPr>
+      <w:r>
+        <w:rPr>
+          <w:rFonts w:ascii="Consolas" w:cs="Consolas" w:eastAsia="Consolas" w:hAnsi="Consolas"/>
+          <w:color w:val="151515"/>
+          <w:highlight w:val="white"/>
+          <w:rtl w:val="0"/>
+        </w:rPr>
+        <w:t xml:space="preserve">file '4.mp4'</w:t>
+      </w:r>
+    </w:p>
+    <w:p>
+      <w:pPr>
+        <w:shd w:fill="ffffff" w:val="clear"/>
+        <w:spacing w:after="220" w:line="276" w:lineRule="auto"/>
+        <w:ind w:left="720" w:firstLine="0"/>
+        <w:rPr>
+          <w:rFonts w:ascii="Consolas" w:cs="Consolas" w:eastAsia="Consolas" w:hAnsi="Consolas"/>
+          <w:color w:val="151515"/>
+          <w:highlight w:val="white"/>
+        </w:rPr>
+      </w:pPr>
+      <w:r>
+        <w:rPr>
+          <w:rFonts w:ascii="Consolas" w:cs="Consolas" w:eastAsia="Consolas" w:hAnsi="Consolas"/>
+          <w:color w:val="151515"/>
+          <w:highlight w:val="white"/>
+          <w:rtl w:val="0"/>
+        </w:rPr>
+        <w:t xml:space="preserve">file '5.mp4'</w:t>
+      </w:r>
+    </w:p>
+    <w:p>
+      <w:pPr>
+        <w:shd w:fill="ffffff" w:val="clear"/>
+        <w:spacing w:after="220" w:line="276" w:lineRule="auto"/>
+        <w:ind w:left="720" w:firstLine="0"/>
+        <w:rPr>
+          <w:rFonts w:ascii="Consolas" w:cs="Consolas" w:eastAsia="Consolas" w:hAnsi="Consolas"/>
+          <w:color w:val="151515"/>
+          <w:highlight w:val="white"/>
+        </w:rPr>
+      </w:pPr>
+      <w:r>
+        <w:rPr>
+          <w:rFonts w:ascii="Consolas" w:cs="Consolas" w:eastAsia="Consolas" w:hAnsi="Consolas"/>
+          <w:color w:val="151515"/>
+          <w:highlight w:val="white"/>
+          <w:rtl w:val="0"/>
+        </w:rPr>
+        <w:t xml:space="preserve">file '6.mp4'</w:t>
+      </w:r>
+    </w:p>
+    <w:p>
+      <w:pPr>
+        <w:shd w:fill="ffffff" w:val="clear"/>
+        <w:spacing w:after="220" w:line="276" w:lineRule="auto"/>
+        <w:rPr>
+          <w:rFonts w:ascii="Consolas" w:cs="Consolas" w:eastAsia="Consolas" w:hAnsi="Consolas"/>
+          <w:color w:val="151515"/>
+          <w:highlight w:val="white"/>
+        </w:rPr>
+      </w:pPr>
+      <w:r>
+        <w:rPr>
+          <w:rtl w:val="0"/>
+        </w:rPr>
+      </w:r>
+    </w:p>
+    <w:p>
+      <w:pPr>
+        <w:shd w:fill="ffffff" w:val="clear"/>
+        <w:spacing w:after="220" w:line="276" w:lineRule="auto"/>
+        <w:rPr>
+          <w:rFonts w:ascii="Roboto" w:cs="Roboto" w:eastAsia="Roboto" w:hAnsi="Roboto"/>
+          <w:b w:val="1"/>
+          <w:bCs w:val="1"/>
+          <w:color w:val="151515"/>
+          <w:highlight w:val="white"/>
+        </w:rPr>
+      </w:pPr>
+      <w:r>
+        <w:rPr>
+          <w:rFonts w:ascii="Roboto" w:cs="Roboto" w:eastAsia="Roboto" w:hAnsi="Roboto"/>
+          <w:b w:val="1"/>
+          <w:bCs w:val="1"/>
+          <w:color w:val="151515"/>
+          <w:highlight w:val="white"/>
+          <w:rtl w:val="0"/>
+        </w:rPr>
+        <w:t xml:space="preserve">MEDIA-ABR</w:t>
+      </w:r>
+    </w:p>
+    <w:p>
+      <w:pPr>
+        <w:shd w:fill="ffffff" w:val="clear"/>
+        <w:spacing w:after="220" w:line="276" w:lineRule="auto"/>
+        <w:ind w:left="720" w:firstLine="0"/>
+        <w:rPr>
+          <w:rFonts w:ascii="Roboto" w:cs="Roboto" w:eastAsia="Roboto" w:hAnsi="Roboto"/>
+          <w:b w:val="1"/>
+          <w:bCs w:val="1"/>
+          <w:color w:val="151515"/>
+          <w:highlight w:val="white"/>
+        </w:rPr>
+      </w:pPr>
+      <w:r>
+        <w:rPr>
+          <w:rFonts w:ascii="Roboto" w:cs="Roboto" w:eastAsia="Roboto" w:hAnsi="Roboto"/>
+          <w:b w:val="1"/>
+          <w:bCs w:val="1"/>
+          <w:color w:val="151515"/>
+          <w:highlight w:val="white"/>
+          <w:rtl w:val="0"/>
+        </w:rPr>
+        <w:t xml:space="preserve">HIGH</w:t>
+      </w:r>
+    </w:p>
+    <w:p>
+      <w:pPr>
+        <w:shd w:fill="ffffff" w:val="clear"/>
+        <w:spacing w:after="220" w:line="276" w:lineRule="auto"/>
+        <w:ind w:left="1440" w:firstLine="0"/>
+        <w:rPr>
+          <w:rFonts w:ascii="Consolas" w:cs="Consolas" w:eastAsia="Consolas" w:hAnsi="Consolas"/>
+          <w:color w:val="151515"/>
+          <w:highlight w:val="white"/>
+        </w:rPr>
+      </w:pPr>
+      <w:r>
+        <w:rPr>
+          <w:rFonts w:ascii="Consolas" w:cs="Consolas" w:eastAsia="Consolas" w:hAnsi="Consolas"/>
+          <w:color w:val="151515"/>
+          <w:highlight w:val="white"/>
+          <w:rtl w:val="0"/>
+        </w:rPr>
+        <w:t xml:space="preserve">ffmpeg -i video_original.mp4 \</w:t>
+      </w:r>
+    </w:p>
+    <w:p>
+      <w:pPr>
+        <w:shd w:fill="ffffff" w:val="clear"/>
+        <w:spacing w:after="220" w:line="276" w:lineRule="auto"/>
+        <w:ind w:left="1440" w:firstLine="0"/>
+        <w:rPr>
+          <w:rFonts w:ascii="Consolas" w:cs="Consolas" w:eastAsia="Consolas" w:hAnsi="Consolas"/>
+          <w:color w:val="151515"/>
+          <w:highlight w:val="white"/>
+        </w:rPr>
+      </w:pPr>
+      <w:r>
+        <w:rPr>
+          <w:rFonts w:ascii="Consolas" w:cs="Consolas" w:eastAsia="Consolas" w:hAnsi="Consolas"/>
+          <w:color w:val="151515"/>
+          <w:highlight w:val="white"/>
+          <w:rtl w:val="0"/>
+        </w:rPr>
+        <w:t xml:space="preserve">-c:v libx264 -preset fast -profile:v high -b:v 12000k -maxrate 12000k -bufsize 24000k \</w:t>
+      </w:r>
+    </w:p>
+    <w:p>
+      <w:pPr>
+        <w:shd w:fill="ffffff" w:val="clear"/>
+        <w:spacing w:after="220" w:line="276" w:lineRule="auto"/>
+        <w:ind w:left="1440" w:firstLine="0"/>
+        <w:rPr>
+          <w:rFonts w:ascii="Consolas" w:cs="Consolas" w:eastAsia="Consolas" w:hAnsi="Consolas"/>
+          <w:color w:val="151515"/>
+          <w:highlight w:val="white"/>
+        </w:rPr>
+      </w:pPr>
+      <w:r>
+        <w:rPr>
+          <w:rFonts w:ascii="Consolas" w:cs="Consolas" w:eastAsia="Consolas" w:hAnsi="Consolas"/>
+          <w:color w:val="151515"/>
+          <w:highlight w:val="white"/>
+          <w:rtl w:val="0"/>
+        </w:rPr>
+        <w:t xml:space="preserve">-vf "scale=3840:2160" \</w:t>
+      </w:r>
+    </w:p>
+    <w:p>
+      <w:pPr>
+        <w:shd w:fill="ffffff" w:val="clear"/>
+        <w:spacing w:after="220" w:line="276" w:lineRule="auto"/>
+        <w:ind w:left="1440" w:firstLine="0"/>
+        <w:rPr>
+          <w:rFonts w:ascii="Consolas" w:cs="Consolas" w:eastAsia="Consolas" w:hAnsi="Consolas"/>
+          <w:color w:val="151515"/>
+          <w:highlight w:val="white"/>
+        </w:rPr>
+      </w:pPr>
+      <w:r>
+        <w:rPr>
+          <w:rFonts w:ascii="Consolas" w:cs="Consolas" w:eastAsia="Consolas" w:hAnsi="Consolas"/>
+          <w:color w:val="151515"/>
+          <w:highlight w:val="white"/>
+          <w:rtl w:val="0"/>
+        </w:rPr>
+        <w:t xml:space="preserve">-c:a aac -b:a 192k \</w:t>
+      </w:r>
+    </w:p>
+    <w:p>
+      <w:pPr>
+        <w:shd w:fill="ffffff" w:val="clear"/>
+        <w:spacing w:after="220" w:line="276" w:lineRule="auto"/>
+        <w:ind w:left="1440" w:firstLine="0"/>
+        <w:rPr>
+          <w:rFonts w:ascii="Consolas" w:cs="Consolas" w:eastAsia="Consolas" w:hAnsi="Consolas"/>
+          <w:color w:val="151515"/>
+          <w:highlight w:val="white"/>
+        </w:rPr>
+      </w:pPr>
+      <w:r>
+        <w:rPr>
+          <w:rFonts w:ascii="Consolas" w:cs="Consolas" w:eastAsia="Consolas" w:hAnsi="Consolas"/>
+          <w:color w:val="151515"/>
+          <w:highlight w:val="white"/>
+          <w:rtl w:val="0"/>
+        </w:rPr>
+        <w:t xml:space="preserve">-f segment -segment_time 4 -segment_format mp4 media-abr/high/v-%02d.mp4</w:t>
+      </w:r>
+    </w:p>
+    <w:p>
+      <w:pPr>
+        <w:shd w:fill="ffffff" w:val="clear"/>
+        <w:spacing w:after="220" w:line="276" w:lineRule="auto"/>
+        <w:ind w:left="720" w:firstLine="0"/>
+        <w:rPr>
+          <w:rFonts w:ascii="Consolas" w:cs="Consolas" w:eastAsia="Consolas" w:hAnsi="Consolas"/>
+          <w:b w:val="1"/>
+          <w:bCs w:val="1"/>
+          <w:color w:val="151515"/>
+          <w:highlight w:val="white"/>
+        </w:rPr>
+      </w:pPr>
+      <w:r>
+        <w:rPr>
+          <w:rFonts w:ascii="Roboto" w:cs="Roboto" w:eastAsia="Roboto" w:hAnsi="Roboto"/>
+          <w:b w:val="1"/>
+          <w:bCs w:val="1"/>
+          <w:color w:val="151515"/>
+          <w:highlight w:val="white"/>
+          <w:rtl w:val="0"/>
+        </w:rPr>
+        <w:t xml:space="preserve">MED</w:t>
+      </w:r>
+      <w:r>
+        <w:rPr>
+          <w:rFonts w:ascii="Consolas" w:cs="Consolas" w:eastAsia="Consolas" w:hAnsi="Consolas"/>
+          <w:b w:val="1"/>
+          <w:bCs w:val="1"/>
+          <w:color w:val="151515"/>
+          <w:highlight w:val="white"/>
+          <w:rtl w:val="0"/>
+        </w:rPr>
+        <w:t xml:space="preserve">IUM</w:t>
+      </w:r>
+    </w:p>
+    <w:p>
+      <w:pPr>
+        <w:shd w:fill="ffffff" w:val="clear"/>
+        <w:spacing w:after="220" w:line="276" w:lineRule="auto"/>
+        <w:ind w:left="1440" w:firstLine="0"/>
+        <w:rPr>
+          <w:rFonts w:ascii="Consolas" w:cs="Consolas" w:eastAsia="Consolas" w:hAnsi="Consolas"/>
+          <w:color w:val="151515"/>
+          <w:highlight w:val="white"/>
+        </w:rPr>
+      </w:pPr>
+      <w:r>
+        <w:rPr>
+          <w:rFonts w:ascii="Consolas" w:cs="Consolas" w:eastAsia="Consolas" w:hAnsi="Consolas"/>
+          <w:color w:val="151515"/>
+          <w:highlight w:val="white"/>
+          <w:rtl w:val="0"/>
+        </w:rPr>
+        <w:t xml:space="preserve"># 1080p medium</w:t>
+      </w:r>
+    </w:p>
+    <w:p>
+      <w:pPr>
+        <w:shd w:fill="ffffff" w:val="clear"/>
+        <w:spacing w:after="220" w:line="276" w:lineRule="auto"/>
+        <w:ind w:left="1440" w:firstLine="0"/>
+        <w:rPr>
+          <w:rFonts w:ascii="Consolas" w:cs="Consolas" w:eastAsia="Consolas" w:hAnsi="Consolas"/>
+          <w:color w:val="151515"/>
+          <w:highlight w:val="white"/>
+        </w:rPr>
+      </w:pPr>
+      <w:r>
+        <w:rPr>
+          <w:rFonts w:ascii="Consolas" w:cs="Consolas" w:eastAsia="Consolas" w:hAnsi="Consolas"/>
+          <w:color w:val="151515"/>
+          <w:highlight w:val="white"/>
+          <w:rtl w:val="0"/>
+        </w:rPr>
+        <w:t xml:space="preserve">ffmpeg -i video_original.mp4 \</w:t>
+      </w:r>
+    </w:p>
+    <w:p>
+      <w:pPr>
+        <w:shd w:fill="ffffff" w:val="clear"/>
+        <w:spacing w:after="220" w:line="276" w:lineRule="auto"/>
+        <w:ind w:left="1440" w:firstLine="0"/>
+        <w:rPr>
+          <w:rFonts w:ascii="Consolas" w:cs="Consolas" w:eastAsia="Consolas" w:hAnsi="Consolas"/>
+          <w:color w:val="151515"/>
+          <w:highlight w:val="white"/>
+        </w:rPr>
+      </w:pPr>
+      <w:r>
+        <w:rPr>
+          <w:rFonts w:ascii="Consolas" w:cs="Consolas" w:eastAsia="Consolas" w:hAnsi="Consolas"/>
+          <w:color w:val="151515"/>
+          <w:highlight w:val="white"/>
+          <w:rtl w:val="0"/>
+        </w:rPr>
+        <w:t xml:space="preserve">-c:v libx264 -preset fast -profile:v high -b:v 6000k -maxrate 6000k -bufsize 12000k \</w:t>
+      </w:r>
+    </w:p>
+    <w:p>
+      <w:pPr>
+        <w:shd w:fill="ffffff" w:val="clear"/>
+        <w:spacing w:after="220" w:line="276" w:lineRule="auto"/>
+        <w:ind w:left="1440" w:firstLine="0"/>
+        <w:rPr>
+          <w:rFonts w:ascii="Consolas" w:cs="Consolas" w:eastAsia="Consolas" w:hAnsi="Consolas"/>
+          <w:color w:val="151515"/>
+          <w:highlight w:val="white"/>
+        </w:rPr>
+      </w:pPr>
+      <w:r>
+        <w:rPr>
+          <w:rFonts w:ascii="Consolas" w:cs="Consolas" w:eastAsia="Consolas" w:hAnsi="Consolas"/>
+          <w:color w:val="151515"/>
+          <w:highlight w:val="white"/>
+          <w:rtl w:val="0"/>
+        </w:rPr>
+        <w:t xml:space="preserve">-vf "scale=1920:1080" \</w:t>
+      </w:r>
+    </w:p>
+    <w:p>
+      <w:pPr>
+        <w:shd w:fill="ffffff" w:val="clear"/>
+        <w:spacing w:after="220" w:line="276" w:lineRule="auto"/>
+        <w:ind w:left="1440" w:firstLine="0"/>
+        <w:rPr>
+          <w:rFonts w:ascii="Consolas" w:cs="Consolas" w:eastAsia="Consolas" w:hAnsi="Consolas"/>
+          <w:color w:val="151515"/>
+          <w:highlight w:val="white"/>
+        </w:rPr>
+      </w:pPr>
+      <w:r>
+        <w:rPr>
+          <w:rFonts w:ascii="Consolas" w:cs="Consolas" w:eastAsia="Consolas" w:hAnsi="Consolas"/>
+          <w:color w:val="151515"/>
+          <w:highlight w:val="white"/>
+          <w:rtl w:val="0"/>
+        </w:rPr>
+        <w:t xml:space="preserve">-c:a aac -b:a 128k \</w:t>
+      </w:r>
+    </w:p>
+    <w:p>
+      <w:pPr>
+        <w:shd w:fill="ffffff" w:val="clear"/>
+        <w:spacing w:after="220" w:line="276" w:lineRule="auto"/>
+        <w:ind w:left="1440" w:firstLine="0"/>
+        <w:rPr>
+          <w:rFonts w:ascii="Consolas" w:cs="Consolas" w:eastAsia="Consolas" w:hAnsi="Consolas"/>
+          <w:color w:val="151515"/>
+          <w:highlight w:val="white"/>
+        </w:rPr>
+      </w:pPr>
+      <w:r>
+        <w:rPr>
+          <w:rFonts w:ascii="Consolas" w:cs="Consolas" w:eastAsia="Consolas" w:hAnsi="Consolas"/>
+          <w:color w:val="151515"/>
+          <w:highlight w:val="white"/>
+          <w:rtl w:val="0"/>
+        </w:rPr>
+        <w:t xml:space="preserve">-f segment -segment_time 4 -segment_format mp4 media-abr/medium/v-%02d.mp4</w:t>
+      </w:r>
+    </w:p>
+    <w:p>
+      <w:pPr>
+        <w:shd w:fill="ffffff" w:val="clear"/>
+        <w:spacing w:after="220" w:line="276" w:lineRule="auto"/>
+        <w:ind w:left="720" w:firstLine="0"/>
+        <w:rPr>
+          <w:rFonts w:ascii="Roboto" w:cs="Roboto" w:eastAsia="Roboto" w:hAnsi="Roboto"/>
+          <w:b w:val="1"/>
+          <w:bCs w:val="1"/>
+          <w:color w:val="151515"/>
+          <w:highlight w:val="white"/>
+        </w:rPr>
+      </w:pPr>
+      <w:r>
+        <w:rPr>
+          <w:rFonts w:ascii="Roboto" w:cs="Roboto" w:eastAsia="Roboto" w:hAnsi="Roboto"/>
+          <w:b w:val="1"/>
+          <w:bCs w:val="1"/>
+          <w:color w:val="151515"/>
+          <w:highlight w:val="white"/>
+          <w:rtl w:val="0"/>
+        </w:rPr>
+        <w:t xml:space="preserve">LOW</w:t>
+      </w:r>
+    </w:p>
+    <w:p>
+      <w:pPr>
+        <w:shd w:fill="ffffff" w:val="clear"/>
+        <w:spacing w:after="220" w:line="276" w:lineRule="auto"/>
+        <w:ind w:left="1440" w:firstLine="0"/>
+        <w:rPr>
+          <w:rFonts w:ascii="Consolas" w:cs="Consolas" w:eastAsia="Consolas" w:hAnsi="Consolas"/>
+          <w:color w:val="151515"/>
+          <w:highlight w:val="white"/>
+        </w:rPr>
+      </w:pPr>
+      <w:r>
+        <w:rPr>
+          <w:rFonts w:ascii="Consolas" w:cs="Consolas" w:eastAsia="Consolas" w:hAnsi="Consolas"/>
+          <w:color w:val="151515"/>
+          <w:highlight w:val="white"/>
+          <w:rtl w:val="0"/>
+        </w:rPr>
+        <w:t xml:space="preserve"># 720p low</w:t>
+      </w:r>
+    </w:p>
+    <w:p>
+      <w:pPr>
+        <w:shd w:fill="ffffff" w:val="clear"/>
+        <w:spacing w:after="220" w:line="276" w:lineRule="auto"/>
+        <w:ind w:left="1440" w:firstLine="0"/>
+        <w:rPr>
+          <w:rFonts w:ascii="Consolas" w:cs="Consolas" w:eastAsia="Consolas" w:hAnsi="Consolas"/>
+          <w:color w:val="151515"/>
+          <w:highlight w:val="white"/>
+        </w:rPr>
+      </w:pPr>
+      <w:r>
+        <w:rPr>
+          <w:rFonts w:ascii="Consolas" w:cs="Consolas" w:eastAsia="Consolas" w:hAnsi="Consolas"/>
+          <w:color w:val="151515"/>
+          <w:highlight w:val="white"/>
+          <w:rtl w:val="0"/>
+        </w:rPr>
+        <w:t xml:space="preserve">ffmpeg -i video_original.mp4 \</w:t>
+      </w:r>
+    </w:p>
+    <w:p>
+      <w:pPr>
+        <w:shd w:fill="ffffff" w:val="clear"/>
+        <w:spacing w:after="220" w:line="276" w:lineRule="auto"/>
+        <w:ind w:left="1440" w:firstLine="0"/>
+        <w:rPr>
+          <w:rFonts w:ascii="Consolas" w:cs="Consolas" w:eastAsia="Consolas" w:hAnsi="Consolas"/>
+          <w:color w:val="151515"/>
+          <w:highlight w:val="white"/>
+        </w:rPr>
+      </w:pPr>
+      <w:r>
+        <w:rPr>
+          <w:rFonts w:ascii="Consolas" w:cs="Consolas" w:eastAsia="Consolas" w:hAnsi="Consolas"/>
+          <w:color w:val="151515"/>
+          <w:highlight w:val="white"/>
+          <w:rtl w:val="0"/>
+        </w:rPr>
+        <w:t xml:space="preserve">  -c:v libx264 -preset fast -profile:v main -b:v 3000k -maxrate 3000k -bufsize 6000k \</w:t>
+      </w:r>
+    </w:p>
+    <w:p>
+      <w:pPr>
+        <w:shd w:fill="ffffff" w:val="clear"/>
+        <w:spacing w:after="220" w:line="276" w:lineRule="auto"/>
+        <w:ind w:left="1440" w:firstLine="0"/>
+        <w:rPr>
+          <w:rFonts w:ascii="Consolas" w:cs="Consolas" w:eastAsia="Consolas" w:hAnsi="Consolas"/>
+          <w:color w:val="151515"/>
+          <w:highlight w:val="white"/>
+        </w:rPr>
+      </w:pPr>
+      <w:r>
+        <w:rPr>
+          <w:rFonts w:ascii="Consolas" w:cs="Consolas" w:eastAsia="Consolas" w:hAnsi="Consolas"/>
+          <w:color w:val="151515"/>
+          <w:highlight w:val="white"/>
+          <w:rtl w:val="0"/>
+        </w:rPr>
+        <w:t xml:space="preserve">  -vf "scale=1280:720" \</w:t>
+      </w:r>
+    </w:p>
+    <w:p>
+      <w:pPr>
+        <w:shd w:fill="ffffff" w:val="clear"/>
+        <w:spacing w:after="220" w:line="276" w:lineRule="auto"/>
+        <w:ind w:left="1440" w:firstLine="0"/>
+        <w:rPr>
+          <w:rFonts w:ascii="Consolas" w:cs="Consolas" w:eastAsia="Consolas" w:hAnsi="Consolas"/>
+          <w:color w:val="151515"/>
+          <w:highlight w:val="white"/>
+        </w:rPr>
+      </w:pPr>
+      <w:r>
+        <w:rPr>
+          <w:rFonts w:ascii="Consolas" w:cs="Consolas" w:eastAsia="Consolas" w:hAnsi="Consolas"/>
+          <w:color w:val="151515"/>
+          <w:highlight w:val="white"/>
+          <w:rtl w:val="0"/>
+        </w:rPr>
+        <w:t xml:space="preserve">  -c:a aac -b:a 128k \</w:t>
+      </w:r>
+    </w:p>
+    <w:p>
+      <w:pPr>
+        <w:shd w:fill="ffffff" w:val="clear"/>
+        <w:spacing w:after="220" w:line="276" w:lineRule="auto"/>
+        <w:ind w:left="1440" w:firstLine="0"/>
+        <w:rPr>
+          <w:rFonts w:ascii="Consolas" w:cs="Consolas" w:eastAsia="Consolas" w:hAnsi="Consolas"/>
+          <w:color w:val="151515"/>
+          <w:highlight w:val="white"/>
+        </w:rPr>
+      </w:pPr>
+      <w:r>
+        <w:rPr>
+          <w:rFonts w:ascii="Consolas" w:cs="Consolas" w:eastAsia="Consolas" w:hAnsi="Consolas"/>
+          <w:color w:val="151515"/>
+          <w:highlight w:val="white"/>
+          <w:rtl w:val="0"/>
+        </w:rPr>
+        <w:t xml:space="preserve">  -f segment -segment_time 4 -segment_format mp4 media-abr/low/v-%02d.mp4</w:t>
+      </w:r>
+    </w:p>
+    <w:p>
+      <w:pPr>
+        <w:shd w:fill="ffffff" w:val="clear"/>
+        <w:spacing w:after="220" w:line="276" w:lineRule="auto"/>
+        <w:rPr>
+          <w:rFonts w:ascii="Roboto" w:cs="Roboto" w:eastAsia="Roboto" w:hAnsi="Roboto"/>
+          <w:color w:val="151515"/>
+          <w:highlight w:val="white"/>
+        </w:rPr>
+      </w:pPr>
+      <w:r>
+        <w:rPr>
+          <w:rtl w:val="0"/>
+        </w:rPr>
+      </w:r>
+    </w:p>
+    <w:p>
+      <w:pPr>
+        <w:shd w:fill="ffffff" w:val="clear"/>
+        <w:spacing w:after="220" w:line="276" w:lineRule="auto"/>
+        <w:rPr>
+          <w:rFonts w:ascii="Roboto" w:cs="Roboto" w:eastAsia="Roboto" w:hAnsi="Roboto"/>
+          <w:b w:val="1"/>
+          <w:bCs w:val="1"/>
+          <w:color w:val="151515"/>
+          <w:sz w:val="26"/>
+          <w:szCs w:val="26"/>
+          <w:highlight w:val="white"/>
+        </w:rPr>
+      </w:pPr>
+      <w:r>
+        <w:rPr>
+          <w:rFonts w:ascii="Roboto" w:cs="Roboto" w:eastAsia="Roboto" w:hAnsi="Roboto"/>
+          <w:b w:val="1"/>
+          <w:bCs w:val="1"/>
+          <w:color w:val="151515"/>
+          <w:sz w:val="26"/>
+          <w:szCs w:val="26"/>
+          <w:highlight w:val="white"/>
+          <w:rtl w:val="0"/>
+        </w:rPr>
+        <w:t xml:space="preserve">HLS - Conversión a 8-bit - hls_time 4</w:t>
+      </w:r>
+    </w:p>
+    <w:p>
+      <w:pPr>
+        <w:shd w:fill="ffffff" w:val="clear"/>
+        <w:spacing w:after="220" w:line="276" w:lineRule="auto"/>
+        <w:ind w:left="720" w:firstLine="0"/>
+        <w:rPr>
+          <w:rFonts w:ascii="Roboto" w:cs="Roboto" w:eastAsia="Roboto" w:hAnsi="Roboto"/>
+          <w:b w:val="1"/>
+          <w:bCs w:val="1"/>
+          <w:color w:val="151515"/>
+          <w:highlight w:val="white"/>
+        </w:rPr>
+      </w:pPr>
+      <w:r>
+        <w:rPr>
+          <w:rFonts w:ascii="Roboto" w:cs="Roboto" w:eastAsia="Roboto" w:hAnsi="Roboto"/>
+          <w:b w:val="1"/>
+          <w:bCs w:val="1"/>
+          <w:color w:val="151515"/>
+          <w:highlight w:val="white"/>
+          <w:rtl w:val="0"/>
+        </w:rPr>
+        <w:t xml:space="preserve">HIGH</w:t>
+      </w:r>
+    </w:p>
+    <w:p>
+      <w:pPr>
+        <w:shd w:fill="ffffff" w:val="clear"/>
+        <w:spacing w:after="220" w:line="276" w:lineRule="auto"/>
+        <w:ind w:left="1440" w:firstLine="0"/>
+        <w:rPr>
+          <w:rFonts w:ascii="Consolas" w:cs="Consolas" w:eastAsia="Consolas" w:hAnsi="Consolas"/>
+          <w:color w:val="151515"/>
+          <w:highlight w:val="white"/>
+        </w:rPr>
+      </w:pPr>
+      <w:r>
+        <w:rPr>
+          <w:rFonts w:ascii="Consolas" w:cs="Consolas" w:eastAsia="Consolas" w:hAnsi="Consolas"/>
+          <w:color w:val="151515"/>
+          <w:highlight w:val="white"/>
+          <w:rtl w:val="0"/>
+        </w:rPr>
+        <w:t xml:space="preserve">ffmpeg -i video_original.mp4 \</w:t>
+      </w:r>
+    </w:p>
+    <w:p>
+      <w:pPr>
+        <w:shd w:fill="ffffff" w:val="clear"/>
+        <w:spacing w:after="220" w:line="276" w:lineRule="auto"/>
+        <w:ind w:left="1440" w:firstLine="0"/>
+        <w:rPr>
+          <w:rFonts w:ascii="Consolas" w:cs="Consolas" w:eastAsia="Consolas" w:hAnsi="Consolas"/>
+          <w:color w:val="151515"/>
+          <w:highlight w:val="white"/>
+        </w:rPr>
+      </w:pPr>
+      <w:r>
+        <w:rPr>
+          <w:rFonts w:ascii="Consolas" w:cs="Consolas" w:eastAsia="Consolas" w:hAnsi="Consolas"/>
+          <w:color w:val="151515"/>
+          <w:highlight w:val="white"/>
+          <w:rtl w:val="0"/>
+        </w:rPr>
+        <w:t xml:space="preserve">-c:v libx264 -preset fast -profile:v high -b:v 12000k -maxrate 12000k -bufsize 24000k \</w:t>
+      </w:r>
+    </w:p>
+    <w:p>
+      <w:pPr>
+        <w:shd w:fill="ffffff" w:val="clear"/>
+        <w:spacing w:after="220" w:line="276" w:lineRule="auto"/>
+        <w:ind w:left="1440" w:firstLine="0"/>
+        <w:rPr>
+          <w:rFonts w:ascii="Consolas" w:cs="Consolas" w:eastAsia="Consolas" w:hAnsi="Consolas"/>
+          <w:color w:val="151515"/>
+          <w:highlight w:val="white"/>
+        </w:rPr>
+      </w:pPr>
+      <w:r>
+        <w:rPr>
+          <w:rFonts w:ascii="Consolas" w:cs="Consolas" w:eastAsia="Consolas" w:hAnsi="Consolas"/>
+          <w:color w:val="151515"/>
+          <w:highlight w:val="white"/>
+          <w:rtl w:val="0"/>
+        </w:rPr>
+        <w:t xml:space="preserve">-vf "scale=3840:2160" -pix_fmt yuv420p \</w:t>
+      </w:r>
+    </w:p>
+    <w:p>
+      <w:pPr>
+        <w:shd w:fill="ffffff" w:val="clear"/>
+        <w:spacing w:after="220" w:line="276" w:lineRule="auto"/>
+        <w:ind w:left="1440" w:firstLine="0"/>
+        <w:rPr>
+          <w:rFonts w:ascii="Consolas" w:cs="Consolas" w:eastAsia="Consolas" w:hAnsi="Consolas"/>
+          <w:color w:val="151515"/>
+          <w:highlight w:val="white"/>
+        </w:rPr>
+      </w:pPr>
+      <w:r>
+        <w:rPr>
+          <w:rFonts w:ascii="Consolas" w:cs="Consolas" w:eastAsia="Consolas" w:hAnsi="Consolas"/>
+          <w:color w:val="151515"/>
+          <w:highlight w:val="white"/>
+          <w:rtl w:val="0"/>
+        </w:rPr>
+        <w:t xml:space="preserve">-c:a aac -b:a 192k \</w:t>
+      </w:r>
+    </w:p>
+    <w:p>
+      <w:pPr>
+        <w:shd w:fill="ffffff" w:val="clear"/>
+        <w:spacing w:after="220" w:line="276" w:lineRule="auto"/>
+        <w:ind w:left="1440" w:firstLine="0"/>
+        <w:rPr>
+          <w:rFonts w:ascii="Consolas" w:cs="Consolas" w:eastAsia="Consolas" w:hAnsi="Consolas"/>
+          <w:color w:val="151515"/>
+          <w:highlight w:val="white"/>
+        </w:rPr>
+      </w:pPr>
+      <w:r>
+        <w:rPr>
+          <w:rFonts w:ascii="Consolas" w:cs="Consolas" w:eastAsia="Consolas" w:hAnsi="Consolas"/>
+          <w:color w:val="151515"/>
+          <w:highlight w:val="white"/>
+          <w:rtl w:val="0"/>
+        </w:rPr>
+        <w:t xml:space="preserve">-f hls -hls_time 4 -hls_playlist_type vod \</w:t>
+      </w:r>
+    </w:p>
+    <w:p>
+      <w:pPr>
+        <w:shd w:fill="ffffff" w:val="clear"/>
+        <w:spacing w:after="220" w:line="276" w:lineRule="auto"/>
+        <w:ind w:left="1440" w:firstLine="0"/>
+        <w:rPr>
+          <w:rFonts w:ascii="Consolas" w:cs="Consolas" w:eastAsia="Consolas" w:hAnsi="Consolas"/>
+          <w:color w:val="151515"/>
+          <w:highlight w:val="white"/>
+        </w:rPr>
+      </w:pPr>
+      <w:r>
+        <w:rPr>
+          <w:rFonts w:ascii="Consolas" w:cs="Consolas" w:eastAsia="Consolas" w:hAnsi="Consolas"/>
+          <w:color w:val="151515"/>
+          <w:highlight w:val="white"/>
+          <w:rtl w:val="0"/>
+        </w:rPr>
+        <w:t xml:space="preserve">-hls_segment_filename "hls/high_%03d.ts" \</w:t>
+      </w:r>
+    </w:p>
+    <w:p>
+      <w:pPr>
+        <w:shd w:fill="ffffff" w:val="clear"/>
+        <w:spacing w:after="220" w:line="276" w:lineRule="auto"/>
+        <w:ind w:left="1440" w:firstLine="0"/>
+        <w:rPr>
+          <w:rFonts w:ascii="Consolas" w:cs="Consolas" w:eastAsia="Consolas" w:hAnsi="Consolas"/>
+          <w:color w:val="151515"/>
+          <w:highlight w:val="white"/>
+        </w:rPr>
+      </w:pPr>
+      <w:r>
+        <w:rPr>
+          <w:rFonts w:ascii="Consolas" w:cs="Consolas" w:eastAsia="Consolas" w:hAnsi="Consolas"/>
+          <w:color w:val="151515"/>
+          <w:highlight w:val="white"/>
+          <w:rtl w:val="0"/>
+        </w:rPr>
+        <w:t xml:space="preserve">hls/high.m3u8</w:t>
+      </w:r>
+    </w:p>
+    <w:p>
+      <w:pPr>
+        <w:shd w:fill="ffffff" w:val="clear"/>
+        <w:spacing w:after="220" w:line="276" w:lineRule="auto"/>
+        <w:ind w:left="720" w:firstLine="0"/>
+        <w:rPr>
+          <w:rFonts w:ascii="Roboto" w:cs="Roboto" w:eastAsia="Roboto" w:hAnsi="Roboto"/>
+          <w:b w:val="1"/>
+          <w:bCs w:val="1"/>
+          <w:color w:val="151515"/>
+          <w:highlight w:val="white"/>
+        </w:rPr>
+      </w:pPr>
+      <w:r>
+        <w:rPr>
+          <w:rFonts w:ascii="Roboto" w:cs="Roboto" w:eastAsia="Roboto" w:hAnsi="Roboto"/>
+          <w:b w:val="1"/>
+          <w:bCs w:val="1"/>
+          <w:color w:val="151515"/>
+          <w:highlight w:val="white"/>
+          <w:rtl w:val="0"/>
+        </w:rPr>
+        <w:t xml:space="preserve">MEDIUM</w:t>
+      </w:r>
+    </w:p>
+    <w:p>
+      <w:pPr>
+        <w:shd w:fill="ffffff" w:val="clear"/>
+        <w:spacing w:after="220" w:line="276" w:lineRule="auto"/>
+        <w:ind w:left="1440" w:firstLine="0"/>
+        <w:rPr>
+          <w:rFonts w:ascii="Consolas" w:cs="Consolas" w:eastAsia="Consolas" w:hAnsi="Consolas"/>
+          <w:color w:val="151515"/>
+          <w:highlight w:val="white"/>
+        </w:rPr>
+      </w:pPr>
+      <w:r>
+        <w:rPr>
+          <w:rFonts w:ascii="Consolas" w:cs="Consolas" w:eastAsia="Consolas" w:hAnsi="Consolas"/>
+          <w:color w:val="151515"/>
+          <w:highlight w:val="white"/>
+          <w:rtl w:val="0"/>
+        </w:rPr>
+        <w:t xml:space="preserve"># 1080p medium</w:t>
+      </w:r>
+    </w:p>
+    <w:p>
+      <w:pPr>
+        <w:shd w:fill="ffffff" w:val="clear"/>
+        <w:spacing w:after="220" w:line="276" w:lineRule="auto"/>
+        <w:ind w:left="1440" w:firstLine="0"/>
+        <w:rPr>
+          <w:rFonts w:ascii="Consolas" w:cs="Consolas" w:eastAsia="Consolas" w:hAnsi="Consolas"/>
+          <w:color w:val="151515"/>
+          <w:highlight w:val="white"/>
+        </w:rPr>
+      </w:pPr>
+      <w:r>
+        <w:rPr>
+          <w:rFonts w:ascii="Consolas" w:cs="Consolas" w:eastAsia="Consolas" w:hAnsi="Consolas"/>
+          <w:color w:val="151515"/>
+          <w:highlight w:val="white"/>
+          <w:rtl w:val="0"/>
+        </w:rPr>
+        <w:t xml:space="preserve">ffmpeg -i video_original.mp4 \</w:t>
+      </w:r>
+    </w:p>
+    <w:p>
+      <w:pPr>
+        <w:shd w:fill="ffffff" w:val="clear"/>
+        <w:spacing w:after="220" w:line="276" w:lineRule="auto"/>
+        <w:ind w:left="1440" w:firstLine="0"/>
+        <w:rPr>
+          <w:rFonts w:ascii="Consolas" w:cs="Consolas" w:eastAsia="Consolas" w:hAnsi="Consolas"/>
+          <w:color w:val="151515"/>
+          <w:highlight w:val="white"/>
+        </w:rPr>
+      </w:pPr>
+      <w:r>
+        <w:rPr>
+          <w:rFonts w:ascii="Consolas" w:cs="Consolas" w:eastAsia="Consolas" w:hAnsi="Consolas"/>
+          <w:color w:val="151515"/>
+          <w:highlight w:val="white"/>
+          <w:rtl w:val="0"/>
+        </w:rPr>
+        <w:t xml:space="preserve">  -c:v libx264 -preset fast -profile:v high -b:v 6000k -maxrate 6000k -bufsize 12000k \</w:t>
+      </w:r>
+    </w:p>
+    <w:p>
+      <w:pPr>
+        <w:shd w:fill="ffffff" w:val="clear"/>
+        <w:spacing w:after="220" w:line="276" w:lineRule="auto"/>
+        <w:ind w:left="1440" w:firstLine="0"/>
+        <w:rPr>
+          <w:rFonts w:ascii="Consolas" w:cs="Consolas" w:eastAsia="Consolas" w:hAnsi="Consolas"/>
+          <w:color w:val="151515"/>
+          <w:highlight w:val="white"/>
+        </w:rPr>
+      </w:pPr>
+      <w:r>
+        <w:rPr>
+          <w:rFonts w:ascii="Consolas" w:cs="Consolas" w:eastAsia="Consolas" w:hAnsi="Consolas"/>
+          <w:color w:val="151515"/>
+          <w:highlight w:val="white"/>
+          <w:rtl w:val="0"/>
+        </w:rPr>
+        <w:t xml:space="preserve">  -vf "scale=1920:1080" -pix_fmt yuv420p \</w:t>
+      </w:r>
+    </w:p>
+    <w:p>
+      <w:pPr>
+        <w:shd w:fill="ffffff" w:val="clear"/>
+        <w:spacing w:after="220" w:line="276" w:lineRule="auto"/>
+        <w:ind w:left="1440" w:firstLine="0"/>
+        <w:rPr>
+          <w:rFonts w:ascii="Consolas" w:cs="Consolas" w:eastAsia="Consolas" w:hAnsi="Consolas"/>
+          <w:color w:val="151515"/>
+          <w:highlight w:val="white"/>
+        </w:rPr>
+      </w:pPr>
+      <w:r>
+        <w:rPr>
+          <w:rFonts w:ascii="Consolas" w:cs="Consolas" w:eastAsia="Consolas" w:hAnsi="Consolas"/>
+          <w:color w:val="151515"/>
+          <w:highlight w:val="white"/>
+          <w:rtl w:val="0"/>
+        </w:rPr>
+        <w:t xml:space="preserve">  -c:a aac -b:a 128k \</w:t>
+      </w:r>
+    </w:p>
+    <w:p>
+      <w:pPr>
+        <w:shd w:fill="ffffff" w:val="clear"/>
+        <w:spacing w:after="220" w:line="276" w:lineRule="auto"/>
+        <w:ind w:left="1440" w:firstLine="0"/>
+        <w:rPr>
+          <w:rFonts w:ascii="Consolas" w:cs="Consolas" w:eastAsia="Consolas" w:hAnsi="Consolas"/>
+          <w:color w:val="151515"/>
+          <w:highlight w:val="white"/>
+        </w:rPr>
+      </w:pPr>
+      <w:r>
+        <w:rPr>
+          <w:rFonts w:ascii="Consolas" w:cs="Consolas" w:eastAsia="Consolas" w:hAnsi="Consolas"/>
+          <w:color w:val="151515"/>
+          <w:highlight w:val="white"/>
+          <w:rtl w:val="0"/>
+        </w:rPr>
+        <w:t xml:space="preserve">  -f hls -hls_time 4 -hls_playlist_type vod \</w:t>
+      </w:r>
+    </w:p>
+    <w:p>
+      <w:pPr>
+        <w:shd w:fill="ffffff" w:val="clear"/>
+        <w:spacing w:after="220" w:line="276" w:lineRule="auto"/>
+        <w:ind w:left="1440" w:firstLine="0"/>
+        <w:rPr>
+          <w:rFonts w:ascii="Consolas" w:cs="Consolas" w:eastAsia="Consolas" w:hAnsi="Consolas"/>
+          <w:color w:val="151515"/>
+          <w:highlight w:val="white"/>
+        </w:rPr>
+      </w:pPr>
+      <w:r>
+        <w:rPr>
+          <w:rFonts w:ascii="Consolas" w:cs="Consolas" w:eastAsia="Consolas" w:hAnsi="Consolas"/>
+          <w:color w:val="151515"/>
+          <w:highlight w:val="white"/>
+          <w:rtl w:val="0"/>
+        </w:rPr>
+        <w:t xml:space="preserve">  -hls_segment_filename "hls/medium_%03d.ts" \</w:t>
+      </w:r>
+    </w:p>
+    <w:p>
+      <w:pPr>
+        <w:shd w:fill="ffffff" w:val="clear"/>
+        <w:spacing w:after="220" w:line="276" w:lineRule="auto"/>
+        <w:ind w:left="1440" w:firstLine="0"/>
+        <w:rPr>
+          <w:rFonts w:ascii="Consolas" w:cs="Consolas" w:eastAsia="Consolas" w:hAnsi="Consolas"/>
+          <w:color w:val="151515"/>
+          <w:highlight w:val="white"/>
+        </w:rPr>
+      </w:pPr>
+      <w:r>
+        <w:rPr>
+          <w:rFonts w:ascii="Consolas" w:cs="Consolas" w:eastAsia="Consolas" w:hAnsi="Consolas"/>
+          <w:color w:val="151515"/>
+          <w:highlight w:val="white"/>
+          <w:rtl w:val="0"/>
+        </w:rPr>
+        <w:t xml:space="preserve">  hls/medium.m3u8</w:t>
+      </w:r>
+    </w:p>
+    <w:p>
+      <w:pPr>
+        <w:shd w:fill="ffffff" w:val="clear"/>
+        <w:spacing w:after="220" w:line="276" w:lineRule="auto"/>
+        <w:ind w:left="720" w:firstLine="0"/>
+        <w:rPr>
+          <w:rFonts w:ascii="Roboto" w:cs="Roboto" w:eastAsia="Roboto" w:hAnsi="Roboto"/>
+          <w:color w:val="151515"/>
+          <w:highlight w:val="white"/>
+        </w:rPr>
+      </w:pPr>
+      <w:r>
+        <w:rPr>
+          <w:rtl w:val="0"/>
+        </w:rPr>
+      </w:r>
+    </w:p>
+    <w:p>
+      <w:pPr>
+        <w:shd w:fill="ffffff" w:val="clear"/>
+        <w:spacing w:after="220" w:line="276" w:lineRule="auto"/>
+        <w:ind w:left="720" w:firstLine="0"/>
+        <w:rPr>
+          <w:rFonts w:ascii="Roboto" w:cs="Roboto" w:eastAsia="Roboto" w:hAnsi="Roboto"/>
+          <w:b w:val="1"/>
+          <w:bCs w:val="1"/>
+          <w:color w:val="151515"/>
+          <w:highlight w:val="white"/>
+        </w:rPr>
+      </w:pPr>
+      <w:r>
+        <w:rPr>
+          <w:rFonts w:ascii="Roboto" w:cs="Roboto" w:eastAsia="Roboto" w:hAnsi="Roboto"/>
+          <w:b w:val="1"/>
+          <w:bCs w:val="1"/>
+          <w:color w:val="151515"/>
+          <w:highlight w:val="white"/>
+          <w:rtl w:val="0"/>
+        </w:rPr>
+        <w:t xml:space="preserve">LOW</w:t>
+      </w:r>
+    </w:p>
+    <w:p>
+      <w:pPr>
+        <w:shd w:fill="ffffff" w:val="clear"/>
+        <w:spacing w:after="220" w:line="276" w:lineRule="auto"/>
+        <w:ind w:left="1440" w:firstLine="0"/>
+        <w:rPr>
+          <w:rFonts w:ascii="Consolas" w:cs="Consolas" w:eastAsia="Consolas" w:hAnsi="Consolas"/>
+          <w:color w:val="151515"/>
+          <w:highlight w:val="white"/>
+        </w:rPr>
+      </w:pPr>
+      <w:r>
+        <w:rPr>
+          <w:rFonts w:ascii="Consolas" w:cs="Consolas" w:eastAsia="Consolas" w:hAnsi="Consolas"/>
+          <w:color w:val="151515"/>
+          <w:highlight w:val="white"/>
+          <w:rtl w:val="0"/>
+        </w:rPr>
+        <w:t xml:space="preserve">ffmpeg -i video_original.mp4 \</w:t>
+      </w:r>
+    </w:p>
+    <w:p>
+      <w:pPr>
+        <w:shd w:fill="ffffff" w:val="clear"/>
+        <w:spacing w:after="220" w:line="276" w:lineRule="auto"/>
+        <w:ind w:left="1440" w:firstLine="0"/>
+        <w:rPr>
+          <w:rFonts w:ascii="Consolas" w:cs="Consolas" w:eastAsia="Consolas" w:hAnsi="Consolas"/>
+          <w:color w:val="151515"/>
+          <w:highlight w:val="white"/>
+        </w:rPr>
+      </w:pPr>
+      <w:r>
+        <w:rPr>
+          <w:rFonts w:ascii="Consolas" w:cs="Consolas" w:eastAsia="Consolas" w:hAnsi="Consolas"/>
+          <w:color w:val="151515"/>
+          <w:highlight w:val="white"/>
+          <w:rtl w:val="0"/>
+        </w:rPr>
+        <w:t xml:space="preserve">  -c:v libx264 -preset fast -profile:v main -b:v 3000k -maxrate 3000k -bufsize 6000k \</w:t>
+      </w:r>
+    </w:p>
+    <w:p>
+      <w:pPr>
+        <w:shd w:fill="ffffff" w:val="clear"/>
+        <w:spacing w:after="220" w:line="276" w:lineRule="auto"/>
+        <w:ind w:left="1440" w:firstLine="0"/>
+        <w:rPr>
+          <w:rFonts w:ascii="Consolas" w:cs="Consolas" w:eastAsia="Consolas" w:hAnsi="Consolas"/>
+          <w:color w:val="151515"/>
+          <w:highlight w:val="white"/>
+        </w:rPr>
+      </w:pPr>
+      <w:r>
+        <w:rPr>
+          <w:rFonts w:ascii="Consolas" w:cs="Consolas" w:eastAsia="Consolas" w:hAnsi="Consolas"/>
+          <w:color w:val="151515"/>
+          <w:highlight w:val="white"/>
+          <w:rtl w:val="0"/>
+        </w:rPr>
+        <w:t xml:space="preserve">  -vf "scale=1280:720" -pix_fmt yuv420p \</w:t>
+      </w:r>
+    </w:p>
+    <w:p>
+      <w:pPr>
+        <w:shd w:fill="ffffff" w:val="clear"/>
+        <w:spacing w:after="220" w:line="276" w:lineRule="auto"/>
+        <w:ind w:left="1440" w:firstLine="0"/>
+        <w:rPr>
+          <w:rFonts w:ascii="Consolas" w:cs="Consolas" w:eastAsia="Consolas" w:hAnsi="Consolas"/>
+          <w:color w:val="151515"/>
+          <w:highlight w:val="white"/>
+        </w:rPr>
+      </w:pPr>
+      <w:r>
+        <w:rPr>
+          <w:rFonts w:ascii="Consolas" w:cs="Consolas" w:eastAsia="Consolas" w:hAnsi="Consolas"/>
+          <w:color w:val="151515"/>
+          <w:highlight w:val="white"/>
+          <w:rtl w:val="0"/>
+        </w:rPr>
+        <w:t xml:space="preserve">  -c:a aac -b:a 128k \</w:t>
+      </w:r>
+    </w:p>
+    <w:p>
+      <w:pPr>
+        <w:shd w:fill="ffffff" w:val="clear"/>
+        <w:spacing w:after="220" w:line="276" w:lineRule="auto"/>
+        <w:ind w:left="1440" w:firstLine="0"/>
+        <w:rPr>
+          <w:rFonts w:ascii="Consolas" w:cs="Consolas" w:eastAsia="Consolas" w:hAnsi="Consolas"/>
+          <w:color w:val="151515"/>
+          <w:highlight w:val="white"/>
+        </w:rPr>
+      </w:pPr>
+      <w:r>
+        <w:rPr>
+          <w:rFonts w:ascii="Consolas" w:cs="Consolas" w:eastAsia="Consolas" w:hAnsi="Consolas"/>
+          <w:color w:val="151515"/>
+          <w:highlight w:val="white"/>
+          <w:rtl w:val="0"/>
+        </w:rPr>
+        <w:t xml:space="preserve">  -f hls -hls_time 4 -hls_playlist_type vod \</w:t>
+      </w:r>
+    </w:p>
+    <w:p>
+      <w:pPr>
+        <w:shd w:fill="ffffff" w:val="clear"/>
+        <w:spacing w:after="220" w:line="276" w:lineRule="auto"/>
+        <w:ind w:left="1440" w:firstLine="0"/>
+        <w:rPr>
+          <w:rFonts w:ascii="Consolas" w:cs="Consolas" w:eastAsia="Consolas" w:hAnsi="Consolas"/>
+          <w:color w:val="151515"/>
+          <w:highlight w:val="white"/>
+        </w:rPr>
+      </w:pPr>
+      <w:r>
+        <w:rPr>
+          <w:rFonts w:ascii="Consolas" w:cs="Consolas" w:eastAsia="Consolas" w:hAnsi="Consolas"/>
+          <w:color w:val="151515"/>
+          <w:highlight w:val="white"/>
+          <w:rtl w:val="0"/>
+        </w:rPr>
+        <w:t xml:space="preserve">  -hls_segment_filename "hls/low_%03d.ts" \</w:t>
+      </w:r>
+    </w:p>
+    <w:p>
+      <w:pPr>
+        <w:shd w:fill="ffffff" w:val="clear"/>
+        <w:spacing w:after="220" w:line="276" w:lineRule="auto"/>
+        <w:ind w:left="1440" w:firstLine="0"/>
+        <w:rPr>
+          <w:rFonts w:ascii="Consolas" w:cs="Consolas" w:eastAsia="Consolas" w:hAnsi="Consolas"/>
+          <w:color w:val="151515"/>
+          <w:highlight w:val="white"/>
+        </w:rPr>
+      </w:pPr>
+      <w:r>
+        <w:rPr>
+          <w:rFonts w:ascii="Consolas" w:cs="Consolas" w:eastAsia="Consolas" w:hAnsi="Consolas"/>
+          <w:color w:val="151515"/>
+          <w:highlight w:val="white"/>
+          <w:rtl w:val="0"/>
+        </w:rPr>
+        <w:t xml:space="preserve">  hls/low.m3u8</w:t>
+      </w:r>
+    </w:p>
+    <w:p>
+      <w:pPr>
+        <w:shd w:fill="ffffff" w:val="clear"/>
+        <w:spacing w:after="220" w:line="276" w:lineRule="auto"/>
+        <w:ind w:left="720" w:firstLine="0"/>
+        <w:rPr>
+          <w:rFonts w:ascii="Roboto" w:cs="Roboto" w:eastAsia="Roboto" w:hAnsi="Roboto"/>
+          <w:color w:val="151515"/>
+          <w:highlight w:val="white"/>
+        </w:rPr>
+      </w:pPr>
+      <w:r>
+        <w:rPr>
+          <w:rtl w:val="0"/>
+        </w:rPr>
+      </w:r>
+    </w:p>
+    <w:p>
+      <w:pPr>
+        <w:shd w:fill="ffffff" w:val="clear"/>
+        <w:spacing w:after="220" w:line="276" w:lineRule="auto"/>
+        <w:ind w:left="720" w:firstLine="0"/>
+        <w:rPr>
+          <w:rFonts w:ascii="Roboto" w:cs="Roboto" w:eastAsia="Roboto" w:hAnsi="Roboto"/>
+          <w:b w:val="1"/>
+          <w:bCs w:val="1"/>
+          <w:color w:val="151515"/>
+          <w:highlight w:val="white"/>
+        </w:rPr>
+      </w:pPr>
+      <w:r>
+        <w:rPr>
+          <w:rFonts w:ascii="Roboto" w:cs="Roboto" w:eastAsia="Roboto" w:hAnsi="Roboto"/>
+          <w:b w:val="1"/>
+          <w:bCs w:val="1"/>
+          <w:color w:val="151515"/>
+          <w:highlight w:val="white"/>
+          <w:rtl w:val="0"/>
+        </w:rPr>
+        <w:t xml:space="preserve">MASTER</w:t>
+      </w:r>
+    </w:p>
+    <w:p>
+      <w:pPr>
+        <w:shd w:fill="ffffff" w:val="clear"/>
+        <w:spacing w:after="220" w:line="276" w:lineRule="auto"/>
+        <w:ind w:left="1440" w:firstLine="0"/>
+        <w:rPr>
+          <w:rFonts w:ascii="Consolas" w:cs="Consolas" w:eastAsia="Consolas" w:hAnsi="Consolas"/>
+          <w:color w:val="151515"/>
+          <w:highlight w:val="white"/>
+        </w:rPr>
+      </w:pPr>
+      <w:r>
+        <w:rPr>
+          <w:rFonts w:ascii="Consolas" w:cs="Consolas" w:eastAsia="Consolas" w:hAnsi="Consolas"/>
+          <w:color w:val="151515"/>
+          <w:highlight w:val="white"/>
+          <w:rtl w:val="0"/>
+        </w:rPr>
+        <w:t xml:space="preserve">#EXTM3U</w:t>
+      </w:r>
+    </w:p>
+    <w:p>
+      <w:pPr>
+        <w:shd w:fill="ffffff" w:val="clear"/>
+        <w:spacing w:after="220" w:line="276" w:lineRule="auto"/>
+        <w:ind w:left="1440" w:firstLine="0"/>
+        <w:rPr>
+          <w:rFonts w:ascii="Consolas" w:cs="Consolas" w:eastAsia="Consolas" w:hAnsi="Consolas"/>
+          <w:color w:val="151515"/>
+          <w:highlight w:val="white"/>
+        </w:rPr>
+      </w:pPr>
+      <w:r>
+        <w:rPr>
+          <w:rFonts w:ascii="Consolas" w:cs="Consolas" w:eastAsia="Consolas" w:hAnsi="Consolas"/>
+          <w:color w:val="151515"/>
+          <w:highlight w:val="white"/>
+          <w:rtl w:val="0"/>
+        </w:rPr>
+        <w:t xml:space="preserve">#EXT-X-VERSION:3</w:t>
+      </w:r>
+    </w:p>
+    <w:p>
+      <w:pPr>
+        <w:shd w:fill="ffffff" w:val="clear"/>
+        <w:spacing w:after="220" w:line="276" w:lineRule="auto"/>
+        <w:ind w:left="1440" w:firstLine="0"/>
+        <w:rPr>
+          <w:rFonts w:ascii="Consolas" w:cs="Consolas" w:eastAsia="Consolas" w:hAnsi="Consolas"/>
+          <w:color w:val="151515"/>
+          <w:highlight w:val="white"/>
+        </w:rPr>
+      </w:pPr>
+      <w:r>
+        <w:rPr>
+          <w:rtl w:val="0"/>
+        </w:rPr>
+      </w:r>
+    </w:p>
+    <w:p>
+      <w:pPr>
+        <w:shd w:fill="ffffff" w:val="clear"/>
+        <w:spacing w:after="220" w:line="276" w:lineRule="auto"/>
+        <w:ind w:left="1440" w:firstLine="0"/>
+        <w:rPr>
+          <w:rFonts w:ascii="Consolas" w:cs="Consolas" w:eastAsia="Consolas" w:hAnsi="Consolas"/>
+          <w:color w:val="151515"/>
+          <w:highlight w:val="white"/>
+        </w:rPr>
+      </w:pPr>
+      <w:r>
+        <w:rPr>
+          <w:rFonts w:ascii="Consolas" w:cs="Consolas" w:eastAsia="Consolas" w:hAnsi="Consolas"/>
+          <w:color w:val="151515"/>
+          <w:highlight w:val="white"/>
+          <w:rtl w:val="0"/>
+        </w:rPr>
+        <w:t xml:space="preserve">#EXT-X-STREAM-INF:BANDWIDTH=12000000,RESOLUTION=3840x2160</w:t>
+      </w:r>
+    </w:p>
+    <w:p>
+      <w:pPr>
+        <w:shd w:fill="ffffff" w:val="clear"/>
+        <w:spacing w:after="220" w:line="276" w:lineRule="auto"/>
+        <w:ind w:left="1440" w:firstLine="0"/>
+        <w:rPr>
+          <w:rFonts w:ascii="Consolas" w:cs="Consolas" w:eastAsia="Consolas" w:hAnsi="Consolas"/>
+          <w:color w:val="151515"/>
+          <w:highlight w:val="white"/>
+        </w:rPr>
+      </w:pPr>
+      <w:r>
+        <w:rPr>
+          <w:rFonts w:ascii="Consolas" w:cs="Consolas" w:eastAsia="Consolas" w:hAnsi="Consolas"/>
+          <w:color w:val="151515"/>
+          <w:highlight w:val="white"/>
+          <w:rtl w:val="0"/>
+        </w:rPr>
+        <w:t xml:space="preserve">high.m3u8</w:t>
+      </w:r>
+    </w:p>
+    <w:p>
+      <w:pPr>
+        <w:shd w:fill="ffffff" w:val="clear"/>
+        <w:spacing w:after="220" w:line="276" w:lineRule="auto"/>
+        <w:ind w:left="1440" w:firstLine="0"/>
+        <w:rPr>
+          <w:rFonts w:ascii="Consolas" w:cs="Consolas" w:eastAsia="Consolas" w:hAnsi="Consolas"/>
+          <w:color w:val="151515"/>
+          <w:highlight w:val="white"/>
+        </w:rPr>
+      </w:pPr>
+      <w:r>
+        <w:rPr>
+          <w:rFonts w:ascii="Consolas" w:cs="Consolas" w:eastAsia="Consolas" w:hAnsi="Consolas"/>
+          <w:color w:val="151515"/>
+          <w:highlight w:val="white"/>
+          <w:rtl w:val="0"/>
+        </w:rPr>
+        <w:t xml:space="preserve">#EXT-X-STREAM-INF:BANDWIDTH=6000000,RESOLUTION=1920x1080</w:t>
+      </w:r>
+    </w:p>
+    <w:p>
+      <w:pPr>
+        <w:shd w:fill="ffffff" w:val="clear"/>
+        <w:spacing w:after="220" w:line="276" w:lineRule="auto"/>
+        <w:ind w:left="1440" w:firstLine="0"/>
+        <w:rPr>
+          <w:rFonts w:ascii="Consolas" w:cs="Consolas" w:eastAsia="Consolas" w:hAnsi="Consolas"/>
+          <w:color w:val="151515"/>
+          <w:highlight w:val="white"/>
+        </w:rPr>
+      </w:pPr>
+      <w:r>
+        <w:rPr>
+          <w:rFonts w:ascii="Consolas" w:cs="Consolas" w:eastAsia="Consolas" w:hAnsi="Consolas"/>
+          <w:color w:val="151515"/>
+          <w:highlight w:val="white"/>
+          <w:rtl w:val="0"/>
+        </w:rPr>
+        <w:t xml:space="preserve">medium.m3u8</w:t>
+      </w:r>
+    </w:p>
+    <w:p>
+      <w:pPr>
+        <w:shd w:fill="ffffff" w:val="clear"/>
+        <w:spacing w:after="220" w:line="276" w:lineRule="auto"/>
+        <w:ind w:left="1440" w:firstLine="0"/>
+        <w:rPr>
+          <w:rFonts w:ascii="Consolas" w:cs="Consolas" w:eastAsia="Consolas" w:hAnsi="Consolas"/>
+          <w:color w:val="151515"/>
+          <w:highlight w:val="white"/>
+        </w:rPr>
+      </w:pPr>
+      <w:r>
+        <w:rPr>
+          <w:rFonts w:ascii="Consolas" w:cs="Consolas" w:eastAsia="Consolas" w:hAnsi="Consolas"/>
+          <w:color w:val="151515"/>
+          <w:highlight w:val="white"/>
+          <w:rtl w:val="0"/>
+        </w:rPr>
+        <w:t xml:space="preserve">#EXT-X-STREAM-INF:BANDWIDTH=3000000,RESOLUTION=1280x720</w:t>
+      </w:r>
+    </w:p>
+    <w:p>
+      <w:pPr>
+        <w:shd w:fill="ffffff" w:val="clear"/>
+        <w:spacing w:after="220" w:line="276" w:lineRule="auto"/>
+        <w:ind w:left="1440" w:firstLine="0"/>
+        <w:rPr>
+          <w:rFonts w:ascii="Consolas" w:cs="Consolas" w:eastAsia="Consolas" w:hAnsi="Consolas"/>
+          <w:color w:val="151515"/>
+          <w:highlight w:val="white"/>
+        </w:rPr>
+      </w:pPr>
+      <w:r>
+        <w:rPr>
+          <w:rFonts w:ascii="Consolas" w:cs="Consolas" w:eastAsia="Consolas" w:hAnsi="Consolas"/>
+          <w:color w:val="151515"/>
+          <w:highlight w:val="white"/>
+          <w:rtl w:val="0"/>
+        </w:rPr>
+        <w:t xml:space="preserve">low.m3u8</w:t>
+      </w:r>
+    </w:p>
+    <w:p>
+      <w:pPr>
+        <w:shd w:fill="ffffff" w:val="clear"/>
+        <w:spacing w:after="220" w:line="276" w:lineRule="auto"/>
+        <w:rPr>
+          <w:rFonts w:ascii="Roboto" w:cs="Roboto" w:eastAsia="Roboto" w:hAnsi="Roboto"/>
+          <w:color w:val="151515"/>
+          <w:highlight w:val="white"/>
+        </w:rPr>
+      </w:pPr>
+      <w:r>
+        <w:rPr>
+          <w:rtl w:val="0"/>
+        </w:rPr>
+      </w:r>
+    </w:p>
+    <w:p>
+      <w:pPr>
+        <w:shd w:fill="ffffff" w:val="clear"/>
+        <w:spacing w:after="220" w:line="276" w:lineRule="auto"/>
+        <w:rPr>
+          <w:rFonts w:ascii="Roboto" w:cs="Roboto" w:eastAsia="Roboto" w:hAnsi="Roboto"/>
+          <w:b w:val="1"/>
+          <w:bCs w:val="1"/>
+          <w:color w:val="151515"/>
+          <w:highlight w:val="white"/>
+        </w:rPr>
+      </w:pPr>
+      <w:r>
+        <w:rPr>
+          <w:rFonts w:ascii="Roboto" w:cs="Roboto" w:eastAsia="Roboto" w:hAnsi="Roboto"/>
+          <w:b w:val="1"/>
+          <w:bCs w:val="1"/>
+          <w:color w:val="151515"/>
+          <w:highlight w:val="white"/>
+          <w:rtl w:val="0"/>
+        </w:rPr>
+        <w:t xml:space="preserve">MPD</w:t>
+      </w:r>
+    </w:p>
+    <w:p>
+      <w:pPr>
+        <w:shd w:fill="ffffff" w:val="clear"/>
+        <w:spacing w:after="220" w:line="276" w:lineRule="auto"/>
+        <w:ind w:left="720" w:firstLine="0"/>
+        <w:rPr>
+          <w:rFonts w:ascii="Roboto" w:cs="Roboto" w:eastAsia="Roboto" w:hAnsi="Roboto"/>
+          <w:b w:val="1"/>
+          <w:bCs w:val="1"/>
+          <w:color w:val="151515"/>
+          <w:highlight w:val="white"/>
+        </w:rPr>
+      </w:pPr>
+      <w:r>
+        <w:rPr>
+          <w:rFonts w:ascii="Roboto" w:cs="Roboto" w:eastAsia="Roboto" w:hAnsi="Roboto"/>
+          <w:b w:val="1"/>
+          <w:bCs w:val="1"/>
+          <w:color w:val="151515"/>
+          <w:highlight w:val="white"/>
+          <w:rtl w:val="0"/>
+        </w:rPr>
+        <w:t xml:space="preserve">HIGH</w:t>
+      </w:r>
+    </w:p>
+    <w:p>
+      <w:pPr>
+        <w:shd w:fill="ffffff" w:val="clear"/>
+        <w:spacing w:after="220" w:line="276" w:lineRule="auto"/>
+        <w:ind w:left="1440" w:firstLine="0"/>
+        <w:rPr>
+          <w:rFonts w:ascii="Consolas" w:cs="Consolas" w:eastAsia="Consolas" w:hAnsi="Consolas"/>
+          <w:color w:val="151515"/>
+          <w:highlight w:val="white"/>
+        </w:rPr>
+      </w:pPr>
+      <w:r>
+        <w:rPr>
+          <w:rFonts w:ascii="Consolas" w:cs="Consolas" w:eastAsia="Consolas" w:hAnsi="Consolas"/>
+          <w:color w:val="151515"/>
+          <w:highlight w:val="white"/>
+          <w:rtl w:val="0"/>
+        </w:rPr>
+        <w:t xml:space="preserve">ffmpeg -i video.mp4 \</w:t>
+      </w:r>
+    </w:p>
+    <w:p>
+      <w:pPr>
+        <w:shd w:fill="ffffff" w:val="clear"/>
+        <w:spacing w:after="220" w:line="276" w:lineRule="auto"/>
+        <w:ind w:left="1440" w:firstLine="0"/>
+        <w:rPr>
+          <w:rFonts w:ascii="Consolas" w:cs="Consolas" w:eastAsia="Consolas" w:hAnsi="Consolas"/>
+          <w:color w:val="151515"/>
+          <w:highlight w:val="white"/>
+        </w:rPr>
+      </w:pPr>
+      <w:r>
+        <w:rPr>
+          <w:rFonts w:ascii="Consolas" w:cs="Consolas" w:eastAsia="Consolas" w:hAnsi="Consolas"/>
+          <w:color w:val="151515"/>
+          <w:highlight w:val="white"/>
+          <w:rtl w:val="0"/>
+        </w:rPr>
+        <w:t xml:space="preserve">  -map 0:v -map 0:a \</w:t>
+      </w:r>
+    </w:p>
+    <w:p>
+      <w:pPr>
+        <w:shd w:fill="ffffff" w:val="clear"/>
+        <w:spacing w:after="220" w:line="276" w:lineRule="auto"/>
+        <w:ind w:left="1440" w:firstLine="0"/>
+        <w:rPr>
+          <w:rFonts w:ascii="Consolas" w:cs="Consolas" w:eastAsia="Consolas" w:hAnsi="Consolas"/>
+          <w:color w:val="151515"/>
+          <w:highlight w:val="white"/>
+        </w:rPr>
+      </w:pPr>
+      <w:r>
+        <w:rPr>
+          <w:rFonts w:ascii="Consolas" w:cs="Consolas" w:eastAsia="Consolas" w:hAnsi="Consolas"/>
+          <w:color w:val="151515"/>
+          <w:highlight w:val="white"/>
+          <w:rtl w:val="0"/>
+        </w:rPr>
+        <w:t xml:space="preserve">  -c:v libx264 -profile:v high -b:v 12000k -pix_fmt yuv420p \</w:t>
+      </w:r>
+    </w:p>
+    <w:p>
+      <w:pPr>
+        <w:shd w:fill="ffffff" w:val="clear"/>
+        <w:spacing w:after="220" w:line="276" w:lineRule="auto"/>
+        <w:ind w:left="1440" w:firstLine="0"/>
+        <w:rPr>
+          <w:rFonts w:ascii="Consolas" w:cs="Consolas" w:eastAsia="Consolas" w:hAnsi="Consolas"/>
+          <w:color w:val="151515"/>
+          <w:highlight w:val="white"/>
+        </w:rPr>
+      </w:pPr>
+      <w:r>
+        <w:rPr>
+          <w:rFonts w:ascii="Consolas" w:cs="Consolas" w:eastAsia="Consolas" w:hAnsi="Consolas"/>
+          <w:color w:val="151515"/>
+          <w:highlight w:val="white"/>
+          <w:rtl w:val="0"/>
+        </w:rPr>
+        <w:t xml:space="preserve">  -c:a aac -b:a 192k \</w:t>
+      </w:r>
+    </w:p>
+    <w:p>
+      <w:pPr>
+        <w:shd w:fill="ffffff" w:val="clear"/>
+        <w:spacing w:after="220" w:line="276" w:lineRule="auto"/>
+        <w:ind w:left="1440" w:firstLine="0"/>
+        <w:rPr>
+          <w:rFonts w:ascii="Consolas" w:cs="Consolas" w:eastAsia="Consolas" w:hAnsi="Consolas"/>
+          <w:color w:val="151515"/>
+          <w:highlight w:val="white"/>
+        </w:rPr>
+      </w:pPr>
+      <w:r>
+        <w:rPr>
+          <w:rFonts w:ascii="Consolas" w:cs="Consolas" w:eastAsia="Consolas" w:hAnsi="Consolas"/>
+          <w:color w:val="151515"/>
+          <w:highlight w:val="white"/>
+          <w:rtl w:val="0"/>
+        </w:rPr>
+        <w:t xml:space="preserve">  -f dash mpd/high.mpd</w:t>
+      </w:r>
+    </w:p>
+    <w:p>
+      <w:pPr>
+        <w:shd w:fill="ffffff" w:val="clear"/>
+        <w:spacing w:after="220" w:line="276" w:lineRule="auto"/>
+        <w:ind w:left="720" w:firstLine="0"/>
+        <w:rPr>
+          <w:rFonts w:ascii="Roboto" w:cs="Roboto" w:eastAsia="Roboto" w:hAnsi="Roboto"/>
+          <w:b w:val="1"/>
+          <w:bCs w:val="1"/>
+          <w:color w:val="151515"/>
+          <w:highlight w:val="white"/>
+        </w:rPr>
+      </w:pPr>
+      <w:r>
+        <w:rPr>
+          <w:rFonts w:ascii="Roboto" w:cs="Roboto" w:eastAsia="Roboto" w:hAnsi="Roboto"/>
+          <w:b w:val="1"/>
+          <w:bCs w:val="1"/>
+          <w:color w:val="151515"/>
+          <w:highlight w:val="white"/>
+          <w:rtl w:val="0"/>
+        </w:rPr>
+        <w:t xml:space="preserve">MEDIUM</w:t>
+      </w:r>
+    </w:p>
+    <w:p>
+      <w:pPr>
+        <w:shd w:fill="ffffff" w:val="clear"/>
+        <w:spacing w:after="220" w:line="276" w:lineRule="auto"/>
+        <w:ind w:left="1440" w:firstLine="0"/>
+        <w:rPr>
+          <w:rFonts w:ascii="Consolas" w:cs="Consolas" w:eastAsia="Consolas" w:hAnsi="Consolas"/>
+          <w:color w:val="151515"/>
+          <w:highlight w:val="white"/>
+        </w:rPr>
+      </w:pPr>
+      <w:r>
+        <w:rPr>
+          <w:rFonts w:ascii="Consolas" w:cs="Consolas" w:eastAsia="Consolas" w:hAnsi="Consolas"/>
+          <w:color w:val="151515"/>
+          <w:highlight w:val="white"/>
+          <w:rtl w:val="0"/>
+        </w:rPr>
+        <w:t xml:space="preserve">ffmpeg -i video.mp4 \</w:t>
+      </w:r>
+    </w:p>
+    <w:p>
+      <w:pPr>
+        <w:shd w:fill="ffffff" w:val="clear"/>
+        <w:spacing w:after="220" w:line="276" w:lineRule="auto"/>
+        <w:ind w:left="1440" w:firstLine="0"/>
+        <w:rPr>
+          <w:rFonts w:ascii="Consolas" w:cs="Consolas" w:eastAsia="Consolas" w:hAnsi="Consolas"/>
+          <w:color w:val="151515"/>
+          <w:highlight w:val="white"/>
+        </w:rPr>
+      </w:pPr>
+      <w:r>
+        <w:rPr>
+          <w:rFonts w:ascii="Consolas" w:cs="Consolas" w:eastAsia="Consolas" w:hAnsi="Consolas"/>
+          <w:color w:val="151515"/>
+          <w:highlight w:val="white"/>
+          <w:rtl w:val="0"/>
+        </w:rPr>
+        <w:t xml:space="preserve">  -map 0:v -map 0:a \</w:t>
+      </w:r>
+    </w:p>
+    <w:p>
+      <w:pPr>
+        <w:shd w:fill="ffffff" w:val="clear"/>
+        <w:spacing w:after="220" w:line="276" w:lineRule="auto"/>
+        <w:ind w:left="1440" w:firstLine="0"/>
+        <w:rPr>
+          <w:rFonts w:ascii="Consolas" w:cs="Consolas" w:eastAsia="Consolas" w:hAnsi="Consolas"/>
+          <w:color w:val="151515"/>
+          <w:highlight w:val="white"/>
+        </w:rPr>
+      </w:pPr>
+      <w:r>
+        <w:rPr>
+          <w:rFonts w:ascii="Consolas" w:cs="Consolas" w:eastAsia="Consolas" w:hAnsi="Consolas"/>
+          <w:color w:val="151515"/>
+          <w:highlight w:val="white"/>
+          <w:rtl w:val="0"/>
+        </w:rPr>
+        <w:t xml:space="preserve">  -c:v libx264 -profile:v high -b:v 6000k -pix_fmt yuv420p \</w:t>
+      </w:r>
+    </w:p>
+    <w:p>
+      <w:pPr>
+        <w:shd w:fill="ffffff" w:val="clear"/>
+        <w:spacing w:after="220" w:line="276" w:lineRule="auto"/>
+        <w:ind w:left="1440" w:firstLine="0"/>
+        <w:rPr>
+          <w:rFonts w:ascii="Consolas" w:cs="Consolas" w:eastAsia="Consolas" w:hAnsi="Consolas"/>
+          <w:color w:val="151515"/>
+          <w:highlight w:val="white"/>
+        </w:rPr>
+      </w:pPr>
+      <w:r>
+        <w:rPr>
+          <w:rFonts w:ascii="Consolas" w:cs="Consolas" w:eastAsia="Consolas" w:hAnsi="Consolas"/>
+          <w:color w:val="151515"/>
+          <w:highlight w:val="white"/>
+          <w:rtl w:val="0"/>
+        </w:rPr>
+        <w:t xml:space="preserve">  -c:a aac -b:a 128k \</w:t>
+      </w:r>
+    </w:p>
+    <w:p>
+      <w:pPr>
+        <w:shd w:fill="ffffff" w:val="clear"/>
+        <w:spacing w:after="220" w:line="276" w:lineRule="auto"/>
+        <w:ind w:left="1440" w:firstLine="0"/>
+        <w:rPr>
+          <w:rFonts w:ascii="Consolas" w:cs="Consolas" w:eastAsia="Consolas" w:hAnsi="Consolas"/>
+          <w:color w:val="151515"/>
+          <w:highlight w:val="white"/>
+        </w:rPr>
+      </w:pPr>
+      <w:r>
+        <w:rPr>
+          <w:rFonts w:ascii="Consolas" w:cs="Consolas" w:eastAsia="Consolas" w:hAnsi="Consolas"/>
+          <w:color w:val="151515"/>
+          <w:highlight w:val="white"/>
+          <w:rtl w:val="0"/>
+        </w:rPr>
+        <w:t xml:space="preserve">  -f dash mpd/medium.mpd</w:t>
+      </w:r>
+    </w:p>
+    <w:p>
+      <w:pPr>
+        <w:shd w:fill="ffffff" w:val="clear"/>
+        <w:spacing w:after="220" w:line="276" w:lineRule="auto"/>
+        <w:ind w:left="720" w:firstLine="0"/>
+        <w:rPr>
+          <w:rFonts w:ascii="Roboto" w:cs="Roboto" w:eastAsia="Roboto" w:hAnsi="Roboto"/>
+          <w:b w:val="1"/>
+          <w:bCs w:val="1"/>
+          <w:color w:val="151515"/>
+          <w:highlight w:val="white"/>
+        </w:rPr>
+      </w:pPr>
+      <w:r>
+        <w:rPr>
+          <w:rFonts w:ascii="Roboto" w:cs="Roboto" w:eastAsia="Roboto" w:hAnsi="Roboto"/>
+          <w:b w:val="1"/>
+          <w:bCs w:val="1"/>
+          <w:color w:val="151515"/>
+          <w:highlight w:val="white"/>
+          <w:rtl w:val="0"/>
+        </w:rPr>
+        <w:t xml:space="preserve">LOW</w:t>
+      </w:r>
+    </w:p>
+    <w:p>
+      <w:pPr>
+        <w:shd w:fill="ffffff" w:val="clear"/>
+        <w:spacing w:after="220" w:line="276" w:lineRule="auto"/>
+        <w:ind w:left="1440" w:firstLine="0"/>
+        <w:rPr>
+          <w:rFonts w:ascii="Consolas" w:cs="Consolas" w:eastAsia="Consolas" w:hAnsi="Consolas"/>
+          <w:color w:val="151515"/>
+          <w:highlight w:val="white"/>
+        </w:rPr>
+      </w:pPr>
+      <w:r>
+        <w:rPr>
+          <w:rFonts w:ascii="Consolas" w:cs="Consolas" w:eastAsia="Consolas" w:hAnsi="Consolas"/>
+          <w:color w:val="151515"/>
+          <w:highlight w:val="white"/>
+          <w:rtl w:val="0"/>
+        </w:rPr>
+        <w:t xml:space="preserve">ffmpeg -i video.mp4 \</w:t>
+      </w:r>
+    </w:p>
+    <w:p>
+      <w:pPr>
+        <w:shd w:fill="ffffff" w:val="clear"/>
+        <w:spacing w:after="220" w:line="276" w:lineRule="auto"/>
+        <w:ind w:left="1440" w:firstLine="0"/>
+        <w:rPr>
+          <w:rFonts w:ascii="Consolas" w:cs="Consolas" w:eastAsia="Consolas" w:hAnsi="Consolas"/>
+          <w:color w:val="151515"/>
+          <w:highlight w:val="white"/>
+        </w:rPr>
+      </w:pPr>
+      <w:r>
+        <w:rPr>
+          <w:rFonts w:ascii="Consolas" w:cs="Consolas" w:eastAsia="Consolas" w:hAnsi="Consolas"/>
+          <w:color w:val="151515"/>
+          <w:highlight w:val="white"/>
+          <w:rtl w:val="0"/>
+        </w:rPr>
+        <w:t xml:space="preserve">  -map 0:v -map 0:a \</w:t>
+      </w:r>
+    </w:p>
+    <w:p>
+      <w:pPr>
+        <w:shd w:fill="ffffff" w:val="clear"/>
+        <w:spacing w:after="220" w:line="276" w:lineRule="auto"/>
+        <w:ind w:left="1440" w:firstLine="0"/>
+        <w:rPr>
+          <w:rFonts w:ascii="Consolas" w:cs="Consolas" w:eastAsia="Consolas" w:hAnsi="Consolas"/>
+          <w:color w:val="151515"/>
+          <w:highlight w:val="white"/>
+        </w:rPr>
+      </w:pPr>
+      <w:r>
+        <w:rPr>
+          <w:rFonts w:ascii="Consolas" w:cs="Consolas" w:eastAsia="Consolas" w:hAnsi="Consolas"/>
+          <w:color w:val="151515"/>
+          <w:highlight w:val="white"/>
+          <w:rtl w:val="0"/>
+        </w:rPr>
+        <w:t xml:space="preserve">  -c:v libx264 -profile:v main -b:v 3000k -pix_fmt yuv420p \</w:t>
+      </w:r>
+    </w:p>
+    <w:p>
+      <w:pPr>
+        <w:shd w:fill="ffffff" w:val="clear"/>
+        <w:spacing w:after="220" w:line="276" w:lineRule="auto"/>
+        <w:ind w:left="1440" w:firstLine="0"/>
+        <w:rPr>
+          <w:rFonts w:ascii="Consolas" w:cs="Consolas" w:eastAsia="Consolas" w:hAnsi="Consolas"/>
+          <w:color w:val="151515"/>
+          <w:highlight w:val="white"/>
+        </w:rPr>
+      </w:pPr>
+      <w:r>
+        <w:rPr>
+          <w:rFonts w:ascii="Consolas" w:cs="Consolas" w:eastAsia="Consolas" w:hAnsi="Consolas"/>
+          <w:color w:val="151515"/>
+          <w:highlight w:val="white"/>
+          <w:rtl w:val="0"/>
+        </w:rPr>
+        <w:t xml:space="preserve">  -c:a aac -b:a 128k \</w:t>
+      </w:r>
+    </w:p>
+    <w:p>
+      <w:pPr>
+        <w:shd w:fill="ffffff" w:val="clear"/>
+        <w:spacing w:after="220" w:line="276" w:lineRule="auto"/>
+        <w:ind w:left="1440" w:firstLine="0"/>
+        <w:rPr>
+          <w:rFonts w:ascii="Consolas" w:cs="Consolas" w:eastAsia="Consolas" w:hAnsi="Consolas"/>
+          <w:color w:val="151515"/>
+          <w:highlight w:val="white"/>
+        </w:rPr>
+      </w:pPr>
+      <w:r>
+        <w:rPr>
+          <w:rFonts w:ascii="Consolas" w:cs="Consolas" w:eastAsia="Consolas" w:hAnsi="Consolas"/>
+          <w:color w:val="151515"/>
+          <w:highlight w:val="white"/>
+          <w:rtl w:val="0"/>
+        </w:rPr>
+        <w:t xml:space="preserve">  -f dash mpd/low.mpd</w:t>
+      </w:r>
+    </w:p>
+    <w:p>
+      <w:pPr>
+        <w:shd w:fill="ffffff" w:val="clear"/>
+        <w:spacing w:after="220" w:line="276" w:lineRule="auto"/>
+        <w:rPr>
+          <w:rFonts w:ascii="Roboto" w:cs="Roboto" w:eastAsia="Roboto" w:hAnsi="Roboto"/>
+          <w:b w:val="1"/>
+          <w:bCs w:val="1"/>
+          <w:color w:val="151515"/>
+          <w:highlight w:val="white"/>
+        </w:rPr>
+      </w:pPr>
+      <w:r>
+        <w:rPr>
+          <w:rFonts w:ascii="Roboto" w:cs="Roboto" w:eastAsia="Roboto" w:hAnsi="Roboto"/>
+          <w:b w:val="1"/>
+          <w:bCs w:val="1"/>
+          <w:color w:val="151515"/>
+          <w:highlight w:val="white"/>
+          <w:rtl w:val="0"/>
+        </w:rPr>
+        <w:t xml:space="preserve">SCRIPT</w:t>
+      </w:r>
+    </w:p>
+    <w:p>
+      <w:pPr>
+        <w:shd w:fill="ffffff" w:val="clear"/>
+        <w:spacing w:after="220" w:line="276" w:lineRule="auto"/>
+        <w:ind w:left="720" w:firstLine="0"/>
+        <w:rPr>
+          <w:rFonts w:ascii="Consolas" w:cs="Consolas" w:eastAsia="Consolas" w:hAnsi="Consolas"/>
+          <w:color w:val="151515"/>
+          <w:highlight w:val="white"/>
+        </w:rPr>
+      </w:pPr>
+      <w:r>
+        <w:rPr>
+          <w:rFonts w:ascii="Consolas" w:cs="Consolas" w:eastAsia="Consolas" w:hAnsi="Consolas"/>
+          <w:color w:val="151515"/>
+          <w:highlight w:val="white"/>
+          <w:rtl w:val="0"/>
+        </w:rPr>
+        <w:t xml:space="preserve">&lt;script src="https://cdn.jsdelivr.net/npm/hls.js@latest"&gt;&lt;/script&gt;</w:t>
+      </w:r>
+    </w:p>
+    <w:p>
+      <w:pPr>
+        <w:shd w:fill="ffffff" w:val="clear"/>
+        <w:spacing w:after="220" w:line="276" w:lineRule="auto"/>
+        <w:ind w:left="720" w:firstLine="0"/>
+        <w:rPr>
+          <w:rFonts w:ascii="Consolas" w:cs="Consolas" w:eastAsia="Consolas" w:hAnsi="Consolas"/>
+          <w:color w:val="151515"/>
+          <w:highlight w:val="white"/>
+        </w:rPr>
+      </w:pPr>
+      <w:r>
+        <w:rPr>
+          <w:rFonts w:ascii="Consolas" w:cs="Consolas" w:eastAsia="Consolas" w:hAnsi="Consolas"/>
+          <w:color w:val="151515"/>
+          <w:highlight w:val="white"/>
+          <w:rtl w:val="0"/>
+        </w:rPr>
+        <w:t xml:space="preserve">  &lt;script&gt;</w:t>
+      </w:r>
+    </w:p>
+    <w:p>
+      <w:pPr>
+        <w:shd w:fill="ffffff" w:val="clear"/>
+        <w:spacing w:after="220" w:line="276" w:lineRule="auto"/>
+        <w:ind w:left="720" w:firstLine="0"/>
+        <w:rPr>
+          <w:rFonts w:ascii="Consolas" w:cs="Consolas" w:eastAsia="Consolas" w:hAnsi="Consolas"/>
+          <w:color w:val="151515"/>
+          <w:highlight w:val="white"/>
+        </w:rPr>
+      </w:pPr>
+      <w:r>
+        <w:rPr>
+          <w:rFonts w:ascii="Consolas" w:cs="Consolas" w:eastAsia="Consolas" w:hAnsi="Consolas"/>
+          <w:color w:val="151515"/>
+          <w:highlight w:val="white"/>
+          <w:rtl w:val="0"/>
+        </w:rPr>
+        <w:t xml:space="preserve">    const isVideo = document.getElementById('video');</w:t>
+      </w:r>
+    </w:p>
+    <w:p>
+      <w:pPr>
+        <w:shd w:fill="ffffff" w:val="clear"/>
+        <w:spacing w:after="220" w:line="276" w:lineRule="auto"/>
+        <w:ind w:left="720" w:firstLine="0"/>
+        <w:rPr>
+          <w:rFonts w:ascii="Consolas" w:cs="Consolas" w:eastAsia="Consolas" w:hAnsi="Consolas"/>
+          <w:color w:val="151515"/>
+          <w:highlight w:val="white"/>
+        </w:rPr>
+      </w:pPr>
+      <w:r>
+        <w:rPr>
+          <w:rFonts w:ascii="Consolas" w:cs="Consolas" w:eastAsia="Consolas" w:hAnsi="Consolas"/>
+          <w:color w:val="151515"/>
+          <w:highlight w:val="white"/>
+          <w:rtl w:val="0"/>
+        </w:rPr>
+        <w:t xml:space="preserve">    const videoSrc = 'video/hls/master.m3u8';</w:t>
+      </w:r>
+    </w:p>
+    <w:p>
+      <w:pPr>
+        <w:shd w:fill="ffffff" w:val="clear"/>
+        <w:spacing w:after="220" w:line="276" w:lineRule="auto"/>
+        <w:ind w:left="720" w:firstLine="0"/>
+        <w:rPr>
+          <w:rFonts w:ascii="Consolas" w:cs="Consolas" w:eastAsia="Consolas" w:hAnsi="Consolas"/>
+          <w:color w:val="151515"/>
+          <w:highlight w:val="white"/>
+        </w:rPr>
+      </w:pPr>
+      <w:r>
+        <w:rPr>
+          <w:rFonts w:ascii="Consolas" w:cs="Consolas" w:eastAsia="Consolas" w:hAnsi="Consolas"/>
+          <w:color w:val="151515"/>
+          <w:highlight w:val="white"/>
+          <w:rtl w:val="0"/>
+        </w:rPr>
+        <w:t xml:space="preserve">    if (Hls.isSupported()) {</w:t>
+      </w:r>
+    </w:p>
+    <w:p>
+      <w:pPr>
+        <w:shd w:fill="ffffff" w:val="clear"/>
+        <w:spacing w:after="220" w:line="276" w:lineRule="auto"/>
+        <w:ind w:left="720" w:firstLine="0"/>
+        <w:rPr>
+          <w:rFonts w:ascii="Consolas" w:cs="Consolas" w:eastAsia="Consolas" w:hAnsi="Consolas"/>
+          <w:color w:val="151515"/>
+          <w:highlight w:val="white"/>
+        </w:rPr>
+      </w:pPr>
+      <w:r>
+        <w:rPr>
+          <w:rFonts w:ascii="Consolas" w:cs="Consolas" w:eastAsia="Consolas" w:hAnsi="Consolas"/>
+          <w:color w:val="151515"/>
+          <w:highlight w:val="white"/>
+          <w:rtl w:val="0"/>
+        </w:rPr>
+        <w:t xml:space="preserve">      const hls = new Hls();</w:t>
+      </w:r>
+    </w:p>
+    <w:p>
+      <w:pPr>
+        <w:shd w:fill="ffffff" w:val="clear"/>
+        <w:spacing w:after="220" w:line="276" w:lineRule="auto"/>
+        <w:ind w:left="720" w:firstLine="0"/>
+        <w:rPr>
+          <w:rFonts w:ascii="Consolas" w:cs="Consolas" w:eastAsia="Consolas" w:hAnsi="Consolas"/>
+          <w:color w:val="151515"/>
+          <w:highlight w:val="white"/>
+        </w:rPr>
+      </w:pPr>
+      <w:r>
+        <w:rPr>
+          <w:rFonts w:ascii="Consolas" w:cs="Consolas" w:eastAsia="Consolas" w:hAnsi="Consolas"/>
+          <w:color w:val="151515"/>
+          <w:highlight w:val="white"/>
+          <w:rtl w:val="0"/>
+        </w:rPr>
+        <w:t xml:space="preserve">      hls.loadSource(videoSrc);</w:t>
+      </w:r>
+    </w:p>
+    <w:p>
+      <w:pPr>
+        <w:shd w:fill="ffffff" w:val="clear"/>
+        <w:spacing w:after="220" w:line="276" w:lineRule="auto"/>
+        <w:ind w:left="720" w:firstLine="0"/>
+        <w:rPr>
+          <w:rFonts w:ascii="Consolas" w:cs="Consolas" w:eastAsia="Consolas" w:hAnsi="Consolas"/>
+          <w:color w:val="151515"/>
+          <w:highlight w:val="white"/>
+        </w:rPr>
+      </w:pPr>
+      <w:r>
+        <w:rPr>
+          <w:rFonts w:ascii="Consolas" w:cs="Consolas" w:eastAsia="Consolas" w:hAnsi="Consolas"/>
+          <w:color w:val="151515"/>
+          <w:highlight w:val="white"/>
+          <w:rtl w:val="0"/>
+        </w:rPr>
+        <w:t xml:space="preserve">      hls.attachMedia(isVideo);</w:t>
+      </w:r>
+    </w:p>
+    <w:p>
+      <w:pPr>
+        <w:shd w:fill="ffffff" w:val="clear"/>
+        <w:spacing w:after="220" w:line="276" w:lineRule="auto"/>
+        <w:ind w:left="720" w:firstLine="0"/>
+        <w:rPr>
+          <w:rFonts w:ascii="Consolas" w:cs="Consolas" w:eastAsia="Consolas" w:hAnsi="Consolas"/>
+          <w:color w:val="151515"/>
+          <w:highlight w:val="white"/>
+        </w:rPr>
+      </w:pPr>
+      <w:r>
+        <w:rPr>
+          <w:rFonts w:ascii="Consolas" w:cs="Consolas" w:eastAsia="Consolas" w:hAnsi="Consolas"/>
+          <w:color w:val="151515"/>
+          <w:highlight w:val="white"/>
+          <w:rtl w:val="0"/>
+        </w:rPr>
+        <w:t xml:space="preserve">      hls.on(Hls.Events.MANIFEST_PARSED, () =&gt; {</w:t>
+      </w:r>
+    </w:p>
+    <w:p>
+      <w:pPr>
+        <w:shd w:fill="ffffff" w:val="clear"/>
+        <w:spacing w:after="220" w:line="276" w:lineRule="auto"/>
+        <w:ind w:left="720" w:firstLine="0"/>
+        <w:rPr>
+          <w:rFonts w:ascii="Consolas" w:cs="Consolas" w:eastAsia="Consolas" w:hAnsi="Consolas"/>
+          <w:color w:val="151515"/>
+          <w:highlight w:val="white"/>
+        </w:rPr>
+      </w:pPr>
+      <w:r>
+        <w:rPr>
+          <w:rFonts w:ascii="Consolas" w:cs="Consolas" w:eastAsia="Consolas" w:hAnsi="Consolas"/>
+          <w:color w:val="151515"/>
+          <w:highlight w:val="white"/>
+          <w:rtl w:val="0"/>
+        </w:rPr>
+        <w:t xml:space="preserve">        isVideo.play();</w:t>
+      </w:r>
+    </w:p>
+    <w:p>
+      <w:pPr>
+        <w:shd w:fill="ffffff" w:val="clear"/>
+        <w:spacing w:after="220" w:line="276" w:lineRule="auto"/>
+        <w:ind w:left="720" w:firstLine="0"/>
+        <w:rPr>
+          <w:rFonts w:ascii="Consolas" w:cs="Consolas" w:eastAsia="Consolas" w:hAnsi="Consolas"/>
+          <w:color w:val="151515"/>
+          <w:highlight w:val="white"/>
+        </w:rPr>
+      </w:pPr>
+      <w:r>
+        <w:rPr>
+          <w:rFonts w:ascii="Consolas" w:cs="Consolas" w:eastAsia="Consolas" w:hAnsi="Consolas"/>
+          <w:color w:val="151515"/>
+          <w:highlight w:val="white"/>
+          <w:rtl w:val="0"/>
+        </w:rPr>
+        <w:t xml:space="preserve">      });</w:t>
+      </w:r>
+    </w:p>
+    <w:p>
+      <w:pPr>
+        <w:shd w:fill="ffffff" w:val="clear"/>
+        <w:spacing w:after="220" w:line="276" w:lineRule="auto"/>
+        <w:ind w:left="720" w:firstLine="0"/>
+        <w:rPr>
+          <w:rFonts w:ascii="Consolas" w:cs="Consolas" w:eastAsia="Consolas" w:hAnsi="Consolas"/>
+          <w:color w:val="151515"/>
+          <w:highlight w:val="white"/>
+        </w:rPr>
+      </w:pPr>
+      <w:r>
+        <w:rPr>
+          <w:rFonts w:ascii="Consolas" w:cs="Consolas" w:eastAsia="Consolas" w:hAnsi="Consolas"/>
+          <w:color w:val="151515"/>
+          <w:highlight w:val="white"/>
+          <w:rtl w:val="0"/>
+        </w:rPr>
+        <w:t xml:space="preserve">    } else if (isVideo.canPlayType('application/vnd.apple.mpegurl')) {</w:t>
+      </w:r>
+    </w:p>
+    <w:p>
+      <w:pPr>
+        <w:shd w:fill="ffffff" w:val="clear"/>
+        <w:spacing w:after="220" w:line="276" w:lineRule="auto"/>
+        <w:ind w:left="720" w:firstLine="0"/>
+        <w:rPr>
+          <w:rFonts w:ascii="Consolas" w:cs="Consolas" w:eastAsia="Consolas" w:hAnsi="Consolas"/>
+          <w:color w:val="151515"/>
+          <w:highlight w:val="white"/>
+        </w:rPr>
+      </w:pPr>
+      <w:r>
+        <w:rPr>
+          <w:rFonts w:ascii="Consolas" w:cs="Consolas" w:eastAsia="Consolas" w:hAnsi="Consolas"/>
+          <w:color w:val="151515"/>
+          <w:highlight w:val="white"/>
+          <w:rtl w:val="0"/>
+        </w:rPr>
+        <w:t xml:space="preserve">      isVideo.src = videoSrc;</w:t>
+      </w:r>
+    </w:p>
+    <w:p>
+      <w:pPr>
+        <w:shd w:fill="ffffff" w:val="clear"/>
+        <w:spacing w:after="220" w:line="276" w:lineRule="auto"/>
+        <w:ind w:left="720" w:firstLine="0"/>
+        <w:rPr>
+          <w:rFonts w:ascii="Consolas" w:cs="Consolas" w:eastAsia="Consolas" w:hAnsi="Consolas"/>
+          <w:color w:val="151515"/>
+          <w:highlight w:val="white"/>
+        </w:rPr>
+      </w:pPr>
+      <w:r>
+        <w:rPr>
+          <w:rFonts w:ascii="Consolas" w:cs="Consolas" w:eastAsia="Consolas" w:hAnsi="Consolas"/>
+          <w:color w:val="151515"/>
+          <w:highlight w:val="white"/>
+          <w:rtl w:val="0"/>
+        </w:rPr>
+        <w:t xml:space="preserve">      isVideo.addEventListener('loadedmetadata', () =&gt; isVideo.play());</w:t>
+      </w:r>
+    </w:p>
+    <w:p>
+      <w:pPr>
+        <w:shd w:fill="ffffff" w:val="clear"/>
+        <w:spacing w:after="220" w:line="276" w:lineRule="auto"/>
+        <w:ind w:left="720" w:firstLine="0"/>
+        <w:rPr>
+          <w:rFonts w:ascii="Consolas" w:cs="Consolas" w:eastAsia="Consolas" w:hAnsi="Consolas"/>
+          <w:color w:val="151515"/>
+          <w:highlight w:val="white"/>
+        </w:rPr>
+      </w:pPr>
+      <w:r>
+        <w:rPr>
+          <w:rFonts w:ascii="Consolas" w:cs="Consolas" w:eastAsia="Consolas" w:hAnsi="Consolas"/>
+          <w:color w:val="151515"/>
+          <w:highlight w:val="white"/>
+          <w:rtl w:val="0"/>
+        </w:rPr>
+        <w:t xml:space="preserve">    } else {</w:t>
+      </w:r>
+    </w:p>
+    <w:p>
+      <w:pPr>
+        <w:shd w:fill="ffffff" w:val="clear"/>
+        <w:spacing w:after="220" w:line="276" w:lineRule="auto"/>
+        <w:ind w:left="720" w:firstLine="0"/>
+        <w:rPr>
+          <w:rFonts w:ascii="Consolas" w:cs="Consolas" w:eastAsia="Consolas" w:hAnsi="Consolas"/>
+          <w:color w:val="151515"/>
+          <w:highlight w:val="white"/>
+        </w:rPr>
+      </w:pPr>
+      <w:r>
+        <w:rPr>
+          <w:rFonts w:ascii="Consolas" w:cs="Consolas" w:eastAsia="Consolas" w:hAnsi="Consolas"/>
+          <w:color w:val="151515"/>
+          <w:highlight w:val="white"/>
+          <w:rtl w:val="0"/>
+        </w:rPr>
+        <w:t xml:space="preserve">      isVideo.src = 'video/video.ogg'; // fallback OGG</w:t>
+      </w:r>
+    </w:p>
+    <w:p>
+      <w:pPr>
+        <w:shd w:fill="ffffff" w:val="clear"/>
+        <w:spacing w:after="220" w:line="276" w:lineRule="auto"/>
+        <w:ind w:left="720" w:firstLine="0"/>
+        <w:rPr>
+          <w:rFonts w:ascii="Consolas" w:cs="Consolas" w:eastAsia="Consolas" w:hAnsi="Consolas"/>
+          <w:color w:val="151515"/>
+          <w:highlight w:val="white"/>
+        </w:rPr>
+      </w:pPr>
+      <w:r>
+        <w:rPr>
+          <w:rFonts w:ascii="Consolas" w:cs="Consolas" w:eastAsia="Consolas" w:hAnsi="Consolas"/>
+          <w:color w:val="151515"/>
+          <w:highlight w:val="white"/>
+          <w:rtl w:val="0"/>
+        </w:rPr>
+        <w:t xml:space="preserve">    }</w:t>
+      </w:r>
+    </w:p>
+    <w:p>
+      <w:pPr>
+        <w:shd w:fill="ffffff" w:val="clear"/>
+        <w:spacing w:after="220" w:line="276" w:lineRule="auto"/>
+        <w:ind w:left="720" w:firstLine="0"/>
+        <w:rPr>
+          <w:rFonts w:ascii="Consolas" w:cs="Consolas" w:eastAsia="Consolas" w:hAnsi="Consolas"/>
+          <w:color w:val="151515"/>
+          <w:highlight w:val="white"/>
+        </w:rPr>
+      </w:pPr>
+      <w:r>
+        <w:rPr>
+          <w:rFonts w:ascii="Consolas" w:cs="Consolas" w:eastAsia="Consolas" w:hAnsi="Consolas"/>
+          <w:color w:val="151515"/>
+          <w:highlight w:val="white"/>
+          <w:rtl w:val="0"/>
+        </w:rPr>
+        <w:t xml:space="preserve">  &lt;/script&gt;</w:t>
+      </w:r>
+    </w:p>
+    <w:p>
+      <w:pPr>
+        <w:shd w:fill="ffffff" w:val="clear"/>
+        <w:spacing w:after="220" w:line="276" w:lineRule="auto"/>
+        <w:ind w:left="720" w:firstLine="0"/>
+        <w:rPr>
+          <w:rFonts w:ascii="Consolas" w:cs="Consolas" w:eastAsia="Consolas" w:hAnsi="Consolas"/>
+          <w:color w:val="151515"/>
+          <w:highlight w:val="white"/>
+        </w:rPr>
+      </w:pPr>
+      <w:r>
+        <w:rPr>
+          <w:rFonts w:ascii="Consolas" w:cs="Consolas" w:eastAsia="Consolas" w:hAnsi="Consolas"/>
+          <w:color w:val="151515"/>
+          <w:highlight w:val="white"/>
+          <w:rtl w:val="0"/>
+        </w:rPr>
+        <w:t xml:space="preserve">  &lt;script src="https://cdn.dashjs.org/latest/dash.all.min.js"&gt;&lt;/script&gt;</w:t>
+      </w:r>
+    </w:p>
+    <w:p>
+      <w:pPr>
+        <w:shd w:fill="ffffff" w:val="clear"/>
+        <w:spacing w:after="220" w:line="276" w:lineRule="auto"/>
+        <w:ind w:left="720" w:firstLine="0"/>
+        <w:rPr>
+          <w:rFonts w:ascii="Consolas" w:cs="Consolas" w:eastAsia="Consolas" w:hAnsi="Consolas"/>
+          <w:color w:val="151515"/>
+          <w:highlight w:val="white"/>
+        </w:rPr>
+      </w:pPr>
+      <w:r>
+        <w:rPr>
+          <w:rFonts w:ascii="Consolas" w:cs="Consolas" w:eastAsia="Consolas" w:hAnsi="Consolas"/>
+          <w:color w:val="151515"/>
+          <w:highlight w:val="white"/>
+          <w:rtl w:val="0"/>
+        </w:rPr>
+        <w:t xml:space="preserve">  &lt;script&gt;</w:t>
+      </w:r>
+    </w:p>
+    <w:p>
+      <w:pPr>
+        <w:shd w:fill="ffffff" w:val="clear"/>
+        <w:spacing w:after="220" w:line="276" w:lineRule="auto"/>
+        <w:ind w:left="720" w:firstLine="0"/>
+        <w:rPr>
+          <w:rFonts w:ascii="Consolas" w:cs="Consolas" w:eastAsia="Consolas" w:hAnsi="Consolas"/>
+          <w:color w:val="151515"/>
+          <w:highlight w:val="white"/>
+        </w:rPr>
+      </w:pPr>
+      <w:r>
+        <w:rPr>
+          <w:rFonts w:ascii="Consolas" w:cs="Consolas" w:eastAsia="Consolas" w:hAnsi="Consolas"/>
+          <w:color w:val="151515"/>
+          <w:highlight w:val="white"/>
+          <w:rtl w:val="0"/>
+        </w:rPr>
+        <w:t xml:space="preserve">    const isVideo2 = document.getElementById('video');</w:t>
+      </w:r>
+    </w:p>
+    <w:p>
+      <w:pPr>
+        <w:shd w:fill="ffffff" w:val="clear"/>
+        <w:spacing w:after="220" w:line="276" w:lineRule="auto"/>
+        <w:ind w:left="720" w:firstLine="0"/>
+        <w:rPr>
+          <w:rFonts w:ascii="Consolas" w:cs="Consolas" w:eastAsia="Consolas" w:hAnsi="Consolas"/>
+          <w:color w:val="151515"/>
+          <w:highlight w:val="white"/>
+        </w:rPr>
+      </w:pPr>
+      <w:r>
+        <w:rPr>
+          <w:rFonts w:ascii="Consolas" w:cs="Consolas" w:eastAsia="Consolas" w:hAnsi="Consolas"/>
+          <w:color w:val="151515"/>
+          <w:highlight w:val="white"/>
+          <w:rtl w:val="0"/>
+        </w:rPr>
+        <w:t xml:space="preserve">    const player = dashjs.MediaPlayer().create();</w:t>
+      </w:r>
+    </w:p>
+    <w:p>
+      <w:pPr>
+        <w:shd w:fill="ffffff" w:val="clear"/>
+        <w:spacing w:after="220" w:line="276" w:lineRule="auto"/>
+        <w:ind w:left="720" w:firstLine="0"/>
+        <w:rPr>
+          <w:rFonts w:ascii="Consolas" w:cs="Consolas" w:eastAsia="Consolas" w:hAnsi="Consolas"/>
+          <w:color w:val="151515"/>
+          <w:highlight w:val="white"/>
+        </w:rPr>
+      </w:pPr>
+      <w:r>
+        <w:rPr>
+          <w:rFonts w:ascii="Consolas" w:cs="Consolas" w:eastAsia="Consolas" w:hAnsi="Consolas"/>
+          <w:color w:val="151515"/>
+          <w:highlight w:val="white"/>
+          <w:rtl w:val="0"/>
+        </w:rPr>
+        <w:t xml:space="preserve">    player.initialize(isVideo2, 'video/mpd/high.mpd', true);</w:t>
+      </w:r>
+    </w:p>
+    <w:p>
+      <w:pPr>
+        <w:shd w:fill="ffffff" w:val="clear"/>
+        <w:spacing w:after="220" w:line="276" w:lineRule="auto"/>
+        <w:ind w:left="720" w:firstLine="0"/>
+        <w:rPr>
+          <w:rFonts w:ascii="Consolas" w:cs="Consolas" w:eastAsia="Consolas" w:hAnsi="Consolas"/>
+          <w:color w:val="151515"/>
+          <w:highlight w:val="white"/>
+        </w:rPr>
+      </w:pPr>
+      <w:r>
+        <w:rPr>
+          <w:rFonts w:ascii="Consolas" w:cs="Consolas" w:eastAsia="Consolas" w:hAnsi="Consolas"/>
+          <w:color w:val="151515"/>
+          <w:highlight w:val="white"/>
+          <w:rtl w:val="0"/>
+        </w:rPr>
+        <w:t xml:space="preserve">  &lt;/script&gt;</w:t>
       </w:r>
     </w:p>
     <w:p>
@@ -5216,8 +7588,8 @@
   <w:abstractNum w:abstractNumId="13">
     <w:lvl w:ilvl="0">
       <w:start w:val="1"/>
-      <w:numFmt w:val="bullet"/>
-      <w:lvlText w:val="●"/>
+      <w:numFmt w:val="decimal"/>
+      <w:lvlText w:val="%1."/>
       <w:lvlJc w:val="left"/>
       <w:pPr>
         <w:ind w:left="720" w:hanging="360"/>
@@ -5228,8 +7600,8 @@
     </w:lvl>
     <w:lvl w:ilvl="1">
       <w:start w:val="1"/>
-      <w:numFmt w:val="bullet"/>
-      <w:lvlText w:val="○"/>
+      <w:numFmt w:val="lowerLetter"/>
+      <w:lvlText w:val="%2."/>
       <w:lvlJc w:val="left"/>
       <w:pPr>
         <w:ind w:left="1440" w:hanging="360"/>
@@ -5240,8 +7612,8 @@
     </w:lvl>
     <w:lvl w:ilvl="2">
       <w:start w:val="1"/>
-      <w:numFmt w:val="bullet"/>
-      <w:lvlText w:val="■"/>
+      <w:numFmt w:val="lowerRoman"/>
+      <w:lvlText w:val="%3."/>
       <w:lvlJc w:val="left"/>
       <w:pPr>
         <w:ind w:left="2160" w:hanging="360"/>
@@ -5252,8 +7624,8 @@
     </w:lvl>
     <w:lvl w:ilvl="3">
       <w:start w:val="1"/>
-      <w:numFmt w:val="bullet"/>
-      <w:lvlText w:val="●"/>
+      <w:numFmt w:val="decimal"/>
+      <w:lvlText w:val="%4."/>
       <w:lvlJc w:val="left"/>
       <w:pPr>
         <w:ind w:left="2880" w:hanging="360"/>
@@ -5264,8 +7636,8 @@
     </w:lvl>
     <w:lvl w:ilvl="4">
       <w:start w:val="1"/>
-      <w:numFmt w:val="bullet"/>
-      <w:lvlText w:val="○"/>
+      <w:numFmt w:val="lowerLetter"/>
+      <w:lvlText w:val="%5."/>
       <w:lvlJc w:val="left"/>
       <w:pPr>
         <w:ind w:left="3600" w:hanging="360"/>
@@ -5276,8 +7648,8 @@
     </w:lvl>
     <w:lvl w:ilvl="5">
       <w:start w:val="1"/>
-      <w:numFmt w:val="bullet"/>
-      <w:lvlText w:val="■"/>
+      <w:numFmt w:val="lowerRoman"/>
+      <w:lvlText w:val="%6."/>
       <w:lvlJc w:val="left"/>
       <w:pPr>
         <w:ind w:left="4320" w:hanging="360"/>
@@ -5288,8 +7660,8 @@
     </w:lvl>
     <w:lvl w:ilvl="6">
       <w:start w:val="1"/>
-      <w:numFmt w:val="bullet"/>
-      <w:lvlText w:val="●"/>
+      <w:numFmt w:val="decimal"/>
+      <w:lvlText w:val="%7."/>
       <w:lvlJc w:val="left"/>
       <w:pPr>
         <w:ind w:left="5040" w:hanging="360"/>
@@ -5300,8 +7672,8 @@
     </w:lvl>
     <w:lvl w:ilvl="7">
       <w:start w:val="1"/>
-      <w:numFmt w:val="bullet"/>
-      <w:lvlText w:val="○"/>
+      <w:numFmt w:val="lowerLetter"/>
+      <w:lvlText w:val="%8."/>
       <w:lvlJc w:val="left"/>
       <w:pPr>
         <w:ind w:left="5760" w:hanging="360"/>
@@ -5312,8 +7684,8 @@
     </w:lvl>
     <w:lvl w:ilvl="8">
       <w:start w:val="1"/>
-      <w:numFmt w:val="bullet"/>
-      <w:lvlText w:val="■"/>
+      <w:numFmt w:val="lowerRoman"/>
+      <w:lvlText w:val="%9."/>
       <w:lvlJc w:val="left"/>
       <w:pPr>
         <w:ind w:left="6480" w:hanging="360"/>
@@ -5326,8 +7698,8 @@
   <w:abstractNum w:abstractNumId="14">
     <w:lvl w:ilvl="0">
       <w:start w:val="1"/>
-      <w:numFmt w:val="decimal"/>
-      <w:lvlText w:val="%1."/>
+      <w:numFmt w:val="bullet"/>
+      <w:lvlText w:val="●"/>
       <w:lvlJc w:val="left"/>
       <w:pPr>
         <w:ind w:left="720" w:hanging="360"/>
@@ -5338,8 +7710,8 @@
     </w:lvl>
     <w:lvl w:ilvl="1">
       <w:start w:val="1"/>
-      <w:numFmt w:val="lowerLetter"/>
-      <w:lvlText w:val="%2."/>
+      <w:numFmt w:val="bullet"/>
+      <w:lvlText w:val="○"/>
       <w:lvlJc w:val="left"/>
       <w:pPr>
         <w:ind w:left="1440" w:hanging="360"/>
@@ -5350,8 +7722,8 @@
     </w:lvl>
     <w:lvl w:ilvl="2">
       <w:start w:val="1"/>
-      <w:numFmt w:val="lowerRoman"/>
-      <w:lvlText w:val="%3."/>
+      <w:numFmt w:val="bullet"/>
+      <w:lvlText w:val="■"/>
       <w:lvlJc w:val="left"/>
       <w:pPr>
         <w:ind w:left="2160" w:hanging="360"/>
@@ -5362,8 +7734,8 @@
     </w:lvl>
     <w:lvl w:ilvl="3">
       <w:start w:val="1"/>
-      <w:numFmt w:val="decimal"/>
-      <w:lvlText w:val="%4."/>
+      <w:numFmt w:val="bullet"/>
+      <w:lvlText w:val="●"/>
       <w:lvlJc w:val="left"/>
       <w:pPr>
         <w:ind w:left="2880" w:hanging="360"/>
@@ -5374,8 +7746,8 @@
     </w:lvl>
     <w:lvl w:ilvl="4">
       <w:start w:val="1"/>
-      <w:numFmt w:val="lowerLetter"/>
-      <w:lvlText w:val="%5."/>
+      <w:numFmt w:val="bullet"/>
+      <w:lvlText w:val="○"/>
       <w:lvlJc w:val="left"/>
       <w:pPr>
         <w:ind w:left="3600" w:hanging="360"/>
@@ -5386,8 +7758,8 @@
     </w:lvl>
     <w:lvl w:ilvl="5">
       <w:start w:val="1"/>
-      <w:numFmt w:val="lowerRoman"/>
-      <w:lvlText w:val="%6."/>
+      <w:numFmt w:val="bullet"/>
+      <w:lvlText w:val="■"/>
       <w:lvlJc w:val="left"/>
       <w:pPr>
         <w:ind w:left="4320" w:hanging="360"/>
@@ -5398,8 +7770,8 @@
     </w:lvl>
     <w:lvl w:ilvl="6">
       <w:start w:val="1"/>
-      <w:numFmt w:val="decimal"/>
-      <w:lvlText w:val="%7."/>
+      <w:numFmt w:val="bullet"/>
+      <w:lvlText w:val="●"/>
       <w:lvlJc w:val="left"/>
       <w:pPr>
         <w:ind w:left="5040" w:hanging="360"/>
@@ -5410,8 +7782,8 @@
     </w:lvl>
     <w:lvl w:ilvl="7">
       <w:start w:val="1"/>
-      <w:numFmt w:val="lowerLetter"/>
-      <w:lvlText w:val="%8."/>
+      <w:numFmt w:val="bullet"/>
+      <w:lvlText w:val="○"/>
       <w:lvlJc w:val="left"/>
       <w:pPr>
         <w:ind w:left="5760" w:hanging="360"/>
@@ -5422,8 +7794,8 @@
     </w:lvl>
     <w:lvl w:ilvl="8">
       <w:start w:val="1"/>
-      <w:numFmt w:val="lowerRoman"/>
-      <w:lvlText w:val="%9."/>
+      <w:numFmt w:val="bullet"/>
+      <w:lvlText w:val="■"/>
       <w:lvlJc w:val="left"/>
       <w:pPr>
         <w:ind w:left="6480" w:hanging="360"/>
@@ -5654,116 +8026,6 @@
     </w:lvl>
   </w:abstractNum>
   <w:abstractNum w:abstractNumId="17">
-    <w:lvl w:ilvl="0">
-      <w:start w:val="1"/>
-      <w:numFmt w:val="bullet"/>
-      <w:lvlText w:val="●"/>
-      <w:lvlJc w:val="left"/>
-      <w:pPr>
-        <w:ind w:left="720" w:hanging="360"/>
-      </w:pPr>
-      <w:rPr>
-        <w:u w:val="none"/>
-      </w:rPr>
-    </w:lvl>
-    <w:lvl w:ilvl="1">
-      <w:start w:val="1"/>
-      <w:numFmt w:val="bullet"/>
-      <w:lvlText w:val="○"/>
-      <w:lvlJc w:val="left"/>
-      <w:pPr>
-        <w:ind w:left="1440" w:hanging="360"/>
-      </w:pPr>
-      <w:rPr>
-        <w:u w:val="none"/>
-      </w:rPr>
-    </w:lvl>
-    <w:lvl w:ilvl="2">
-      <w:start w:val="1"/>
-      <w:numFmt w:val="bullet"/>
-      <w:lvlText w:val="■"/>
-      <w:lvlJc w:val="left"/>
-      <w:pPr>
-        <w:ind w:left="2160" w:hanging="360"/>
-      </w:pPr>
-      <w:rPr>
-        <w:u w:val="none"/>
-      </w:rPr>
-    </w:lvl>
-    <w:lvl w:ilvl="3">
-      <w:start w:val="1"/>
-      <w:numFmt w:val="bullet"/>
-      <w:lvlText w:val="●"/>
-      <w:lvlJc w:val="left"/>
-      <w:pPr>
-        <w:ind w:left="2880" w:hanging="360"/>
-      </w:pPr>
-      <w:rPr>
-        <w:u w:val="none"/>
-      </w:rPr>
-    </w:lvl>
-    <w:lvl w:ilvl="4">
-      <w:start w:val="1"/>
-      <w:numFmt w:val="bullet"/>
-      <w:lvlText w:val="○"/>
-      <w:lvlJc w:val="left"/>
-      <w:pPr>
-        <w:ind w:left="3600" w:hanging="360"/>
-      </w:pPr>
-      <w:rPr>
-        <w:u w:val="none"/>
-      </w:rPr>
-    </w:lvl>
-    <w:lvl w:ilvl="5">
-      <w:start w:val="1"/>
-      <w:numFmt w:val="bullet"/>
-      <w:lvlText w:val="■"/>
-      <w:lvlJc w:val="left"/>
-      <w:pPr>
-        <w:ind w:left="4320" w:hanging="360"/>
-      </w:pPr>
-      <w:rPr>
-        <w:u w:val="none"/>
-      </w:rPr>
-    </w:lvl>
-    <w:lvl w:ilvl="6">
-      <w:start w:val="1"/>
-      <w:numFmt w:val="bullet"/>
-      <w:lvlText w:val="●"/>
-      <w:lvlJc w:val="left"/>
-      <w:pPr>
-        <w:ind w:left="5040" w:hanging="360"/>
-      </w:pPr>
-      <w:rPr>
-        <w:u w:val="none"/>
-      </w:rPr>
-    </w:lvl>
-    <w:lvl w:ilvl="7">
-      <w:start w:val="1"/>
-      <w:numFmt w:val="bullet"/>
-      <w:lvlText w:val="○"/>
-      <w:lvlJc w:val="left"/>
-      <w:pPr>
-        <w:ind w:left="5760" w:hanging="360"/>
-      </w:pPr>
-      <w:rPr>
-        <w:u w:val="none"/>
-      </w:rPr>
-    </w:lvl>
-    <w:lvl w:ilvl="8">
-      <w:start w:val="1"/>
-      <w:numFmt w:val="bullet"/>
-      <w:lvlText w:val="■"/>
-      <w:lvlJc w:val="left"/>
-      <w:pPr>
-        <w:ind w:left="6480" w:hanging="360"/>
-      </w:pPr>
-      <w:rPr>
-        <w:u w:val="none"/>
-      </w:rPr>
-    </w:lvl>
-  </w:abstractNum>
-  <w:abstractNum w:abstractNumId="18">
     <w:lvl w:ilvl="0">
       <w:start w:val="1"/>
       <w:numFmt w:val="bullet"/>
@@ -5923,9 +8185,6 @@
   </w:num>
   <w:num w:numId="17">
     <w:abstractNumId w:val="17"/>
-  </w:num>
-  <w:num w:numId="18">
-    <w:abstractNumId w:val="18"/>
   </w:num>
 </w:numbering>
 </file>

--- a/doc/Memoria_practica1.docx
+++ b/doc/Memoria_practica1.docx
@@ -455,7 +455,7 @@
       <w:pPr>
         <w:numPr>
           <w:ilvl w:val="0"/>
-          <w:numId w:val="15"/>
+          <w:numId w:val="16"/>
         </w:numPr>
         <w:shd w:fill="ffffff" w:val="clear"/>
         <w:spacing w:after="0" w:afterAutospacing="0" w:before="240" w:line="276" w:lineRule="auto"/>
@@ -491,7 +491,7 @@
       <w:pPr>
         <w:numPr>
           <w:ilvl w:val="0"/>
-          <w:numId w:val="15"/>
+          <w:numId w:val="16"/>
         </w:numPr>
         <w:shd w:fill="ffffff" w:val="clear"/>
         <w:spacing w:after="0" w:afterAutospacing="0" w:before="0" w:beforeAutospacing="0" w:line="276" w:lineRule="auto"/>
@@ -527,7 +527,7 @@
       <w:pPr>
         <w:numPr>
           <w:ilvl w:val="0"/>
-          <w:numId w:val="15"/>
+          <w:numId w:val="16"/>
         </w:numPr>
         <w:shd w:fill="ffffff" w:val="clear"/>
         <w:spacing w:after="240" w:before="0" w:beforeAutospacing="0" w:line="276" w:lineRule="auto"/>
@@ -657,7 +657,7 @@
       <w:pPr>
         <w:numPr>
           <w:ilvl w:val="0"/>
-          <w:numId w:val="13"/>
+          <w:numId w:val="14"/>
         </w:numPr>
         <w:shd w:fill="ffffff" w:val="clear"/>
         <w:spacing w:after="0" w:afterAutospacing="0" w:before="240" w:line="276" w:lineRule="auto"/>
@@ -682,7 +682,7 @@
       <w:pPr>
         <w:numPr>
           <w:ilvl w:val="0"/>
-          <w:numId w:val="13"/>
+          <w:numId w:val="14"/>
         </w:numPr>
         <w:shd w:fill="ffffff" w:val="clear"/>
         <w:spacing w:after="0" w:afterAutospacing="0" w:before="0" w:beforeAutospacing="0" w:line="276" w:lineRule="auto"/>
@@ -727,7 +727,7 @@
       <w:pPr>
         <w:numPr>
           <w:ilvl w:val="0"/>
-          <w:numId w:val="13"/>
+          <w:numId w:val="14"/>
         </w:numPr>
         <w:shd w:fill="ffffff" w:val="clear"/>
         <w:spacing w:after="0" w:afterAutospacing="0" w:before="0" w:beforeAutospacing="0" w:line="276" w:lineRule="auto"/>
@@ -752,7 +752,7 @@
       <w:pPr>
         <w:numPr>
           <w:ilvl w:val="0"/>
-          <w:numId w:val="13"/>
+          <w:numId w:val="14"/>
         </w:numPr>
         <w:shd w:fill="ffffff" w:val="clear"/>
         <w:spacing w:after="0" w:afterAutospacing="0" w:before="0" w:beforeAutospacing="0" w:line="276" w:lineRule="auto"/>
@@ -777,7 +777,7 @@
       <w:pPr>
         <w:numPr>
           <w:ilvl w:val="0"/>
-          <w:numId w:val="13"/>
+          <w:numId w:val="14"/>
         </w:numPr>
         <w:shd w:fill="ffffff" w:val="clear"/>
         <w:spacing w:after="0" w:afterAutospacing="0" w:before="0" w:beforeAutospacing="0" w:line="276" w:lineRule="auto"/>
@@ -802,7 +802,7 @@
       <w:pPr>
         <w:numPr>
           <w:ilvl w:val="0"/>
-          <w:numId w:val="13"/>
+          <w:numId w:val="14"/>
         </w:numPr>
         <w:shd w:fill="ffffff" w:val="clear"/>
         <w:spacing w:after="0" w:afterAutospacing="0" w:before="0" w:beforeAutospacing="0" w:line="276" w:lineRule="auto"/>
@@ -827,7 +827,7 @@
       <w:pPr>
         <w:numPr>
           <w:ilvl w:val="0"/>
-          <w:numId w:val="13"/>
+          <w:numId w:val="14"/>
         </w:numPr>
         <w:shd w:fill="ffffff" w:val="clear"/>
         <w:spacing w:after="240" w:before="0" w:beforeAutospacing="0" w:line="276" w:lineRule="auto"/>
@@ -1303,12 +1303,12 @@
           <wp:inline distB="114300" distT="114300" distL="114300" distR="114300">
             <wp:extent cx="3600450" cy="685800"/>
             <wp:effectExtent b="0" l="0" r="0" t="0"/>
-            <wp:docPr id="6" name="image4.png"/>
+            <wp:docPr id="6" name="image6.png"/>
             <a:graphic>
               <a:graphicData uri="http://schemas.openxmlformats.org/drawingml/2006/picture">
                 <pic:pic>
                   <pic:nvPicPr>
-                    <pic:cNvPr id="0" name="image4.png"/>
+                    <pic:cNvPr id="0" name="image6.png"/>
                     <pic:cNvPicPr preferRelativeResize="0"/>
                   </pic:nvPicPr>
                   <pic:blipFill>
@@ -1354,7 +1354,7 @@
       <w:pPr>
         <w:numPr>
           <w:ilvl w:val="0"/>
-          <w:numId w:val="14"/>
+          <w:numId w:val="15"/>
         </w:numPr>
         <w:spacing w:after="0" w:afterAutospacing="0" w:before="240" w:lineRule="auto"/>
         <w:ind w:left="720" w:hanging="360"/>
@@ -1370,7 +1370,7 @@
       <w:pPr>
         <w:numPr>
           <w:ilvl w:val="0"/>
-          <w:numId w:val="14"/>
+          <w:numId w:val="15"/>
         </w:numPr>
         <w:spacing w:after="0" w:afterAutospacing="0" w:before="0" w:beforeAutospacing="0" w:lineRule="auto"/>
         <w:ind w:left="720" w:hanging="360"/>
@@ -1386,7 +1386,7 @@
       <w:pPr>
         <w:numPr>
           <w:ilvl w:val="0"/>
-          <w:numId w:val="14"/>
+          <w:numId w:val="15"/>
         </w:numPr>
         <w:spacing w:after="240" w:before="0" w:beforeAutospacing="0" w:lineRule="auto"/>
         <w:ind w:left="720" w:hanging="360"/>
@@ -1704,7 +1704,7 @@
       <w:pPr>
         <w:numPr>
           <w:ilvl w:val="0"/>
-          <w:numId w:val="12"/>
+          <w:numId w:val="13"/>
         </w:numPr>
         <w:shd w:fill="ffffff" w:val="clear"/>
         <w:spacing w:after="0" w:afterAutospacing="0" w:before="240" w:line="276" w:lineRule="auto"/>
@@ -1729,7 +1729,7 @@
       <w:pPr>
         <w:numPr>
           <w:ilvl w:val="0"/>
-          <w:numId w:val="12"/>
+          <w:numId w:val="13"/>
         </w:numPr>
         <w:shd w:fill="ffffff" w:val="clear"/>
         <w:spacing w:after="0" w:afterAutospacing="0" w:before="0" w:beforeAutospacing="0" w:line="276" w:lineRule="auto"/>
@@ -1754,7 +1754,7 @@
       <w:pPr>
         <w:numPr>
           <w:ilvl w:val="0"/>
-          <w:numId w:val="12"/>
+          <w:numId w:val="13"/>
         </w:numPr>
         <w:shd w:fill="ffffff" w:val="clear"/>
         <w:spacing w:after="240" w:before="0" w:beforeAutospacing="0" w:line="276" w:lineRule="auto"/>
@@ -2619,7 +2619,7 @@
       <w:pPr>
         <w:numPr>
           <w:ilvl w:val="0"/>
-          <w:numId w:val="17"/>
+          <w:numId w:val="18"/>
         </w:numPr>
         <w:shd w:fill="ffffff" w:val="clear"/>
         <w:spacing w:after="0" w:afterAutospacing="0" w:before="240" w:line="276" w:lineRule="auto"/>
@@ -2644,7 +2644,7 @@
       <w:pPr>
         <w:numPr>
           <w:ilvl w:val="0"/>
-          <w:numId w:val="17"/>
+          <w:numId w:val="18"/>
         </w:numPr>
         <w:shd w:fill="ffffff" w:val="clear"/>
         <w:spacing w:after="0" w:afterAutospacing="0" w:before="0" w:beforeAutospacing="0" w:line="276" w:lineRule="auto"/>
@@ -2669,7 +2669,7 @@
       <w:pPr>
         <w:numPr>
           <w:ilvl w:val="0"/>
-          <w:numId w:val="17"/>
+          <w:numId w:val="18"/>
         </w:numPr>
         <w:shd w:fill="ffffff" w:val="clear"/>
         <w:spacing w:after="240" w:before="0" w:beforeAutospacing="0" w:line="276" w:lineRule="auto"/>
@@ -2726,12 +2726,12 @@
           <wp:inline distB="114300" distT="114300" distL="114300" distR="114300">
             <wp:extent cx="3745322" cy="3686802"/>
             <wp:effectExtent b="0" l="0" r="0" t="0"/>
-            <wp:docPr id="3" name="image6.png"/>
+            <wp:docPr id="3" name="image4.png"/>
             <a:graphic>
               <a:graphicData uri="http://schemas.openxmlformats.org/drawingml/2006/picture">
                 <pic:pic>
                   <pic:nvPicPr>
-                    <pic:cNvPr id="0" name="image6.png"/>
+                    <pic:cNvPr id="0" name="image4.png"/>
                     <pic:cNvPicPr preferRelativeResize="0"/>
                   </pic:nvPicPr>
                   <pic:blipFill>
@@ -3311,7 +3311,7 @@
       <w:pPr>
         <w:numPr>
           <w:ilvl w:val="0"/>
-          <w:numId w:val="16"/>
+          <w:numId w:val="17"/>
         </w:numPr>
         <w:shd w:fill="ffffff" w:val="clear"/>
         <w:spacing w:after="0" w:afterAutospacing="0" w:before="240" w:line="276" w:lineRule="auto"/>
@@ -3336,7 +3336,7 @@
       <w:pPr>
         <w:numPr>
           <w:ilvl w:val="0"/>
-          <w:numId w:val="16"/>
+          <w:numId w:val="17"/>
         </w:numPr>
         <w:shd w:fill="ffffff" w:val="clear"/>
         <w:spacing w:after="0" w:afterAutospacing="0" w:before="0" w:beforeAutospacing="0" w:line="276" w:lineRule="auto"/>
@@ -3361,7 +3361,7 @@
       <w:pPr>
         <w:numPr>
           <w:ilvl w:val="0"/>
-          <w:numId w:val="16"/>
+          <w:numId w:val="17"/>
         </w:numPr>
         <w:shd w:fill="ffffff" w:val="clear"/>
         <w:spacing w:after="240" w:before="0" w:beforeAutospacing="0" w:line="276" w:lineRule="auto"/>
@@ -3435,6 +3435,133 @@
       <w:pPr>
         <w:numPr>
           <w:ilvl w:val="0"/>
+          <w:numId w:val="12"/>
+        </w:numPr>
+        <w:shd w:fill="ffffff" w:val="clear"/>
+        <w:spacing w:after="0" w:afterAutospacing="0" w:before="240" w:line="276" w:lineRule="auto"/>
+        <w:ind w:left="720" w:hanging="360"/>
+        <w:rPr>
+          <w:rFonts w:ascii="Roboto" w:cs="Roboto" w:eastAsia="Roboto" w:hAnsi="Roboto"/>
+          <w:color w:val="151515"/>
+          <w:highlight w:val="white"/>
+        </w:rPr>
+      </w:pPr>
+      <w:r>
+        <w:rPr>
+          <w:rFonts w:ascii="Roboto" w:cs="Roboto" w:eastAsia="Roboto" w:hAnsi="Roboto"/>
+          <w:color w:val="151515"/>
+          <w:highlight w:val="white"/>
+          <w:rtl w:val="0"/>
+        </w:rPr>
+        <w:t xml:space="preserve">Se recopilan todas las respuestas</w:t>
+      </w:r>
+    </w:p>
+    <w:p>
+      <w:pPr>
+        <w:numPr>
+          <w:ilvl w:val="0"/>
+          <w:numId w:val="12"/>
+        </w:numPr>
+        <w:shd w:fill="ffffff" w:val="clear"/>
+        <w:spacing w:after="0" w:afterAutospacing="0" w:before="0" w:beforeAutospacing="0" w:line="276" w:lineRule="auto"/>
+        <w:ind w:left="720" w:hanging="360"/>
+        <w:rPr>
+          <w:rFonts w:ascii="Roboto" w:cs="Roboto" w:eastAsia="Roboto" w:hAnsi="Roboto"/>
+          <w:color w:val="151515"/>
+          <w:highlight w:val="white"/>
+        </w:rPr>
+      </w:pPr>
+      <w:r>
+        <w:rPr>
+          <w:rFonts w:ascii="Roboto" w:cs="Roboto" w:eastAsia="Roboto" w:hAnsi="Roboto"/>
+          <w:color w:val="151515"/>
+          <w:highlight w:val="white"/>
+          <w:rtl w:val="0"/>
+        </w:rPr>
+        <w:t xml:space="preserve">Se calcula el número de aciertos</w:t>
+      </w:r>
+    </w:p>
+    <w:p>
+      <w:pPr>
+        <w:numPr>
+          <w:ilvl w:val="0"/>
+          <w:numId w:val="12"/>
+        </w:numPr>
+        <w:shd w:fill="ffffff" w:val="clear"/>
+        <w:spacing w:after="240" w:before="0" w:beforeAutospacing="0" w:line="276" w:lineRule="auto"/>
+        <w:ind w:left="720" w:hanging="360"/>
+        <w:rPr>
+          <w:rFonts w:ascii="Roboto" w:cs="Roboto" w:eastAsia="Roboto" w:hAnsi="Roboto"/>
+          <w:color w:val="151515"/>
+          <w:highlight w:val="white"/>
+        </w:rPr>
+      </w:pPr>
+      <w:r>
+        <w:rPr>
+          <w:rFonts w:ascii="Roboto" w:cs="Roboto" w:eastAsia="Roboto" w:hAnsi="Roboto"/>
+          <w:color w:val="151515"/>
+          <w:highlight w:val="white"/>
+          <w:rtl w:val="0"/>
+        </w:rPr>
+        <w:t xml:space="preserve">Se genera un informe visual</w:t>
+      </w:r>
+    </w:p>
+    <w:p>
+      <w:pPr>
+        <w:shd w:fill="ffffff" w:val="clear"/>
+        <w:spacing w:after="240" w:before="240" w:line="276" w:lineRule="auto"/>
+        <w:rPr>
+          <w:rFonts w:ascii="Roboto" w:cs="Roboto" w:eastAsia="Roboto" w:hAnsi="Roboto"/>
+          <w:color w:val="151515"/>
+          <w:highlight w:val="white"/>
+        </w:rPr>
+      </w:pPr>
+      <w:r>
+        <w:rPr>
+          <w:rtl w:val="0"/>
+        </w:rPr>
+      </w:r>
+    </w:p>
+    <w:p>
+      <w:pPr>
+        <w:shd w:fill="ffffff" w:val="clear"/>
+        <w:spacing w:after="240" w:before="240" w:line="276" w:lineRule="auto"/>
+        <w:rPr>
+          <w:rFonts w:ascii="Roboto" w:cs="Roboto" w:eastAsia="Roboto" w:hAnsi="Roboto"/>
+          <w:color w:val="151515"/>
+          <w:highlight w:val="white"/>
+        </w:rPr>
+      </w:pPr>
+      <w:r>
+        <w:rPr>
+          <w:rtl w:val="0"/>
+        </w:rPr>
+      </w:r>
+    </w:p>
+    <w:p>
+      <w:pPr>
+        <w:shd w:fill="ffffff" w:val="clear"/>
+        <w:spacing w:after="240" w:before="240" w:line="276" w:lineRule="auto"/>
+        <w:rPr>
+          <w:rFonts w:ascii="Roboto" w:cs="Roboto" w:eastAsia="Roboto" w:hAnsi="Roboto"/>
+          <w:color w:val="151515"/>
+          <w:highlight w:val="white"/>
+        </w:rPr>
+      </w:pPr>
+      <w:r>
+        <w:rPr>
+          <w:rFonts w:ascii="Roboto" w:cs="Roboto" w:eastAsia="Roboto" w:hAnsi="Roboto"/>
+          <w:color w:val="151515"/>
+          <w:highlight w:val="white"/>
+          <w:rtl w:val="0"/>
+        </w:rPr>
+        <w:t xml:space="preserve">Incluye:</w:t>
+      </w:r>
+    </w:p>
+    <w:p>
+      <w:pPr>
+        <w:numPr>
+          <w:ilvl w:val="0"/>
           <w:numId w:val="11"/>
         </w:numPr>
         <w:shd w:fill="ffffff" w:val="clear"/>
@@ -3453,7 +3580,7 @@
           <w:highlight w:val="white"/>
           <w:rtl w:val="0"/>
         </w:rPr>
-        <w:t xml:space="preserve">Se recopilan todas las respuestas</w:t>
+        <w:t xml:space="preserve">Pregunta</w:t>
       </w:r>
     </w:p>
     <w:p>
@@ -3478,7 +3605,7 @@
           <w:highlight w:val="white"/>
           <w:rtl w:val="0"/>
         </w:rPr>
-        <w:t xml:space="preserve">Se calcula el número de aciertos</w:t>
+        <w:t xml:space="preserve">Respuesta del usuario</w:t>
       </w:r>
     </w:p>
     <w:p>
@@ -3488,108 +3615,6 @@
           <w:numId w:val="11"/>
         </w:numPr>
         <w:shd w:fill="ffffff" w:val="clear"/>
-        <w:spacing w:after="240" w:before="0" w:beforeAutospacing="0" w:line="276" w:lineRule="auto"/>
-        <w:ind w:left="720" w:hanging="360"/>
-        <w:rPr>
-          <w:rFonts w:ascii="Roboto" w:cs="Roboto" w:eastAsia="Roboto" w:hAnsi="Roboto"/>
-          <w:color w:val="151515"/>
-          <w:highlight w:val="white"/>
-        </w:rPr>
-      </w:pPr>
-      <w:r>
-        <w:rPr>
-          <w:rFonts w:ascii="Roboto" w:cs="Roboto" w:eastAsia="Roboto" w:hAnsi="Roboto"/>
-          <w:color w:val="151515"/>
-          <w:highlight w:val="white"/>
-          <w:rtl w:val="0"/>
-        </w:rPr>
-        <w:t xml:space="preserve">Se genera un informe visual</w:t>
-      </w:r>
-    </w:p>
-    <w:p>
-      <w:pPr>
-        <w:shd w:fill="ffffff" w:val="clear"/>
-        <w:spacing w:after="240" w:before="240" w:line="276" w:lineRule="auto"/>
-        <w:rPr>
-          <w:rFonts w:ascii="Roboto" w:cs="Roboto" w:eastAsia="Roboto" w:hAnsi="Roboto"/>
-          <w:color w:val="151515"/>
-          <w:highlight w:val="white"/>
-        </w:rPr>
-      </w:pPr>
-      <w:r>
-        <w:rPr>
-          <w:rtl w:val="0"/>
-        </w:rPr>
-      </w:r>
-    </w:p>
-    <w:p>
-      <w:pPr>
-        <w:shd w:fill="ffffff" w:val="clear"/>
-        <w:spacing w:after="240" w:before="240" w:line="276" w:lineRule="auto"/>
-        <w:rPr>
-          <w:rFonts w:ascii="Roboto" w:cs="Roboto" w:eastAsia="Roboto" w:hAnsi="Roboto"/>
-          <w:color w:val="151515"/>
-          <w:highlight w:val="white"/>
-        </w:rPr>
-      </w:pPr>
-      <w:r>
-        <w:rPr>
-          <w:rtl w:val="0"/>
-        </w:rPr>
-      </w:r>
-    </w:p>
-    <w:p>
-      <w:pPr>
-        <w:shd w:fill="ffffff" w:val="clear"/>
-        <w:spacing w:after="240" w:before="240" w:line="276" w:lineRule="auto"/>
-        <w:rPr>
-          <w:rFonts w:ascii="Roboto" w:cs="Roboto" w:eastAsia="Roboto" w:hAnsi="Roboto"/>
-          <w:color w:val="151515"/>
-          <w:highlight w:val="white"/>
-        </w:rPr>
-      </w:pPr>
-      <w:r>
-        <w:rPr>
-          <w:rFonts w:ascii="Roboto" w:cs="Roboto" w:eastAsia="Roboto" w:hAnsi="Roboto"/>
-          <w:color w:val="151515"/>
-          <w:highlight w:val="white"/>
-          <w:rtl w:val="0"/>
-        </w:rPr>
-        <w:t xml:space="preserve">Incluye:</w:t>
-      </w:r>
-    </w:p>
-    <w:p>
-      <w:pPr>
-        <w:numPr>
-          <w:ilvl w:val="0"/>
-          <w:numId w:val="10"/>
-        </w:numPr>
-        <w:shd w:fill="ffffff" w:val="clear"/>
-        <w:spacing w:after="0" w:afterAutospacing="0" w:before="240" w:line="276" w:lineRule="auto"/>
-        <w:ind w:left="720" w:hanging="360"/>
-        <w:rPr>
-          <w:rFonts w:ascii="Roboto" w:cs="Roboto" w:eastAsia="Roboto" w:hAnsi="Roboto"/>
-          <w:color w:val="151515"/>
-          <w:highlight w:val="white"/>
-        </w:rPr>
-      </w:pPr>
-      <w:r>
-        <w:rPr>
-          <w:rFonts w:ascii="Roboto" w:cs="Roboto" w:eastAsia="Roboto" w:hAnsi="Roboto"/>
-          <w:color w:val="151515"/>
-          <w:highlight w:val="white"/>
-          <w:rtl w:val="0"/>
-        </w:rPr>
-        <w:t xml:space="preserve">Pregunta</w:t>
-      </w:r>
-    </w:p>
-    <w:p>
-      <w:pPr>
-        <w:numPr>
-          <w:ilvl w:val="0"/>
-          <w:numId w:val="10"/>
-        </w:numPr>
-        <w:shd w:fill="ffffff" w:val="clear"/>
         <w:spacing w:after="0" w:afterAutospacing="0" w:before="0" w:beforeAutospacing="0" w:line="276" w:lineRule="auto"/>
         <w:ind w:left="720" w:hanging="360"/>
         <w:rPr>
@@ -3605,31 +3630,6 @@
           <w:highlight w:val="white"/>
           <w:rtl w:val="0"/>
         </w:rPr>
-        <w:t xml:space="preserve">Respuesta del usuario</w:t>
-      </w:r>
-    </w:p>
-    <w:p>
-      <w:pPr>
-        <w:numPr>
-          <w:ilvl w:val="0"/>
-          <w:numId w:val="10"/>
-        </w:numPr>
-        <w:shd w:fill="ffffff" w:val="clear"/>
-        <w:spacing w:after="0" w:afterAutospacing="0" w:before="0" w:beforeAutospacing="0" w:line="276" w:lineRule="auto"/>
-        <w:ind w:left="720" w:hanging="360"/>
-        <w:rPr>
-          <w:rFonts w:ascii="Roboto" w:cs="Roboto" w:eastAsia="Roboto" w:hAnsi="Roboto"/>
-          <w:color w:val="151515"/>
-          <w:highlight w:val="white"/>
-        </w:rPr>
-      </w:pPr>
-      <w:r>
-        <w:rPr>
-          <w:rFonts w:ascii="Roboto" w:cs="Roboto" w:eastAsia="Roboto" w:hAnsi="Roboto"/>
-          <w:color w:val="151515"/>
-          <w:highlight w:val="white"/>
-          <w:rtl w:val="0"/>
-        </w:rPr>
         <w:t xml:space="preserve">Respuesta correcta</w:t>
       </w:r>
     </w:p>
@@ -3637,7 +3637,7 @@
       <w:pPr>
         <w:numPr>
           <w:ilvl w:val="0"/>
-          <w:numId w:val="10"/>
+          <w:numId w:val="11"/>
         </w:numPr>
         <w:shd w:fill="ffffff" w:val="clear"/>
         <w:spacing w:after="240" w:before="0" w:beforeAutospacing="0" w:line="276" w:lineRule="auto"/>
@@ -3728,2504 +3728,132 @@
           <w:highlight w:val="white"/>
           <w:rtl w:val="0"/>
         </w:rPr>
-        <w:t xml:space="preserve">5. Comandos utilizados</w:t>
-      </w:r>
-    </w:p>
-    <w:p>
-      <w:pPr>
-        <w:shd w:fill="ffffff" w:val="clear"/>
-        <w:spacing w:after="220" w:line="276" w:lineRule="auto"/>
-        <w:rPr>
-          <w:rFonts w:ascii="Roboto" w:cs="Roboto" w:eastAsia="Roboto" w:hAnsi="Roboto"/>
-          <w:b w:val="1"/>
-          <w:bCs w:val="1"/>
-          <w:color w:val="151515"/>
-          <w:highlight w:val="white"/>
-        </w:rPr>
-      </w:pPr>
-      <w:r>
-        <w:rPr>
-          <w:rtl w:val="0"/>
-        </w:rPr>
-      </w:r>
-    </w:p>
-    <w:p>
-      <w:pPr>
-        <w:shd w:fill="ffffff" w:val="clear"/>
-        <w:spacing w:after="220" w:line="276" w:lineRule="auto"/>
-        <w:rPr>
-          <w:rFonts w:ascii="Roboto" w:cs="Roboto" w:eastAsia="Roboto" w:hAnsi="Roboto"/>
-          <w:b w:val="1"/>
-          <w:bCs w:val="1"/>
-          <w:color w:val="151515"/>
-          <w:highlight w:val="white"/>
-        </w:rPr>
-      </w:pPr>
-      <w:r>
-        <w:rPr>
-          <w:rFonts w:ascii="Roboto" w:cs="Roboto" w:eastAsia="Roboto" w:hAnsi="Roboto"/>
-          <w:b w:val="1"/>
-          <w:bCs w:val="1"/>
-          <w:color w:val="151515"/>
-          <w:highlight w:val="white"/>
-          <w:rtl w:val="0"/>
-        </w:rPr>
-        <w:t xml:space="preserve">VIDEO</w:t>
-      </w:r>
-    </w:p>
-    <w:p>
-      <w:pPr>
-        <w:shd w:fill="ffffff" w:val="clear"/>
-        <w:spacing w:after="220" w:line="276" w:lineRule="auto"/>
-        <w:ind w:left="720" w:firstLine="0"/>
-        <w:rPr>
-          <w:rFonts w:ascii="Consolas" w:cs="Consolas" w:eastAsia="Consolas" w:hAnsi="Consolas"/>
-          <w:color w:val="151515"/>
-          <w:highlight w:val="white"/>
-        </w:rPr>
-      </w:pPr>
-      <w:r>
-        <w:rPr>
-          <w:rFonts w:ascii="Consolas" w:cs="Consolas" w:eastAsia="Consolas" w:hAnsi="Consolas"/>
-          <w:color w:val="151515"/>
-          <w:highlight w:val="white"/>
-          <w:rtl w:val="0"/>
-        </w:rPr>
-        <w:t xml:space="preserve">yt-dlp -f "bestvideo[height=2160]+140" --merge-output-format mp4 https://www.youtube.com/watch?v=9pv5lAYYQ_M</w:t>
-      </w:r>
-    </w:p>
-    <w:p>
-      <w:pPr>
-        <w:shd w:fill="ffffff" w:val="clear"/>
-        <w:spacing w:after="220" w:line="276" w:lineRule="auto"/>
-        <w:ind w:left="720" w:firstLine="0"/>
-        <w:rPr>
-          <w:rFonts w:ascii="Consolas" w:cs="Consolas" w:eastAsia="Consolas" w:hAnsi="Consolas"/>
-          <w:color w:val="151515"/>
-          <w:highlight w:val="white"/>
-        </w:rPr>
-      </w:pPr>
-      <w:r>
-        <w:rPr>
-          <w:rFonts w:ascii="Consolas" w:cs="Consolas" w:eastAsia="Consolas" w:hAnsi="Consolas"/>
-          <w:color w:val="151515"/>
-          <w:highlight w:val="white"/>
-          <w:rtl w:val="0"/>
-        </w:rPr>
-        <w:t xml:space="preserve">ffmpeg -ss 00:02:26 -to 00:02:57 -i video.mp4 -c copy 1.mp4</w:t>
-      </w:r>
-    </w:p>
-    <w:p>
-      <w:pPr>
-        <w:shd w:fill="ffffff" w:val="clear"/>
-        <w:spacing w:after="220" w:line="276" w:lineRule="auto"/>
-        <w:rPr>
-          <w:rFonts w:ascii="Consolas" w:cs="Consolas" w:eastAsia="Consolas" w:hAnsi="Consolas"/>
-          <w:color w:val="151515"/>
-          <w:highlight w:val="white"/>
-        </w:rPr>
-      </w:pPr>
-      <w:r>
-        <w:rPr>
-          <w:rFonts w:ascii="Consolas" w:cs="Consolas" w:eastAsia="Consolas" w:hAnsi="Consolas"/>
-          <w:color w:val="151515"/>
-          <w:highlight w:val="white"/>
-          <w:rtl w:val="0"/>
-        </w:rPr>
-        <w:tab/>
-        <w:t xml:space="preserve">ffmpeg -f concat -safe 0 -i lista.txt -c copy output.mp4</w:t>
-      </w:r>
-    </w:p>
-    <w:p>
-      <w:pPr>
-        <w:shd w:fill="ffffff" w:val="clear"/>
-        <w:spacing w:after="220" w:line="276" w:lineRule="auto"/>
-        <w:ind w:left="720" w:firstLine="0"/>
-        <w:rPr>
-          <w:rFonts w:ascii="Consolas" w:cs="Consolas" w:eastAsia="Consolas" w:hAnsi="Consolas"/>
-          <w:color w:val="151515"/>
-          <w:highlight w:val="white"/>
-        </w:rPr>
-      </w:pPr>
-      <w:r>
-        <w:rPr>
-          <w:rFonts w:ascii="Consolas" w:cs="Consolas" w:eastAsia="Consolas" w:hAnsi="Consolas"/>
-          <w:color w:val="151515"/>
-          <w:highlight w:val="white"/>
-          <w:rtl w:val="0"/>
-        </w:rPr>
-        <w:t xml:space="preserve">file '1.mp4'</w:t>
-      </w:r>
-    </w:p>
-    <w:p>
-      <w:pPr>
-        <w:shd w:fill="ffffff" w:val="clear"/>
-        <w:spacing w:after="220" w:line="276" w:lineRule="auto"/>
-        <w:ind w:left="720" w:firstLine="0"/>
-        <w:rPr>
-          <w:rFonts w:ascii="Consolas" w:cs="Consolas" w:eastAsia="Consolas" w:hAnsi="Consolas"/>
-          <w:color w:val="151515"/>
-          <w:highlight w:val="white"/>
-        </w:rPr>
-      </w:pPr>
-      <w:r>
-        <w:rPr>
-          <w:rFonts w:ascii="Consolas" w:cs="Consolas" w:eastAsia="Consolas" w:hAnsi="Consolas"/>
-          <w:color w:val="151515"/>
-          <w:highlight w:val="white"/>
-          <w:rtl w:val="0"/>
-        </w:rPr>
-        <w:t xml:space="preserve">file '2.mp4'</w:t>
-      </w:r>
-    </w:p>
-    <w:p>
-      <w:pPr>
-        <w:shd w:fill="ffffff" w:val="clear"/>
-        <w:spacing w:after="220" w:line="276" w:lineRule="auto"/>
-        <w:ind w:left="720" w:firstLine="0"/>
-        <w:rPr>
-          <w:rFonts w:ascii="Consolas" w:cs="Consolas" w:eastAsia="Consolas" w:hAnsi="Consolas"/>
-          <w:color w:val="151515"/>
-          <w:highlight w:val="white"/>
-        </w:rPr>
-      </w:pPr>
-      <w:r>
-        <w:rPr>
-          <w:rFonts w:ascii="Consolas" w:cs="Consolas" w:eastAsia="Consolas" w:hAnsi="Consolas"/>
-          <w:color w:val="151515"/>
-          <w:highlight w:val="white"/>
-          <w:rtl w:val="0"/>
-        </w:rPr>
-        <w:t xml:space="preserve">file '3.mp4'</w:t>
-      </w:r>
-    </w:p>
-    <w:p>
-      <w:pPr>
-        <w:shd w:fill="ffffff" w:val="clear"/>
-        <w:spacing w:after="220" w:line="276" w:lineRule="auto"/>
-        <w:ind w:left="720" w:firstLine="0"/>
-        <w:rPr>
-          <w:rFonts w:ascii="Consolas" w:cs="Consolas" w:eastAsia="Consolas" w:hAnsi="Consolas"/>
-          <w:color w:val="151515"/>
-          <w:highlight w:val="white"/>
-        </w:rPr>
-      </w:pPr>
-      <w:r>
-        <w:rPr>
-          <w:rFonts w:ascii="Consolas" w:cs="Consolas" w:eastAsia="Consolas" w:hAnsi="Consolas"/>
-          <w:color w:val="151515"/>
-          <w:highlight w:val="white"/>
-          <w:rtl w:val="0"/>
-        </w:rPr>
-        <w:t xml:space="preserve">file '4.mp4'</w:t>
-      </w:r>
-    </w:p>
-    <w:p>
-      <w:pPr>
-        <w:shd w:fill="ffffff" w:val="clear"/>
-        <w:spacing w:after="220" w:line="276" w:lineRule="auto"/>
-        <w:ind w:left="720" w:firstLine="0"/>
-        <w:rPr>
-          <w:rFonts w:ascii="Consolas" w:cs="Consolas" w:eastAsia="Consolas" w:hAnsi="Consolas"/>
-          <w:color w:val="151515"/>
-          <w:highlight w:val="white"/>
-        </w:rPr>
-      </w:pPr>
-      <w:r>
-        <w:rPr>
-          <w:rFonts w:ascii="Consolas" w:cs="Consolas" w:eastAsia="Consolas" w:hAnsi="Consolas"/>
-          <w:color w:val="151515"/>
-          <w:highlight w:val="white"/>
-          <w:rtl w:val="0"/>
-        </w:rPr>
-        <w:t xml:space="preserve">file '5.mp4'</w:t>
-      </w:r>
-    </w:p>
-    <w:p>
-      <w:pPr>
-        <w:shd w:fill="ffffff" w:val="clear"/>
-        <w:spacing w:after="220" w:line="276" w:lineRule="auto"/>
-        <w:ind w:left="720" w:firstLine="0"/>
-        <w:rPr>
-          <w:rFonts w:ascii="Consolas" w:cs="Consolas" w:eastAsia="Consolas" w:hAnsi="Consolas"/>
-          <w:color w:val="151515"/>
-          <w:highlight w:val="white"/>
-        </w:rPr>
-      </w:pPr>
-      <w:r>
-        <w:rPr>
-          <w:rFonts w:ascii="Consolas" w:cs="Consolas" w:eastAsia="Consolas" w:hAnsi="Consolas"/>
-          <w:color w:val="151515"/>
-          <w:highlight w:val="white"/>
-          <w:rtl w:val="0"/>
-        </w:rPr>
-        <w:t xml:space="preserve">file '6.mp4'</w:t>
-      </w:r>
-    </w:p>
-    <w:p>
-      <w:pPr>
-        <w:shd w:fill="ffffff" w:val="clear"/>
-        <w:spacing w:after="220" w:line="276" w:lineRule="auto"/>
-        <w:rPr>
-          <w:rFonts w:ascii="Consolas" w:cs="Consolas" w:eastAsia="Consolas" w:hAnsi="Consolas"/>
-          <w:color w:val="151515"/>
-          <w:highlight w:val="white"/>
-        </w:rPr>
-      </w:pPr>
-      <w:r>
-        <w:rPr>
-          <w:rtl w:val="0"/>
-        </w:rPr>
-      </w:r>
-    </w:p>
-    <w:p>
-      <w:pPr>
-        <w:shd w:fill="ffffff" w:val="clear"/>
-        <w:spacing w:after="220" w:line="276" w:lineRule="auto"/>
-        <w:rPr>
-          <w:rFonts w:ascii="Roboto" w:cs="Roboto" w:eastAsia="Roboto" w:hAnsi="Roboto"/>
-          <w:b w:val="1"/>
-          <w:bCs w:val="1"/>
-          <w:color w:val="151515"/>
-          <w:highlight w:val="white"/>
-        </w:rPr>
-      </w:pPr>
-      <w:r>
-        <w:rPr>
-          <w:rFonts w:ascii="Roboto" w:cs="Roboto" w:eastAsia="Roboto" w:hAnsi="Roboto"/>
-          <w:b w:val="1"/>
-          <w:bCs w:val="1"/>
-          <w:color w:val="151515"/>
-          <w:highlight w:val="white"/>
-          <w:rtl w:val="0"/>
-        </w:rPr>
-        <w:t xml:space="preserve">MEDIA-ABR</w:t>
-      </w:r>
-    </w:p>
-    <w:p>
-      <w:pPr>
-        <w:shd w:fill="ffffff" w:val="clear"/>
-        <w:spacing w:after="220" w:line="276" w:lineRule="auto"/>
-        <w:ind w:left="720" w:firstLine="0"/>
-        <w:rPr>
-          <w:rFonts w:ascii="Roboto" w:cs="Roboto" w:eastAsia="Roboto" w:hAnsi="Roboto"/>
-          <w:b w:val="1"/>
-          <w:bCs w:val="1"/>
-          <w:color w:val="151515"/>
-          <w:highlight w:val="white"/>
-        </w:rPr>
-      </w:pPr>
-      <w:r>
-        <w:rPr>
-          <w:rFonts w:ascii="Roboto" w:cs="Roboto" w:eastAsia="Roboto" w:hAnsi="Roboto"/>
-          <w:b w:val="1"/>
-          <w:bCs w:val="1"/>
-          <w:color w:val="151515"/>
-          <w:highlight w:val="white"/>
-          <w:rtl w:val="0"/>
-        </w:rPr>
-        <w:t xml:space="preserve">HIGH</w:t>
-      </w:r>
-    </w:p>
-    <w:p>
-      <w:pPr>
-        <w:shd w:fill="ffffff" w:val="clear"/>
-        <w:spacing w:after="220" w:line="276" w:lineRule="auto"/>
-        <w:ind w:left="1440" w:firstLine="0"/>
-        <w:rPr>
-          <w:rFonts w:ascii="Consolas" w:cs="Consolas" w:eastAsia="Consolas" w:hAnsi="Consolas"/>
-          <w:color w:val="151515"/>
-          <w:highlight w:val="white"/>
-        </w:rPr>
-      </w:pPr>
-      <w:r>
-        <w:rPr>
-          <w:rFonts w:ascii="Consolas" w:cs="Consolas" w:eastAsia="Consolas" w:hAnsi="Consolas"/>
-          <w:color w:val="151515"/>
-          <w:highlight w:val="white"/>
-          <w:rtl w:val="0"/>
-        </w:rPr>
-        <w:t xml:space="preserve">ffmpeg -i video_original.mp4 \</w:t>
-      </w:r>
-    </w:p>
-    <w:p>
-      <w:pPr>
-        <w:shd w:fill="ffffff" w:val="clear"/>
-        <w:spacing w:after="220" w:line="276" w:lineRule="auto"/>
-        <w:ind w:left="1440" w:firstLine="0"/>
-        <w:rPr>
-          <w:rFonts w:ascii="Consolas" w:cs="Consolas" w:eastAsia="Consolas" w:hAnsi="Consolas"/>
-          <w:color w:val="151515"/>
-          <w:highlight w:val="white"/>
-        </w:rPr>
-      </w:pPr>
-      <w:r>
-        <w:rPr>
-          <w:rFonts w:ascii="Consolas" w:cs="Consolas" w:eastAsia="Consolas" w:hAnsi="Consolas"/>
-          <w:color w:val="151515"/>
-          <w:highlight w:val="white"/>
-          <w:rtl w:val="0"/>
-        </w:rPr>
-        <w:t xml:space="preserve">-c:v libx264 -preset fast -profile:v high -b:v 12000k -maxrate 12000k -bufsize 24000k \</w:t>
-      </w:r>
-    </w:p>
-    <w:p>
-      <w:pPr>
-        <w:shd w:fill="ffffff" w:val="clear"/>
-        <w:spacing w:after="220" w:line="276" w:lineRule="auto"/>
-        <w:ind w:left="1440" w:firstLine="0"/>
-        <w:rPr>
-          <w:rFonts w:ascii="Consolas" w:cs="Consolas" w:eastAsia="Consolas" w:hAnsi="Consolas"/>
-          <w:color w:val="151515"/>
-          <w:highlight w:val="white"/>
-        </w:rPr>
-      </w:pPr>
-      <w:r>
-        <w:rPr>
-          <w:rFonts w:ascii="Consolas" w:cs="Consolas" w:eastAsia="Consolas" w:hAnsi="Consolas"/>
-          <w:color w:val="151515"/>
-          <w:highlight w:val="white"/>
-          <w:rtl w:val="0"/>
-        </w:rPr>
-        <w:t xml:space="preserve">-vf "scale=3840:2160" \</w:t>
-      </w:r>
-    </w:p>
-    <w:p>
-      <w:pPr>
-        <w:shd w:fill="ffffff" w:val="clear"/>
-        <w:spacing w:after="220" w:line="276" w:lineRule="auto"/>
-        <w:ind w:left="1440" w:firstLine="0"/>
-        <w:rPr>
-          <w:rFonts w:ascii="Consolas" w:cs="Consolas" w:eastAsia="Consolas" w:hAnsi="Consolas"/>
-          <w:color w:val="151515"/>
-          <w:highlight w:val="white"/>
-        </w:rPr>
-      </w:pPr>
-      <w:r>
-        <w:rPr>
-          <w:rFonts w:ascii="Consolas" w:cs="Consolas" w:eastAsia="Consolas" w:hAnsi="Consolas"/>
-          <w:color w:val="151515"/>
-          <w:highlight w:val="white"/>
-          <w:rtl w:val="0"/>
-        </w:rPr>
-        <w:t xml:space="preserve">-c:a aac -b:a 192k \</w:t>
-      </w:r>
-    </w:p>
-    <w:p>
-      <w:pPr>
-        <w:shd w:fill="ffffff" w:val="clear"/>
-        <w:spacing w:after="220" w:line="276" w:lineRule="auto"/>
-        <w:ind w:left="1440" w:firstLine="0"/>
-        <w:rPr>
-          <w:rFonts w:ascii="Consolas" w:cs="Consolas" w:eastAsia="Consolas" w:hAnsi="Consolas"/>
-          <w:color w:val="151515"/>
-          <w:highlight w:val="white"/>
-        </w:rPr>
-      </w:pPr>
-      <w:r>
-        <w:rPr>
-          <w:rFonts w:ascii="Consolas" w:cs="Consolas" w:eastAsia="Consolas" w:hAnsi="Consolas"/>
-          <w:color w:val="151515"/>
-          <w:highlight w:val="white"/>
-          <w:rtl w:val="0"/>
-        </w:rPr>
-        <w:t xml:space="preserve">-f segment -segment_time 4 -segment_format mp4 media-abr/high/v-%02d.mp4</w:t>
-      </w:r>
-    </w:p>
-    <w:p>
-      <w:pPr>
-        <w:shd w:fill="ffffff" w:val="clear"/>
-        <w:spacing w:after="220" w:line="276" w:lineRule="auto"/>
-        <w:ind w:left="720" w:firstLine="0"/>
-        <w:rPr>
-          <w:rFonts w:ascii="Consolas" w:cs="Consolas" w:eastAsia="Consolas" w:hAnsi="Consolas"/>
-          <w:b w:val="1"/>
-          <w:bCs w:val="1"/>
-          <w:color w:val="151515"/>
-          <w:highlight w:val="white"/>
-        </w:rPr>
-      </w:pPr>
-      <w:r>
-        <w:rPr>
-          <w:rFonts w:ascii="Roboto" w:cs="Roboto" w:eastAsia="Roboto" w:hAnsi="Roboto"/>
-          <w:b w:val="1"/>
-          <w:bCs w:val="1"/>
-          <w:color w:val="151515"/>
-          <w:highlight w:val="white"/>
-          <w:rtl w:val="0"/>
-        </w:rPr>
-        <w:t xml:space="preserve">MED</w:t>
-      </w:r>
-      <w:r>
-        <w:rPr>
-          <w:rFonts w:ascii="Consolas" w:cs="Consolas" w:eastAsia="Consolas" w:hAnsi="Consolas"/>
-          <w:b w:val="1"/>
-          <w:bCs w:val="1"/>
-          <w:color w:val="151515"/>
-          <w:highlight w:val="white"/>
-          <w:rtl w:val="0"/>
-        </w:rPr>
-        <w:t xml:space="preserve">IUM</w:t>
-      </w:r>
-    </w:p>
-    <w:p>
-      <w:pPr>
-        <w:shd w:fill="ffffff" w:val="clear"/>
-        <w:spacing w:after="220" w:line="276" w:lineRule="auto"/>
-        <w:ind w:left="1440" w:firstLine="0"/>
-        <w:rPr>
-          <w:rFonts w:ascii="Consolas" w:cs="Consolas" w:eastAsia="Consolas" w:hAnsi="Consolas"/>
-          <w:color w:val="151515"/>
-          <w:highlight w:val="white"/>
-        </w:rPr>
-      </w:pPr>
-      <w:r>
-        <w:rPr>
-          <w:rFonts w:ascii="Consolas" w:cs="Consolas" w:eastAsia="Consolas" w:hAnsi="Consolas"/>
-          <w:color w:val="151515"/>
-          <w:highlight w:val="white"/>
-          <w:rtl w:val="0"/>
-        </w:rPr>
-        <w:t xml:space="preserve"># 1080p medium</w:t>
-      </w:r>
-    </w:p>
-    <w:p>
-      <w:pPr>
-        <w:shd w:fill="ffffff" w:val="clear"/>
-        <w:spacing w:after="220" w:line="276" w:lineRule="auto"/>
-        <w:ind w:left="1440" w:firstLine="0"/>
-        <w:rPr>
-          <w:rFonts w:ascii="Consolas" w:cs="Consolas" w:eastAsia="Consolas" w:hAnsi="Consolas"/>
-          <w:color w:val="151515"/>
-          <w:highlight w:val="white"/>
-        </w:rPr>
-      </w:pPr>
-      <w:r>
-        <w:rPr>
-          <w:rFonts w:ascii="Consolas" w:cs="Consolas" w:eastAsia="Consolas" w:hAnsi="Consolas"/>
-          <w:color w:val="151515"/>
-          <w:highlight w:val="white"/>
-          <w:rtl w:val="0"/>
-        </w:rPr>
-        <w:t xml:space="preserve">ffmpeg -i video_original.mp4 \</w:t>
-      </w:r>
-    </w:p>
-    <w:p>
-      <w:pPr>
-        <w:shd w:fill="ffffff" w:val="clear"/>
-        <w:spacing w:after="220" w:line="276" w:lineRule="auto"/>
-        <w:ind w:left="1440" w:firstLine="0"/>
-        <w:rPr>
-          <w:rFonts w:ascii="Consolas" w:cs="Consolas" w:eastAsia="Consolas" w:hAnsi="Consolas"/>
-          <w:color w:val="151515"/>
-          <w:highlight w:val="white"/>
-        </w:rPr>
-      </w:pPr>
-      <w:r>
-        <w:rPr>
-          <w:rFonts w:ascii="Consolas" w:cs="Consolas" w:eastAsia="Consolas" w:hAnsi="Consolas"/>
-          <w:color w:val="151515"/>
-          <w:highlight w:val="white"/>
-          <w:rtl w:val="0"/>
-        </w:rPr>
-        <w:t xml:space="preserve">-c:v libx264 -preset fast -profile:v high -b:v 6000k -maxrate 6000k -bufsize 12000k \</w:t>
-      </w:r>
-    </w:p>
-    <w:p>
-      <w:pPr>
-        <w:shd w:fill="ffffff" w:val="clear"/>
-        <w:spacing w:after="220" w:line="276" w:lineRule="auto"/>
-        <w:ind w:left="1440" w:firstLine="0"/>
-        <w:rPr>
-          <w:rFonts w:ascii="Consolas" w:cs="Consolas" w:eastAsia="Consolas" w:hAnsi="Consolas"/>
-          <w:color w:val="151515"/>
-          <w:highlight w:val="white"/>
-        </w:rPr>
-      </w:pPr>
-      <w:r>
-        <w:rPr>
-          <w:rFonts w:ascii="Consolas" w:cs="Consolas" w:eastAsia="Consolas" w:hAnsi="Consolas"/>
-          <w:color w:val="151515"/>
-          <w:highlight w:val="white"/>
-          <w:rtl w:val="0"/>
-        </w:rPr>
-        <w:t xml:space="preserve">-vf "scale=1920:1080" \</w:t>
-      </w:r>
-    </w:p>
-    <w:p>
-      <w:pPr>
-        <w:shd w:fill="ffffff" w:val="clear"/>
-        <w:spacing w:after="220" w:line="276" w:lineRule="auto"/>
-        <w:ind w:left="1440" w:firstLine="0"/>
-        <w:rPr>
-          <w:rFonts w:ascii="Consolas" w:cs="Consolas" w:eastAsia="Consolas" w:hAnsi="Consolas"/>
-          <w:color w:val="151515"/>
-          <w:highlight w:val="white"/>
-        </w:rPr>
-      </w:pPr>
-      <w:r>
-        <w:rPr>
-          <w:rFonts w:ascii="Consolas" w:cs="Consolas" w:eastAsia="Consolas" w:hAnsi="Consolas"/>
-          <w:color w:val="151515"/>
-          <w:highlight w:val="white"/>
-          <w:rtl w:val="0"/>
-        </w:rPr>
-        <w:t xml:space="preserve">-c:a aac -b:a 128k \</w:t>
-      </w:r>
-    </w:p>
-    <w:p>
-      <w:pPr>
-        <w:shd w:fill="ffffff" w:val="clear"/>
-        <w:spacing w:after="220" w:line="276" w:lineRule="auto"/>
-        <w:ind w:left="1440" w:firstLine="0"/>
-        <w:rPr>
-          <w:rFonts w:ascii="Consolas" w:cs="Consolas" w:eastAsia="Consolas" w:hAnsi="Consolas"/>
-          <w:color w:val="151515"/>
-          <w:highlight w:val="white"/>
-        </w:rPr>
-      </w:pPr>
-      <w:r>
-        <w:rPr>
-          <w:rFonts w:ascii="Consolas" w:cs="Consolas" w:eastAsia="Consolas" w:hAnsi="Consolas"/>
-          <w:color w:val="151515"/>
-          <w:highlight w:val="white"/>
-          <w:rtl w:val="0"/>
-        </w:rPr>
-        <w:t xml:space="preserve">-f segment -segment_time 4 -segment_format mp4 media-abr/medium/v-%02d.mp4</w:t>
-      </w:r>
-    </w:p>
-    <w:p>
-      <w:pPr>
-        <w:shd w:fill="ffffff" w:val="clear"/>
-        <w:spacing w:after="220" w:line="276" w:lineRule="auto"/>
-        <w:ind w:left="720" w:firstLine="0"/>
-        <w:rPr>
-          <w:rFonts w:ascii="Roboto" w:cs="Roboto" w:eastAsia="Roboto" w:hAnsi="Roboto"/>
-          <w:b w:val="1"/>
-          <w:bCs w:val="1"/>
-          <w:color w:val="151515"/>
-          <w:highlight w:val="white"/>
-        </w:rPr>
-      </w:pPr>
-      <w:r>
-        <w:rPr>
-          <w:rFonts w:ascii="Roboto" w:cs="Roboto" w:eastAsia="Roboto" w:hAnsi="Roboto"/>
-          <w:b w:val="1"/>
-          <w:bCs w:val="1"/>
-          <w:color w:val="151515"/>
-          <w:highlight w:val="white"/>
-          <w:rtl w:val="0"/>
-        </w:rPr>
-        <w:t xml:space="preserve">LOW</w:t>
-      </w:r>
-    </w:p>
-    <w:p>
-      <w:pPr>
-        <w:shd w:fill="ffffff" w:val="clear"/>
-        <w:spacing w:after="220" w:line="276" w:lineRule="auto"/>
-        <w:ind w:left="1440" w:firstLine="0"/>
-        <w:rPr>
-          <w:rFonts w:ascii="Consolas" w:cs="Consolas" w:eastAsia="Consolas" w:hAnsi="Consolas"/>
-          <w:color w:val="151515"/>
-          <w:highlight w:val="white"/>
-        </w:rPr>
-      </w:pPr>
-      <w:r>
-        <w:rPr>
-          <w:rFonts w:ascii="Consolas" w:cs="Consolas" w:eastAsia="Consolas" w:hAnsi="Consolas"/>
-          <w:color w:val="151515"/>
-          <w:highlight w:val="white"/>
-          <w:rtl w:val="0"/>
-        </w:rPr>
-        <w:t xml:space="preserve"># 720p low</w:t>
-      </w:r>
-    </w:p>
-    <w:p>
-      <w:pPr>
-        <w:shd w:fill="ffffff" w:val="clear"/>
-        <w:spacing w:after="220" w:line="276" w:lineRule="auto"/>
-        <w:ind w:left="1440" w:firstLine="0"/>
-        <w:rPr>
-          <w:rFonts w:ascii="Consolas" w:cs="Consolas" w:eastAsia="Consolas" w:hAnsi="Consolas"/>
-          <w:color w:val="151515"/>
-          <w:highlight w:val="white"/>
-        </w:rPr>
-      </w:pPr>
-      <w:r>
-        <w:rPr>
-          <w:rFonts w:ascii="Consolas" w:cs="Consolas" w:eastAsia="Consolas" w:hAnsi="Consolas"/>
-          <w:color w:val="151515"/>
-          <w:highlight w:val="white"/>
-          <w:rtl w:val="0"/>
-        </w:rPr>
-        <w:t xml:space="preserve">ffmpeg -i video_original.mp4 \</w:t>
-      </w:r>
-    </w:p>
-    <w:p>
-      <w:pPr>
-        <w:shd w:fill="ffffff" w:val="clear"/>
-        <w:spacing w:after="220" w:line="276" w:lineRule="auto"/>
-        <w:ind w:left="1440" w:firstLine="0"/>
-        <w:rPr>
-          <w:rFonts w:ascii="Consolas" w:cs="Consolas" w:eastAsia="Consolas" w:hAnsi="Consolas"/>
-          <w:color w:val="151515"/>
-          <w:highlight w:val="white"/>
-        </w:rPr>
-      </w:pPr>
-      <w:r>
-        <w:rPr>
-          <w:rFonts w:ascii="Consolas" w:cs="Consolas" w:eastAsia="Consolas" w:hAnsi="Consolas"/>
-          <w:color w:val="151515"/>
-          <w:highlight w:val="white"/>
-          <w:rtl w:val="0"/>
-        </w:rPr>
-        <w:t xml:space="preserve">  -c:v libx264 -preset fast -profile:v main -b:v 3000k -maxrate 3000k -bufsize 6000k \</w:t>
-      </w:r>
-    </w:p>
-    <w:p>
-      <w:pPr>
-        <w:shd w:fill="ffffff" w:val="clear"/>
-        <w:spacing w:after="220" w:line="276" w:lineRule="auto"/>
-        <w:ind w:left="1440" w:firstLine="0"/>
-        <w:rPr>
-          <w:rFonts w:ascii="Consolas" w:cs="Consolas" w:eastAsia="Consolas" w:hAnsi="Consolas"/>
-          <w:color w:val="151515"/>
-          <w:highlight w:val="white"/>
-        </w:rPr>
-      </w:pPr>
-      <w:r>
-        <w:rPr>
-          <w:rFonts w:ascii="Consolas" w:cs="Consolas" w:eastAsia="Consolas" w:hAnsi="Consolas"/>
-          <w:color w:val="151515"/>
-          <w:highlight w:val="white"/>
-          <w:rtl w:val="0"/>
-        </w:rPr>
-        <w:t xml:space="preserve">  -vf "scale=1280:720" \</w:t>
-      </w:r>
-    </w:p>
-    <w:p>
-      <w:pPr>
-        <w:shd w:fill="ffffff" w:val="clear"/>
-        <w:spacing w:after="220" w:line="276" w:lineRule="auto"/>
-        <w:ind w:left="1440" w:firstLine="0"/>
-        <w:rPr>
-          <w:rFonts w:ascii="Consolas" w:cs="Consolas" w:eastAsia="Consolas" w:hAnsi="Consolas"/>
-          <w:color w:val="151515"/>
-          <w:highlight w:val="white"/>
-        </w:rPr>
-      </w:pPr>
-      <w:r>
-        <w:rPr>
-          <w:rFonts w:ascii="Consolas" w:cs="Consolas" w:eastAsia="Consolas" w:hAnsi="Consolas"/>
-          <w:color w:val="151515"/>
-          <w:highlight w:val="white"/>
-          <w:rtl w:val="0"/>
-        </w:rPr>
-        <w:t xml:space="preserve">  -c:a aac -b:a 128k \</w:t>
-      </w:r>
-    </w:p>
-    <w:p>
-      <w:pPr>
-        <w:shd w:fill="ffffff" w:val="clear"/>
-        <w:spacing w:after="220" w:line="276" w:lineRule="auto"/>
-        <w:ind w:left="1440" w:firstLine="0"/>
-        <w:rPr>
-          <w:rFonts w:ascii="Consolas" w:cs="Consolas" w:eastAsia="Consolas" w:hAnsi="Consolas"/>
-          <w:color w:val="151515"/>
-          <w:highlight w:val="white"/>
-        </w:rPr>
-      </w:pPr>
-      <w:r>
-        <w:rPr>
-          <w:rFonts w:ascii="Consolas" w:cs="Consolas" w:eastAsia="Consolas" w:hAnsi="Consolas"/>
-          <w:color w:val="151515"/>
-          <w:highlight w:val="white"/>
-          <w:rtl w:val="0"/>
-        </w:rPr>
-        <w:t xml:space="preserve">  -f segment -segment_time 4 -segment_format mp4 media-abr/low/v-%02d.mp4</w:t>
-      </w:r>
-    </w:p>
-    <w:p>
-      <w:pPr>
-        <w:shd w:fill="ffffff" w:val="clear"/>
-        <w:spacing w:after="220" w:line="276" w:lineRule="auto"/>
-        <w:rPr>
-          <w:rFonts w:ascii="Roboto" w:cs="Roboto" w:eastAsia="Roboto" w:hAnsi="Roboto"/>
-          <w:color w:val="151515"/>
-          <w:highlight w:val="white"/>
-        </w:rPr>
-      </w:pPr>
-      <w:r>
-        <w:rPr>
-          <w:rtl w:val="0"/>
-        </w:rPr>
-      </w:r>
-    </w:p>
-    <w:p>
-      <w:pPr>
-        <w:shd w:fill="ffffff" w:val="clear"/>
-        <w:spacing w:after="220" w:line="276" w:lineRule="auto"/>
-        <w:rPr>
-          <w:rFonts w:ascii="Roboto" w:cs="Roboto" w:eastAsia="Roboto" w:hAnsi="Roboto"/>
-          <w:b w:val="1"/>
-          <w:bCs w:val="1"/>
-          <w:color w:val="151515"/>
-          <w:sz w:val="26"/>
-          <w:szCs w:val="26"/>
-          <w:highlight w:val="white"/>
-        </w:rPr>
-      </w:pPr>
-      <w:r>
-        <w:rPr>
-          <w:rFonts w:ascii="Roboto" w:cs="Roboto" w:eastAsia="Roboto" w:hAnsi="Roboto"/>
-          <w:b w:val="1"/>
-          <w:bCs w:val="1"/>
-          <w:color w:val="151515"/>
-          <w:sz w:val="26"/>
-          <w:szCs w:val="26"/>
-          <w:highlight w:val="white"/>
-          <w:rtl w:val="0"/>
-        </w:rPr>
-        <w:t xml:space="preserve">HLS - Conversión a 8-bit - hls_time 4</w:t>
-      </w:r>
-    </w:p>
-    <w:p>
-      <w:pPr>
-        <w:shd w:fill="ffffff" w:val="clear"/>
-        <w:spacing w:after="220" w:line="276" w:lineRule="auto"/>
-        <w:ind w:left="720" w:firstLine="0"/>
-        <w:rPr>
-          <w:rFonts w:ascii="Roboto" w:cs="Roboto" w:eastAsia="Roboto" w:hAnsi="Roboto"/>
-          <w:b w:val="1"/>
-          <w:bCs w:val="1"/>
-          <w:color w:val="151515"/>
-          <w:highlight w:val="white"/>
-        </w:rPr>
-      </w:pPr>
-      <w:r>
-        <w:rPr>
-          <w:rFonts w:ascii="Roboto" w:cs="Roboto" w:eastAsia="Roboto" w:hAnsi="Roboto"/>
-          <w:b w:val="1"/>
-          <w:bCs w:val="1"/>
-          <w:color w:val="151515"/>
-          <w:highlight w:val="white"/>
-          <w:rtl w:val="0"/>
-        </w:rPr>
-        <w:t xml:space="preserve">HIGH</w:t>
-      </w:r>
-    </w:p>
-    <w:p>
-      <w:pPr>
-        <w:shd w:fill="ffffff" w:val="clear"/>
-        <w:spacing w:after="220" w:line="276" w:lineRule="auto"/>
-        <w:ind w:left="1440" w:firstLine="0"/>
-        <w:rPr>
-          <w:rFonts w:ascii="Consolas" w:cs="Consolas" w:eastAsia="Consolas" w:hAnsi="Consolas"/>
-          <w:color w:val="151515"/>
-          <w:highlight w:val="white"/>
-        </w:rPr>
-      </w:pPr>
-      <w:r>
-        <w:rPr>
-          <w:rFonts w:ascii="Consolas" w:cs="Consolas" w:eastAsia="Consolas" w:hAnsi="Consolas"/>
-          <w:color w:val="151515"/>
-          <w:highlight w:val="white"/>
-          <w:rtl w:val="0"/>
-        </w:rPr>
-        <w:t xml:space="preserve">ffmpeg -i video_original.mp4 \</w:t>
-      </w:r>
-    </w:p>
-    <w:p>
-      <w:pPr>
-        <w:shd w:fill="ffffff" w:val="clear"/>
-        <w:spacing w:after="220" w:line="276" w:lineRule="auto"/>
-        <w:ind w:left="1440" w:firstLine="0"/>
-        <w:rPr>
-          <w:rFonts w:ascii="Consolas" w:cs="Consolas" w:eastAsia="Consolas" w:hAnsi="Consolas"/>
-          <w:color w:val="151515"/>
-          <w:highlight w:val="white"/>
-        </w:rPr>
-      </w:pPr>
-      <w:r>
-        <w:rPr>
-          <w:rFonts w:ascii="Consolas" w:cs="Consolas" w:eastAsia="Consolas" w:hAnsi="Consolas"/>
-          <w:color w:val="151515"/>
-          <w:highlight w:val="white"/>
-          <w:rtl w:val="0"/>
-        </w:rPr>
-        <w:t xml:space="preserve">-c:v libx264 -preset fast -profile:v high -b:v 12000k -maxrate 12000k -bufsize 24000k \</w:t>
-      </w:r>
-    </w:p>
-    <w:p>
-      <w:pPr>
-        <w:shd w:fill="ffffff" w:val="clear"/>
-        <w:spacing w:after="220" w:line="276" w:lineRule="auto"/>
-        <w:ind w:left="1440" w:firstLine="0"/>
-        <w:rPr>
-          <w:rFonts w:ascii="Consolas" w:cs="Consolas" w:eastAsia="Consolas" w:hAnsi="Consolas"/>
-          <w:color w:val="151515"/>
-          <w:highlight w:val="white"/>
-        </w:rPr>
-      </w:pPr>
-      <w:r>
-        <w:rPr>
-          <w:rFonts w:ascii="Consolas" w:cs="Consolas" w:eastAsia="Consolas" w:hAnsi="Consolas"/>
-          <w:color w:val="151515"/>
-          <w:highlight w:val="white"/>
-          <w:rtl w:val="0"/>
-        </w:rPr>
-        <w:t xml:space="preserve">-vf "scale=3840:2160" -pix_fmt yuv420p \</w:t>
-      </w:r>
-    </w:p>
-    <w:p>
-      <w:pPr>
-        <w:shd w:fill="ffffff" w:val="clear"/>
-        <w:spacing w:after="220" w:line="276" w:lineRule="auto"/>
-        <w:ind w:left="1440" w:firstLine="0"/>
-        <w:rPr>
-          <w:rFonts w:ascii="Consolas" w:cs="Consolas" w:eastAsia="Consolas" w:hAnsi="Consolas"/>
-          <w:color w:val="151515"/>
-          <w:highlight w:val="white"/>
-        </w:rPr>
-      </w:pPr>
-      <w:r>
-        <w:rPr>
-          <w:rFonts w:ascii="Consolas" w:cs="Consolas" w:eastAsia="Consolas" w:hAnsi="Consolas"/>
-          <w:color w:val="151515"/>
-          <w:highlight w:val="white"/>
-          <w:rtl w:val="0"/>
-        </w:rPr>
-        <w:t xml:space="preserve">-c:a aac -b:a 192k \</w:t>
-      </w:r>
-    </w:p>
-    <w:p>
-      <w:pPr>
-        <w:shd w:fill="ffffff" w:val="clear"/>
-        <w:spacing w:after="220" w:line="276" w:lineRule="auto"/>
-        <w:ind w:left="1440" w:firstLine="0"/>
-        <w:rPr>
-          <w:rFonts w:ascii="Consolas" w:cs="Consolas" w:eastAsia="Consolas" w:hAnsi="Consolas"/>
-          <w:color w:val="151515"/>
-          <w:highlight w:val="white"/>
-        </w:rPr>
-      </w:pPr>
-      <w:r>
-        <w:rPr>
-          <w:rFonts w:ascii="Consolas" w:cs="Consolas" w:eastAsia="Consolas" w:hAnsi="Consolas"/>
-          <w:color w:val="151515"/>
-          <w:highlight w:val="white"/>
-          <w:rtl w:val="0"/>
-        </w:rPr>
-        <w:t xml:space="preserve">-f hls -hls_time 4 -hls_playlist_type vod \</w:t>
-      </w:r>
-    </w:p>
-    <w:p>
-      <w:pPr>
-        <w:shd w:fill="ffffff" w:val="clear"/>
-        <w:spacing w:after="220" w:line="276" w:lineRule="auto"/>
-        <w:ind w:left="1440" w:firstLine="0"/>
-        <w:rPr>
-          <w:rFonts w:ascii="Consolas" w:cs="Consolas" w:eastAsia="Consolas" w:hAnsi="Consolas"/>
-          <w:color w:val="151515"/>
-          <w:highlight w:val="white"/>
-        </w:rPr>
-      </w:pPr>
-      <w:r>
-        <w:rPr>
-          <w:rFonts w:ascii="Consolas" w:cs="Consolas" w:eastAsia="Consolas" w:hAnsi="Consolas"/>
-          <w:color w:val="151515"/>
-          <w:highlight w:val="white"/>
-          <w:rtl w:val="0"/>
-        </w:rPr>
-        <w:t xml:space="preserve">-hls_segment_filename "hls/high_%03d.ts" \</w:t>
-      </w:r>
-    </w:p>
-    <w:p>
-      <w:pPr>
-        <w:shd w:fill="ffffff" w:val="clear"/>
-        <w:spacing w:after="220" w:line="276" w:lineRule="auto"/>
-        <w:ind w:left="1440" w:firstLine="0"/>
-        <w:rPr>
-          <w:rFonts w:ascii="Consolas" w:cs="Consolas" w:eastAsia="Consolas" w:hAnsi="Consolas"/>
-          <w:color w:val="151515"/>
-          <w:highlight w:val="white"/>
-        </w:rPr>
-      </w:pPr>
-      <w:r>
-        <w:rPr>
-          <w:rFonts w:ascii="Consolas" w:cs="Consolas" w:eastAsia="Consolas" w:hAnsi="Consolas"/>
-          <w:color w:val="151515"/>
-          <w:highlight w:val="white"/>
-          <w:rtl w:val="0"/>
-        </w:rPr>
-        <w:t xml:space="preserve">hls/high.m3u8</w:t>
-      </w:r>
-    </w:p>
-    <w:p>
-      <w:pPr>
-        <w:shd w:fill="ffffff" w:val="clear"/>
-        <w:spacing w:after="220" w:line="276" w:lineRule="auto"/>
-        <w:ind w:left="720" w:firstLine="0"/>
-        <w:rPr>
-          <w:rFonts w:ascii="Roboto" w:cs="Roboto" w:eastAsia="Roboto" w:hAnsi="Roboto"/>
-          <w:b w:val="1"/>
-          <w:bCs w:val="1"/>
-          <w:color w:val="151515"/>
-          <w:highlight w:val="white"/>
-        </w:rPr>
-      </w:pPr>
-      <w:r>
-        <w:rPr>
-          <w:rFonts w:ascii="Roboto" w:cs="Roboto" w:eastAsia="Roboto" w:hAnsi="Roboto"/>
-          <w:b w:val="1"/>
-          <w:bCs w:val="1"/>
-          <w:color w:val="151515"/>
-          <w:highlight w:val="white"/>
-          <w:rtl w:val="0"/>
-        </w:rPr>
-        <w:t xml:space="preserve">MEDIUM</w:t>
-      </w:r>
-    </w:p>
-    <w:p>
-      <w:pPr>
-        <w:shd w:fill="ffffff" w:val="clear"/>
-        <w:spacing w:after="220" w:line="276" w:lineRule="auto"/>
-        <w:ind w:left="1440" w:firstLine="0"/>
-        <w:rPr>
-          <w:rFonts w:ascii="Consolas" w:cs="Consolas" w:eastAsia="Consolas" w:hAnsi="Consolas"/>
-          <w:color w:val="151515"/>
-          <w:highlight w:val="white"/>
-        </w:rPr>
-      </w:pPr>
-      <w:r>
-        <w:rPr>
-          <w:rFonts w:ascii="Consolas" w:cs="Consolas" w:eastAsia="Consolas" w:hAnsi="Consolas"/>
-          <w:color w:val="151515"/>
-          <w:highlight w:val="white"/>
-          <w:rtl w:val="0"/>
-        </w:rPr>
-        <w:t xml:space="preserve"># 1080p medium</w:t>
-      </w:r>
-    </w:p>
-    <w:p>
-      <w:pPr>
-        <w:shd w:fill="ffffff" w:val="clear"/>
-        <w:spacing w:after="220" w:line="276" w:lineRule="auto"/>
-        <w:ind w:left="1440" w:firstLine="0"/>
-        <w:rPr>
-          <w:rFonts w:ascii="Consolas" w:cs="Consolas" w:eastAsia="Consolas" w:hAnsi="Consolas"/>
-          <w:color w:val="151515"/>
-          <w:highlight w:val="white"/>
-        </w:rPr>
-      </w:pPr>
-      <w:r>
-        <w:rPr>
-          <w:rFonts w:ascii="Consolas" w:cs="Consolas" w:eastAsia="Consolas" w:hAnsi="Consolas"/>
-          <w:color w:val="151515"/>
-          <w:highlight w:val="white"/>
-          <w:rtl w:val="0"/>
-        </w:rPr>
-        <w:t xml:space="preserve">ffmpeg -i video_original.mp4 \</w:t>
-      </w:r>
-    </w:p>
-    <w:p>
-      <w:pPr>
-        <w:shd w:fill="ffffff" w:val="clear"/>
-        <w:spacing w:after="220" w:line="276" w:lineRule="auto"/>
-        <w:ind w:left="1440" w:firstLine="0"/>
-        <w:rPr>
-          <w:rFonts w:ascii="Consolas" w:cs="Consolas" w:eastAsia="Consolas" w:hAnsi="Consolas"/>
-          <w:color w:val="151515"/>
-          <w:highlight w:val="white"/>
-        </w:rPr>
-      </w:pPr>
-      <w:r>
-        <w:rPr>
-          <w:rFonts w:ascii="Consolas" w:cs="Consolas" w:eastAsia="Consolas" w:hAnsi="Consolas"/>
-          <w:color w:val="151515"/>
-          <w:highlight w:val="white"/>
-          <w:rtl w:val="0"/>
-        </w:rPr>
-        <w:t xml:space="preserve">  -c:v libx264 -preset fast -profile:v high -b:v 6000k -maxrate 6000k -bufsize 12000k \</w:t>
-      </w:r>
-    </w:p>
-    <w:p>
-      <w:pPr>
-        <w:shd w:fill="ffffff" w:val="clear"/>
-        <w:spacing w:after="220" w:line="276" w:lineRule="auto"/>
-        <w:ind w:left="1440" w:firstLine="0"/>
-        <w:rPr>
-          <w:rFonts w:ascii="Consolas" w:cs="Consolas" w:eastAsia="Consolas" w:hAnsi="Consolas"/>
-          <w:color w:val="151515"/>
-          <w:highlight w:val="white"/>
-        </w:rPr>
-      </w:pPr>
-      <w:r>
-        <w:rPr>
-          <w:rFonts w:ascii="Consolas" w:cs="Consolas" w:eastAsia="Consolas" w:hAnsi="Consolas"/>
-          <w:color w:val="151515"/>
-          <w:highlight w:val="white"/>
-          <w:rtl w:val="0"/>
-        </w:rPr>
-        <w:t xml:space="preserve">  -vf "scale=1920:1080" -pix_fmt yuv420p \</w:t>
-      </w:r>
-    </w:p>
-    <w:p>
-      <w:pPr>
-        <w:shd w:fill="ffffff" w:val="clear"/>
-        <w:spacing w:after="220" w:line="276" w:lineRule="auto"/>
-        <w:ind w:left="1440" w:firstLine="0"/>
-        <w:rPr>
-          <w:rFonts w:ascii="Consolas" w:cs="Consolas" w:eastAsia="Consolas" w:hAnsi="Consolas"/>
-          <w:color w:val="151515"/>
-          <w:highlight w:val="white"/>
-        </w:rPr>
-      </w:pPr>
-      <w:r>
-        <w:rPr>
-          <w:rFonts w:ascii="Consolas" w:cs="Consolas" w:eastAsia="Consolas" w:hAnsi="Consolas"/>
-          <w:color w:val="151515"/>
-          <w:highlight w:val="white"/>
-          <w:rtl w:val="0"/>
-        </w:rPr>
-        <w:t xml:space="preserve">  -c:a aac -b:a 128k \</w:t>
-      </w:r>
-    </w:p>
-    <w:p>
-      <w:pPr>
-        <w:shd w:fill="ffffff" w:val="clear"/>
-        <w:spacing w:after="220" w:line="276" w:lineRule="auto"/>
-        <w:ind w:left="1440" w:firstLine="0"/>
-        <w:rPr>
-          <w:rFonts w:ascii="Consolas" w:cs="Consolas" w:eastAsia="Consolas" w:hAnsi="Consolas"/>
-          <w:color w:val="151515"/>
-          <w:highlight w:val="white"/>
-        </w:rPr>
-      </w:pPr>
-      <w:r>
-        <w:rPr>
-          <w:rFonts w:ascii="Consolas" w:cs="Consolas" w:eastAsia="Consolas" w:hAnsi="Consolas"/>
-          <w:color w:val="151515"/>
-          <w:highlight w:val="white"/>
-          <w:rtl w:val="0"/>
-        </w:rPr>
-        <w:t xml:space="preserve">  -f hls -hls_time 4 -hls_playlist_type vod \</w:t>
-      </w:r>
-    </w:p>
-    <w:p>
-      <w:pPr>
-        <w:shd w:fill="ffffff" w:val="clear"/>
-        <w:spacing w:after="220" w:line="276" w:lineRule="auto"/>
-        <w:ind w:left="1440" w:firstLine="0"/>
-        <w:rPr>
-          <w:rFonts w:ascii="Consolas" w:cs="Consolas" w:eastAsia="Consolas" w:hAnsi="Consolas"/>
-          <w:color w:val="151515"/>
-          <w:highlight w:val="white"/>
-        </w:rPr>
-      </w:pPr>
-      <w:r>
-        <w:rPr>
-          <w:rFonts w:ascii="Consolas" w:cs="Consolas" w:eastAsia="Consolas" w:hAnsi="Consolas"/>
-          <w:color w:val="151515"/>
-          <w:highlight w:val="white"/>
-          <w:rtl w:val="0"/>
-        </w:rPr>
-        <w:t xml:space="preserve">  -hls_segment_filename "hls/medium_%03d.ts" \</w:t>
-      </w:r>
-    </w:p>
-    <w:p>
-      <w:pPr>
-        <w:shd w:fill="ffffff" w:val="clear"/>
-        <w:spacing w:after="220" w:line="276" w:lineRule="auto"/>
-        <w:ind w:left="1440" w:firstLine="0"/>
-        <w:rPr>
-          <w:rFonts w:ascii="Consolas" w:cs="Consolas" w:eastAsia="Consolas" w:hAnsi="Consolas"/>
-          <w:color w:val="151515"/>
-          <w:highlight w:val="white"/>
-        </w:rPr>
-      </w:pPr>
-      <w:r>
-        <w:rPr>
-          <w:rFonts w:ascii="Consolas" w:cs="Consolas" w:eastAsia="Consolas" w:hAnsi="Consolas"/>
-          <w:color w:val="151515"/>
-          <w:highlight w:val="white"/>
-          <w:rtl w:val="0"/>
-        </w:rPr>
-        <w:t xml:space="preserve">  hls/medium.m3u8</w:t>
-      </w:r>
-    </w:p>
-    <w:p>
-      <w:pPr>
-        <w:shd w:fill="ffffff" w:val="clear"/>
-        <w:spacing w:after="220" w:line="276" w:lineRule="auto"/>
-        <w:ind w:left="720" w:firstLine="0"/>
-        <w:rPr>
-          <w:rFonts w:ascii="Roboto" w:cs="Roboto" w:eastAsia="Roboto" w:hAnsi="Roboto"/>
-          <w:color w:val="151515"/>
-          <w:highlight w:val="white"/>
-        </w:rPr>
-      </w:pPr>
-      <w:r>
-        <w:rPr>
-          <w:rtl w:val="0"/>
-        </w:rPr>
-      </w:r>
-    </w:p>
-    <w:p>
-      <w:pPr>
-        <w:shd w:fill="ffffff" w:val="clear"/>
-        <w:spacing w:after="220" w:line="276" w:lineRule="auto"/>
-        <w:ind w:left="720" w:firstLine="0"/>
-        <w:rPr>
-          <w:rFonts w:ascii="Roboto" w:cs="Roboto" w:eastAsia="Roboto" w:hAnsi="Roboto"/>
-          <w:b w:val="1"/>
-          <w:bCs w:val="1"/>
-          <w:color w:val="151515"/>
-          <w:highlight w:val="white"/>
-        </w:rPr>
-      </w:pPr>
-      <w:r>
-        <w:rPr>
-          <w:rFonts w:ascii="Roboto" w:cs="Roboto" w:eastAsia="Roboto" w:hAnsi="Roboto"/>
-          <w:b w:val="1"/>
-          <w:bCs w:val="1"/>
-          <w:color w:val="151515"/>
-          <w:highlight w:val="white"/>
-          <w:rtl w:val="0"/>
-        </w:rPr>
-        <w:t xml:space="preserve">LOW</w:t>
-      </w:r>
-    </w:p>
-    <w:p>
-      <w:pPr>
-        <w:shd w:fill="ffffff" w:val="clear"/>
-        <w:spacing w:after="220" w:line="276" w:lineRule="auto"/>
-        <w:ind w:left="1440" w:firstLine="0"/>
-        <w:rPr>
-          <w:rFonts w:ascii="Consolas" w:cs="Consolas" w:eastAsia="Consolas" w:hAnsi="Consolas"/>
-          <w:color w:val="151515"/>
-          <w:highlight w:val="white"/>
-        </w:rPr>
-      </w:pPr>
-      <w:r>
-        <w:rPr>
-          <w:rFonts w:ascii="Consolas" w:cs="Consolas" w:eastAsia="Consolas" w:hAnsi="Consolas"/>
-          <w:color w:val="151515"/>
-          <w:highlight w:val="white"/>
-          <w:rtl w:val="0"/>
-        </w:rPr>
-        <w:t xml:space="preserve">ffmpeg -i video_original.mp4 \</w:t>
-      </w:r>
-    </w:p>
-    <w:p>
-      <w:pPr>
-        <w:shd w:fill="ffffff" w:val="clear"/>
-        <w:spacing w:after="220" w:line="276" w:lineRule="auto"/>
-        <w:ind w:left="1440" w:firstLine="0"/>
-        <w:rPr>
-          <w:rFonts w:ascii="Consolas" w:cs="Consolas" w:eastAsia="Consolas" w:hAnsi="Consolas"/>
-          <w:color w:val="151515"/>
-          <w:highlight w:val="white"/>
-        </w:rPr>
-      </w:pPr>
-      <w:r>
-        <w:rPr>
-          <w:rFonts w:ascii="Consolas" w:cs="Consolas" w:eastAsia="Consolas" w:hAnsi="Consolas"/>
-          <w:color w:val="151515"/>
-          <w:highlight w:val="white"/>
-          <w:rtl w:val="0"/>
-        </w:rPr>
-        <w:t xml:space="preserve">  -c:v libx264 -preset fast -profile:v main -b:v 3000k -maxrate 3000k -bufsize 6000k \</w:t>
-      </w:r>
-    </w:p>
-    <w:p>
-      <w:pPr>
-        <w:shd w:fill="ffffff" w:val="clear"/>
-        <w:spacing w:after="220" w:line="276" w:lineRule="auto"/>
-        <w:ind w:left="1440" w:firstLine="0"/>
-        <w:rPr>
-          <w:rFonts w:ascii="Consolas" w:cs="Consolas" w:eastAsia="Consolas" w:hAnsi="Consolas"/>
-          <w:color w:val="151515"/>
-          <w:highlight w:val="white"/>
-        </w:rPr>
-      </w:pPr>
-      <w:r>
-        <w:rPr>
-          <w:rFonts w:ascii="Consolas" w:cs="Consolas" w:eastAsia="Consolas" w:hAnsi="Consolas"/>
-          <w:color w:val="151515"/>
-          <w:highlight w:val="white"/>
-          <w:rtl w:val="0"/>
-        </w:rPr>
-        <w:t xml:space="preserve">  -vf "scale=1280:720" -pix_fmt yuv420p \</w:t>
-      </w:r>
-    </w:p>
-    <w:p>
-      <w:pPr>
-        <w:shd w:fill="ffffff" w:val="clear"/>
-        <w:spacing w:after="220" w:line="276" w:lineRule="auto"/>
-        <w:ind w:left="1440" w:firstLine="0"/>
-        <w:rPr>
-          <w:rFonts w:ascii="Consolas" w:cs="Consolas" w:eastAsia="Consolas" w:hAnsi="Consolas"/>
-          <w:color w:val="151515"/>
-          <w:highlight w:val="white"/>
-        </w:rPr>
-      </w:pPr>
-      <w:r>
-        <w:rPr>
-          <w:rFonts w:ascii="Consolas" w:cs="Consolas" w:eastAsia="Consolas" w:hAnsi="Consolas"/>
-          <w:color w:val="151515"/>
-          <w:highlight w:val="white"/>
-          <w:rtl w:val="0"/>
-        </w:rPr>
-        <w:t xml:space="preserve">  -c:a aac -b:a 128k \</w:t>
-      </w:r>
-    </w:p>
-    <w:p>
-      <w:pPr>
-        <w:shd w:fill="ffffff" w:val="clear"/>
-        <w:spacing w:after="220" w:line="276" w:lineRule="auto"/>
-        <w:ind w:left="1440" w:firstLine="0"/>
-        <w:rPr>
-          <w:rFonts w:ascii="Consolas" w:cs="Consolas" w:eastAsia="Consolas" w:hAnsi="Consolas"/>
-          <w:color w:val="151515"/>
-          <w:highlight w:val="white"/>
-        </w:rPr>
-      </w:pPr>
-      <w:r>
-        <w:rPr>
-          <w:rFonts w:ascii="Consolas" w:cs="Consolas" w:eastAsia="Consolas" w:hAnsi="Consolas"/>
-          <w:color w:val="151515"/>
-          <w:highlight w:val="white"/>
-          <w:rtl w:val="0"/>
-        </w:rPr>
-        <w:t xml:space="preserve">  -f hls -hls_time 4 -hls_playlist_type vod \</w:t>
-      </w:r>
-    </w:p>
-    <w:p>
-      <w:pPr>
-        <w:shd w:fill="ffffff" w:val="clear"/>
-        <w:spacing w:after="220" w:line="276" w:lineRule="auto"/>
-        <w:ind w:left="1440" w:firstLine="0"/>
-        <w:rPr>
-          <w:rFonts w:ascii="Consolas" w:cs="Consolas" w:eastAsia="Consolas" w:hAnsi="Consolas"/>
-          <w:color w:val="151515"/>
-          <w:highlight w:val="white"/>
-        </w:rPr>
-      </w:pPr>
-      <w:r>
-        <w:rPr>
-          <w:rFonts w:ascii="Consolas" w:cs="Consolas" w:eastAsia="Consolas" w:hAnsi="Consolas"/>
-          <w:color w:val="151515"/>
-          <w:highlight w:val="white"/>
-          <w:rtl w:val="0"/>
-        </w:rPr>
-        <w:t xml:space="preserve">  -hls_segment_filename "hls/low_%03d.ts" \</w:t>
-      </w:r>
-    </w:p>
-    <w:p>
-      <w:pPr>
-        <w:shd w:fill="ffffff" w:val="clear"/>
-        <w:spacing w:after="220" w:line="276" w:lineRule="auto"/>
-        <w:ind w:left="1440" w:firstLine="0"/>
-        <w:rPr>
-          <w:rFonts w:ascii="Consolas" w:cs="Consolas" w:eastAsia="Consolas" w:hAnsi="Consolas"/>
-          <w:color w:val="151515"/>
-          <w:highlight w:val="white"/>
-        </w:rPr>
-      </w:pPr>
-      <w:r>
-        <w:rPr>
-          <w:rFonts w:ascii="Consolas" w:cs="Consolas" w:eastAsia="Consolas" w:hAnsi="Consolas"/>
-          <w:color w:val="151515"/>
-          <w:highlight w:val="white"/>
-          <w:rtl w:val="0"/>
-        </w:rPr>
-        <w:t xml:space="preserve">  hls/low.m3u8</w:t>
-      </w:r>
-    </w:p>
-    <w:p>
-      <w:pPr>
-        <w:shd w:fill="ffffff" w:val="clear"/>
-        <w:spacing w:after="220" w:line="276" w:lineRule="auto"/>
-        <w:ind w:left="720" w:firstLine="0"/>
-        <w:rPr>
-          <w:rFonts w:ascii="Roboto" w:cs="Roboto" w:eastAsia="Roboto" w:hAnsi="Roboto"/>
-          <w:color w:val="151515"/>
-          <w:highlight w:val="white"/>
-        </w:rPr>
-      </w:pPr>
-      <w:r>
-        <w:rPr>
-          <w:rtl w:val="0"/>
-        </w:rPr>
-      </w:r>
-    </w:p>
-    <w:p>
-      <w:pPr>
-        <w:shd w:fill="ffffff" w:val="clear"/>
-        <w:spacing w:after="220" w:line="276" w:lineRule="auto"/>
-        <w:ind w:left="720" w:firstLine="0"/>
-        <w:rPr>
-          <w:rFonts w:ascii="Roboto" w:cs="Roboto" w:eastAsia="Roboto" w:hAnsi="Roboto"/>
-          <w:b w:val="1"/>
-          <w:bCs w:val="1"/>
-          <w:color w:val="151515"/>
-          <w:highlight w:val="white"/>
-        </w:rPr>
-      </w:pPr>
-      <w:r>
-        <w:rPr>
-          <w:rFonts w:ascii="Roboto" w:cs="Roboto" w:eastAsia="Roboto" w:hAnsi="Roboto"/>
-          <w:b w:val="1"/>
-          <w:bCs w:val="1"/>
-          <w:color w:val="151515"/>
-          <w:highlight w:val="white"/>
-          <w:rtl w:val="0"/>
-        </w:rPr>
-        <w:t xml:space="preserve">MASTER</w:t>
-      </w:r>
-    </w:p>
-    <w:p>
-      <w:pPr>
-        <w:shd w:fill="ffffff" w:val="clear"/>
-        <w:spacing w:after="220" w:line="276" w:lineRule="auto"/>
-        <w:ind w:left="1440" w:firstLine="0"/>
-        <w:rPr>
-          <w:rFonts w:ascii="Consolas" w:cs="Consolas" w:eastAsia="Consolas" w:hAnsi="Consolas"/>
-          <w:color w:val="151515"/>
-          <w:highlight w:val="white"/>
-        </w:rPr>
-      </w:pPr>
-      <w:r>
-        <w:rPr>
-          <w:rFonts w:ascii="Consolas" w:cs="Consolas" w:eastAsia="Consolas" w:hAnsi="Consolas"/>
-          <w:color w:val="151515"/>
-          <w:highlight w:val="white"/>
-          <w:rtl w:val="0"/>
-        </w:rPr>
-        <w:t xml:space="preserve">#EXTM3U</w:t>
-      </w:r>
-    </w:p>
-    <w:p>
-      <w:pPr>
-        <w:shd w:fill="ffffff" w:val="clear"/>
-        <w:spacing w:after="220" w:line="276" w:lineRule="auto"/>
-        <w:ind w:left="1440" w:firstLine="0"/>
-        <w:rPr>
-          <w:rFonts w:ascii="Consolas" w:cs="Consolas" w:eastAsia="Consolas" w:hAnsi="Consolas"/>
-          <w:color w:val="151515"/>
-          <w:highlight w:val="white"/>
-        </w:rPr>
-      </w:pPr>
-      <w:r>
-        <w:rPr>
-          <w:rFonts w:ascii="Consolas" w:cs="Consolas" w:eastAsia="Consolas" w:hAnsi="Consolas"/>
-          <w:color w:val="151515"/>
-          <w:highlight w:val="white"/>
-          <w:rtl w:val="0"/>
-        </w:rPr>
-        <w:t xml:space="preserve">#EXT-X-VERSION:3</w:t>
-      </w:r>
-    </w:p>
-    <w:p>
-      <w:pPr>
-        <w:shd w:fill="ffffff" w:val="clear"/>
-        <w:spacing w:after="220" w:line="276" w:lineRule="auto"/>
-        <w:ind w:left="1440" w:firstLine="0"/>
-        <w:rPr>
-          <w:rFonts w:ascii="Consolas" w:cs="Consolas" w:eastAsia="Consolas" w:hAnsi="Consolas"/>
-          <w:color w:val="151515"/>
-          <w:highlight w:val="white"/>
-        </w:rPr>
-      </w:pPr>
-      <w:r>
-        <w:rPr>
-          <w:rtl w:val="0"/>
-        </w:rPr>
-      </w:r>
-    </w:p>
-    <w:p>
-      <w:pPr>
-        <w:shd w:fill="ffffff" w:val="clear"/>
-        <w:spacing w:after="220" w:line="276" w:lineRule="auto"/>
-        <w:ind w:left="1440" w:firstLine="0"/>
-        <w:rPr>
-          <w:rFonts w:ascii="Consolas" w:cs="Consolas" w:eastAsia="Consolas" w:hAnsi="Consolas"/>
-          <w:color w:val="151515"/>
-          <w:highlight w:val="white"/>
-        </w:rPr>
-      </w:pPr>
-      <w:r>
-        <w:rPr>
-          <w:rFonts w:ascii="Consolas" w:cs="Consolas" w:eastAsia="Consolas" w:hAnsi="Consolas"/>
-          <w:color w:val="151515"/>
-          <w:highlight w:val="white"/>
-          <w:rtl w:val="0"/>
-        </w:rPr>
-        <w:t xml:space="preserve">#EXT-X-STREAM-INF:BANDWIDTH=12000000,RESOLUTION=3840x2160</w:t>
-      </w:r>
-    </w:p>
-    <w:p>
-      <w:pPr>
-        <w:shd w:fill="ffffff" w:val="clear"/>
-        <w:spacing w:after="220" w:line="276" w:lineRule="auto"/>
-        <w:ind w:left="1440" w:firstLine="0"/>
-        <w:rPr>
-          <w:rFonts w:ascii="Consolas" w:cs="Consolas" w:eastAsia="Consolas" w:hAnsi="Consolas"/>
-          <w:color w:val="151515"/>
-          <w:highlight w:val="white"/>
-        </w:rPr>
-      </w:pPr>
-      <w:r>
-        <w:rPr>
-          <w:rFonts w:ascii="Consolas" w:cs="Consolas" w:eastAsia="Consolas" w:hAnsi="Consolas"/>
-          <w:color w:val="151515"/>
-          <w:highlight w:val="white"/>
-          <w:rtl w:val="0"/>
-        </w:rPr>
-        <w:t xml:space="preserve">high.m3u8</w:t>
-      </w:r>
-    </w:p>
-    <w:p>
-      <w:pPr>
-        <w:shd w:fill="ffffff" w:val="clear"/>
-        <w:spacing w:after="220" w:line="276" w:lineRule="auto"/>
-        <w:ind w:left="1440" w:firstLine="0"/>
-        <w:rPr>
-          <w:rFonts w:ascii="Consolas" w:cs="Consolas" w:eastAsia="Consolas" w:hAnsi="Consolas"/>
-          <w:color w:val="151515"/>
-          <w:highlight w:val="white"/>
-        </w:rPr>
-      </w:pPr>
-      <w:r>
-        <w:rPr>
-          <w:rFonts w:ascii="Consolas" w:cs="Consolas" w:eastAsia="Consolas" w:hAnsi="Consolas"/>
-          <w:color w:val="151515"/>
-          <w:highlight w:val="white"/>
-          <w:rtl w:val="0"/>
-        </w:rPr>
-        <w:t xml:space="preserve">#EXT-X-STREAM-INF:BANDWIDTH=6000000,RESOLUTION=1920x1080</w:t>
-      </w:r>
-    </w:p>
-    <w:p>
-      <w:pPr>
-        <w:shd w:fill="ffffff" w:val="clear"/>
-        <w:spacing w:after="220" w:line="276" w:lineRule="auto"/>
-        <w:ind w:left="1440" w:firstLine="0"/>
-        <w:rPr>
-          <w:rFonts w:ascii="Consolas" w:cs="Consolas" w:eastAsia="Consolas" w:hAnsi="Consolas"/>
-          <w:color w:val="151515"/>
-          <w:highlight w:val="white"/>
-        </w:rPr>
-      </w:pPr>
-      <w:r>
-        <w:rPr>
-          <w:rFonts w:ascii="Consolas" w:cs="Consolas" w:eastAsia="Consolas" w:hAnsi="Consolas"/>
-          <w:color w:val="151515"/>
-          <w:highlight w:val="white"/>
-          <w:rtl w:val="0"/>
-        </w:rPr>
-        <w:t xml:space="preserve">medium.m3u8</w:t>
-      </w:r>
-    </w:p>
-    <w:p>
-      <w:pPr>
-        <w:shd w:fill="ffffff" w:val="clear"/>
-        <w:spacing w:after="220" w:line="276" w:lineRule="auto"/>
-        <w:ind w:left="1440" w:firstLine="0"/>
-        <w:rPr>
-          <w:rFonts w:ascii="Consolas" w:cs="Consolas" w:eastAsia="Consolas" w:hAnsi="Consolas"/>
-          <w:color w:val="151515"/>
-          <w:highlight w:val="white"/>
-        </w:rPr>
-      </w:pPr>
-      <w:r>
-        <w:rPr>
-          <w:rFonts w:ascii="Consolas" w:cs="Consolas" w:eastAsia="Consolas" w:hAnsi="Consolas"/>
-          <w:color w:val="151515"/>
-          <w:highlight w:val="white"/>
-          <w:rtl w:val="0"/>
-        </w:rPr>
-        <w:t xml:space="preserve">#EXT-X-STREAM-INF:BANDWIDTH=3000000,RESOLUTION=1280x720</w:t>
-      </w:r>
-    </w:p>
-    <w:p>
-      <w:pPr>
-        <w:shd w:fill="ffffff" w:val="clear"/>
-        <w:spacing w:after="220" w:line="276" w:lineRule="auto"/>
-        <w:ind w:left="1440" w:firstLine="0"/>
-        <w:rPr>
-          <w:rFonts w:ascii="Consolas" w:cs="Consolas" w:eastAsia="Consolas" w:hAnsi="Consolas"/>
-          <w:color w:val="151515"/>
-          <w:highlight w:val="white"/>
-        </w:rPr>
-      </w:pPr>
-      <w:r>
-        <w:rPr>
-          <w:rFonts w:ascii="Consolas" w:cs="Consolas" w:eastAsia="Consolas" w:hAnsi="Consolas"/>
-          <w:color w:val="151515"/>
-          <w:highlight w:val="white"/>
-          <w:rtl w:val="0"/>
-        </w:rPr>
-        <w:t xml:space="preserve">low.m3u8</w:t>
-      </w:r>
-    </w:p>
-    <w:p>
-      <w:pPr>
-        <w:shd w:fill="ffffff" w:val="clear"/>
-        <w:spacing w:after="220" w:line="276" w:lineRule="auto"/>
-        <w:rPr>
-          <w:rFonts w:ascii="Roboto" w:cs="Roboto" w:eastAsia="Roboto" w:hAnsi="Roboto"/>
-          <w:color w:val="151515"/>
-          <w:highlight w:val="white"/>
-        </w:rPr>
-      </w:pPr>
-      <w:r>
-        <w:rPr>
-          <w:rtl w:val="0"/>
-        </w:rPr>
-      </w:r>
-    </w:p>
-    <w:p>
-      <w:pPr>
-        <w:shd w:fill="ffffff" w:val="clear"/>
-        <w:spacing w:after="220" w:line="276" w:lineRule="auto"/>
-        <w:rPr>
-          <w:rFonts w:ascii="Roboto" w:cs="Roboto" w:eastAsia="Roboto" w:hAnsi="Roboto"/>
-          <w:b w:val="1"/>
-          <w:bCs w:val="1"/>
-          <w:color w:val="151515"/>
-          <w:highlight w:val="white"/>
-        </w:rPr>
-      </w:pPr>
-      <w:r>
-        <w:rPr>
-          <w:rFonts w:ascii="Roboto" w:cs="Roboto" w:eastAsia="Roboto" w:hAnsi="Roboto"/>
-          <w:b w:val="1"/>
-          <w:bCs w:val="1"/>
-          <w:color w:val="151515"/>
-          <w:highlight w:val="white"/>
-          <w:rtl w:val="0"/>
-        </w:rPr>
-        <w:t xml:space="preserve">MPD</w:t>
-      </w:r>
-    </w:p>
-    <w:p>
-      <w:pPr>
-        <w:shd w:fill="ffffff" w:val="clear"/>
-        <w:spacing w:after="220" w:line="276" w:lineRule="auto"/>
-        <w:ind w:left="720" w:firstLine="0"/>
-        <w:rPr>
-          <w:rFonts w:ascii="Roboto" w:cs="Roboto" w:eastAsia="Roboto" w:hAnsi="Roboto"/>
-          <w:b w:val="1"/>
-          <w:bCs w:val="1"/>
-          <w:color w:val="151515"/>
-          <w:highlight w:val="white"/>
-        </w:rPr>
-      </w:pPr>
-      <w:r>
-        <w:rPr>
-          <w:rFonts w:ascii="Roboto" w:cs="Roboto" w:eastAsia="Roboto" w:hAnsi="Roboto"/>
-          <w:b w:val="1"/>
-          <w:bCs w:val="1"/>
-          <w:color w:val="151515"/>
-          <w:highlight w:val="white"/>
-          <w:rtl w:val="0"/>
-        </w:rPr>
-        <w:t xml:space="preserve">HIGH</w:t>
-      </w:r>
-    </w:p>
-    <w:p>
-      <w:pPr>
-        <w:shd w:fill="ffffff" w:val="clear"/>
-        <w:spacing w:after="220" w:line="276" w:lineRule="auto"/>
-        <w:ind w:left="1440" w:firstLine="0"/>
-        <w:rPr>
-          <w:rFonts w:ascii="Consolas" w:cs="Consolas" w:eastAsia="Consolas" w:hAnsi="Consolas"/>
-          <w:color w:val="151515"/>
-          <w:highlight w:val="white"/>
-        </w:rPr>
-      </w:pPr>
-      <w:r>
-        <w:rPr>
-          <w:rFonts w:ascii="Consolas" w:cs="Consolas" w:eastAsia="Consolas" w:hAnsi="Consolas"/>
-          <w:color w:val="151515"/>
-          <w:highlight w:val="white"/>
-          <w:rtl w:val="0"/>
-        </w:rPr>
-        <w:t xml:space="preserve">ffmpeg -i video.mp4 \</w:t>
-      </w:r>
-    </w:p>
-    <w:p>
-      <w:pPr>
-        <w:shd w:fill="ffffff" w:val="clear"/>
-        <w:spacing w:after="220" w:line="276" w:lineRule="auto"/>
-        <w:ind w:left="1440" w:firstLine="0"/>
-        <w:rPr>
-          <w:rFonts w:ascii="Consolas" w:cs="Consolas" w:eastAsia="Consolas" w:hAnsi="Consolas"/>
-          <w:color w:val="151515"/>
-          <w:highlight w:val="white"/>
-        </w:rPr>
-      </w:pPr>
-      <w:r>
-        <w:rPr>
-          <w:rFonts w:ascii="Consolas" w:cs="Consolas" w:eastAsia="Consolas" w:hAnsi="Consolas"/>
-          <w:color w:val="151515"/>
-          <w:highlight w:val="white"/>
-          <w:rtl w:val="0"/>
-        </w:rPr>
-        <w:t xml:space="preserve">  -map 0:v -map 0:a \</w:t>
-      </w:r>
-    </w:p>
-    <w:p>
-      <w:pPr>
-        <w:shd w:fill="ffffff" w:val="clear"/>
-        <w:spacing w:after="220" w:line="276" w:lineRule="auto"/>
-        <w:ind w:left="1440" w:firstLine="0"/>
-        <w:rPr>
-          <w:rFonts w:ascii="Consolas" w:cs="Consolas" w:eastAsia="Consolas" w:hAnsi="Consolas"/>
-          <w:color w:val="151515"/>
-          <w:highlight w:val="white"/>
-        </w:rPr>
-      </w:pPr>
-      <w:r>
-        <w:rPr>
-          <w:rFonts w:ascii="Consolas" w:cs="Consolas" w:eastAsia="Consolas" w:hAnsi="Consolas"/>
-          <w:color w:val="151515"/>
-          <w:highlight w:val="white"/>
-          <w:rtl w:val="0"/>
-        </w:rPr>
-        <w:t xml:space="preserve">  -c:v libx264 -profile:v high -b:v 12000k -pix_fmt yuv420p \</w:t>
-      </w:r>
-    </w:p>
-    <w:p>
-      <w:pPr>
-        <w:shd w:fill="ffffff" w:val="clear"/>
-        <w:spacing w:after="220" w:line="276" w:lineRule="auto"/>
-        <w:ind w:left="1440" w:firstLine="0"/>
-        <w:rPr>
-          <w:rFonts w:ascii="Consolas" w:cs="Consolas" w:eastAsia="Consolas" w:hAnsi="Consolas"/>
-          <w:color w:val="151515"/>
-          <w:highlight w:val="white"/>
-        </w:rPr>
-      </w:pPr>
-      <w:r>
-        <w:rPr>
-          <w:rFonts w:ascii="Consolas" w:cs="Consolas" w:eastAsia="Consolas" w:hAnsi="Consolas"/>
-          <w:color w:val="151515"/>
-          <w:highlight w:val="white"/>
-          <w:rtl w:val="0"/>
-        </w:rPr>
-        <w:t xml:space="preserve">  -c:a aac -b:a 192k \</w:t>
-      </w:r>
-    </w:p>
-    <w:p>
-      <w:pPr>
-        <w:shd w:fill="ffffff" w:val="clear"/>
-        <w:spacing w:after="220" w:line="276" w:lineRule="auto"/>
-        <w:ind w:left="1440" w:firstLine="0"/>
-        <w:rPr>
-          <w:rFonts w:ascii="Consolas" w:cs="Consolas" w:eastAsia="Consolas" w:hAnsi="Consolas"/>
-          <w:color w:val="151515"/>
-          <w:highlight w:val="white"/>
-        </w:rPr>
-      </w:pPr>
-      <w:r>
-        <w:rPr>
-          <w:rFonts w:ascii="Consolas" w:cs="Consolas" w:eastAsia="Consolas" w:hAnsi="Consolas"/>
-          <w:color w:val="151515"/>
-          <w:highlight w:val="white"/>
-          <w:rtl w:val="0"/>
-        </w:rPr>
-        <w:t xml:space="preserve">  -f dash mpd/high.mpd</w:t>
-      </w:r>
-    </w:p>
-    <w:p>
-      <w:pPr>
-        <w:shd w:fill="ffffff" w:val="clear"/>
-        <w:spacing w:after="220" w:line="276" w:lineRule="auto"/>
-        <w:ind w:left="720" w:firstLine="0"/>
-        <w:rPr>
-          <w:rFonts w:ascii="Roboto" w:cs="Roboto" w:eastAsia="Roboto" w:hAnsi="Roboto"/>
-          <w:b w:val="1"/>
-          <w:bCs w:val="1"/>
-          <w:color w:val="151515"/>
-          <w:highlight w:val="white"/>
-        </w:rPr>
-      </w:pPr>
-      <w:r>
-        <w:rPr>
-          <w:rFonts w:ascii="Roboto" w:cs="Roboto" w:eastAsia="Roboto" w:hAnsi="Roboto"/>
-          <w:b w:val="1"/>
-          <w:bCs w:val="1"/>
-          <w:color w:val="151515"/>
-          <w:highlight w:val="white"/>
-          <w:rtl w:val="0"/>
-        </w:rPr>
-        <w:t xml:space="preserve">MEDIUM</w:t>
-      </w:r>
-    </w:p>
-    <w:p>
-      <w:pPr>
-        <w:shd w:fill="ffffff" w:val="clear"/>
-        <w:spacing w:after="220" w:line="276" w:lineRule="auto"/>
-        <w:ind w:left="1440" w:firstLine="0"/>
-        <w:rPr>
-          <w:rFonts w:ascii="Consolas" w:cs="Consolas" w:eastAsia="Consolas" w:hAnsi="Consolas"/>
-          <w:color w:val="151515"/>
-          <w:highlight w:val="white"/>
-        </w:rPr>
-      </w:pPr>
-      <w:r>
-        <w:rPr>
-          <w:rFonts w:ascii="Consolas" w:cs="Consolas" w:eastAsia="Consolas" w:hAnsi="Consolas"/>
-          <w:color w:val="151515"/>
-          <w:highlight w:val="white"/>
-          <w:rtl w:val="0"/>
-        </w:rPr>
-        <w:t xml:space="preserve">ffmpeg -i video.mp4 \</w:t>
-      </w:r>
-    </w:p>
-    <w:p>
-      <w:pPr>
-        <w:shd w:fill="ffffff" w:val="clear"/>
-        <w:spacing w:after="220" w:line="276" w:lineRule="auto"/>
-        <w:ind w:left="1440" w:firstLine="0"/>
-        <w:rPr>
-          <w:rFonts w:ascii="Consolas" w:cs="Consolas" w:eastAsia="Consolas" w:hAnsi="Consolas"/>
-          <w:color w:val="151515"/>
-          <w:highlight w:val="white"/>
-        </w:rPr>
-      </w:pPr>
-      <w:r>
-        <w:rPr>
-          <w:rFonts w:ascii="Consolas" w:cs="Consolas" w:eastAsia="Consolas" w:hAnsi="Consolas"/>
-          <w:color w:val="151515"/>
-          <w:highlight w:val="white"/>
-          <w:rtl w:val="0"/>
-        </w:rPr>
-        <w:t xml:space="preserve">  -map 0:v -map 0:a \</w:t>
-      </w:r>
-    </w:p>
-    <w:p>
-      <w:pPr>
-        <w:shd w:fill="ffffff" w:val="clear"/>
-        <w:spacing w:after="220" w:line="276" w:lineRule="auto"/>
-        <w:ind w:left="1440" w:firstLine="0"/>
-        <w:rPr>
-          <w:rFonts w:ascii="Consolas" w:cs="Consolas" w:eastAsia="Consolas" w:hAnsi="Consolas"/>
-          <w:color w:val="151515"/>
-          <w:highlight w:val="white"/>
-        </w:rPr>
-      </w:pPr>
-      <w:r>
-        <w:rPr>
-          <w:rFonts w:ascii="Consolas" w:cs="Consolas" w:eastAsia="Consolas" w:hAnsi="Consolas"/>
-          <w:color w:val="151515"/>
-          <w:highlight w:val="white"/>
-          <w:rtl w:val="0"/>
-        </w:rPr>
-        <w:t xml:space="preserve">  -c:v libx264 -profile:v high -b:v 6000k -pix_fmt yuv420p \</w:t>
-      </w:r>
-    </w:p>
-    <w:p>
-      <w:pPr>
-        <w:shd w:fill="ffffff" w:val="clear"/>
-        <w:spacing w:after="220" w:line="276" w:lineRule="auto"/>
-        <w:ind w:left="1440" w:firstLine="0"/>
-        <w:rPr>
-          <w:rFonts w:ascii="Consolas" w:cs="Consolas" w:eastAsia="Consolas" w:hAnsi="Consolas"/>
-          <w:color w:val="151515"/>
-          <w:highlight w:val="white"/>
-        </w:rPr>
-      </w:pPr>
-      <w:r>
-        <w:rPr>
-          <w:rFonts w:ascii="Consolas" w:cs="Consolas" w:eastAsia="Consolas" w:hAnsi="Consolas"/>
-          <w:color w:val="151515"/>
-          <w:highlight w:val="white"/>
-          <w:rtl w:val="0"/>
-        </w:rPr>
-        <w:t xml:space="preserve">  -c:a aac -b:a 128k \</w:t>
-      </w:r>
-    </w:p>
-    <w:p>
-      <w:pPr>
-        <w:shd w:fill="ffffff" w:val="clear"/>
-        <w:spacing w:after="220" w:line="276" w:lineRule="auto"/>
-        <w:ind w:left="1440" w:firstLine="0"/>
-        <w:rPr>
-          <w:rFonts w:ascii="Consolas" w:cs="Consolas" w:eastAsia="Consolas" w:hAnsi="Consolas"/>
-          <w:color w:val="151515"/>
-          <w:highlight w:val="white"/>
-        </w:rPr>
-      </w:pPr>
-      <w:r>
-        <w:rPr>
-          <w:rFonts w:ascii="Consolas" w:cs="Consolas" w:eastAsia="Consolas" w:hAnsi="Consolas"/>
-          <w:color w:val="151515"/>
-          <w:highlight w:val="white"/>
-          <w:rtl w:val="0"/>
-        </w:rPr>
-        <w:t xml:space="preserve">  -f dash mpd/medium.mpd</w:t>
-      </w:r>
-    </w:p>
-    <w:p>
-      <w:pPr>
-        <w:shd w:fill="ffffff" w:val="clear"/>
-        <w:spacing w:after="220" w:line="276" w:lineRule="auto"/>
-        <w:ind w:left="720" w:firstLine="0"/>
-        <w:rPr>
-          <w:rFonts w:ascii="Roboto" w:cs="Roboto" w:eastAsia="Roboto" w:hAnsi="Roboto"/>
-          <w:b w:val="1"/>
-          <w:bCs w:val="1"/>
-          <w:color w:val="151515"/>
-          <w:highlight w:val="white"/>
-        </w:rPr>
-      </w:pPr>
-      <w:r>
-        <w:rPr>
-          <w:rFonts w:ascii="Roboto" w:cs="Roboto" w:eastAsia="Roboto" w:hAnsi="Roboto"/>
-          <w:b w:val="1"/>
-          <w:bCs w:val="1"/>
-          <w:color w:val="151515"/>
-          <w:highlight w:val="white"/>
-          <w:rtl w:val="0"/>
-        </w:rPr>
-        <w:t xml:space="preserve">LOW</w:t>
-      </w:r>
-    </w:p>
-    <w:p>
-      <w:pPr>
-        <w:shd w:fill="ffffff" w:val="clear"/>
-        <w:spacing w:after="220" w:line="276" w:lineRule="auto"/>
-        <w:ind w:left="1440" w:firstLine="0"/>
-        <w:rPr>
-          <w:rFonts w:ascii="Consolas" w:cs="Consolas" w:eastAsia="Consolas" w:hAnsi="Consolas"/>
-          <w:color w:val="151515"/>
-          <w:highlight w:val="white"/>
-        </w:rPr>
-      </w:pPr>
-      <w:r>
-        <w:rPr>
-          <w:rFonts w:ascii="Consolas" w:cs="Consolas" w:eastAsia="Consolas" w:hAnsi="Consolas"/>
-          <w:color w:val="151515"/>
-          <w:highlight w:val="white"/>
-          <w:rtl w:val="0"/>
-        </w:rPr>
-        <w:t xml:space="preserve">ffmpeg -i video.mp4 \</w:t>
-      </w:r>
-    </w:p>
-    <w:p>
-      <w:pPr>
-        <w:shd w:fill="ffffff" w:val="clear"/>
-        <w:spacing w:after="220" w:line="276" w:lineRule="auto"/>
-        <w:ind w:left="1440" w:firstLine="0"/>
-        <w:rPr>
-          <w:rFonts w:ascii="Consolas" w:cs="Consolas" w:eastAsia="Consolas" w:hAnsi="Consolas"/>
-          <w:color w:val="151515"/>
-          <w:highlight w:val="white"/>
-        </w:rPr>
-      </w:pPr>
-      <w:r>
-        <w:rPr>
-          <w:rFonts w:ascii="Consolas" w:cs="Consolas" w:eastAsia="Consolas" w:hAnsi="Consolas"/>
-          <w:color w:val="151515"/>
-          <w:highlight w:val="white"/>
-          <w:rtl w:val="0"/>
-        </w:rPr>
-        <w:t xml:space="preserve">  -map 0:v -map 0:a \</w:t>
-      </w:r>
-    </w:p>
-    <w:p>
-      <w:pPr>
-        <w:shd w:fill="ffffff" w:val="clear"/>
-        <w:spacing w:after="220" w:line="276" w:lineRule="auto"/>
-        <w:ind w:left="1440" w:firstLine="0"/>
-        <w:rPr>
-          <w:rFonts w:ascii="Consolas" w:cs="Consolas" w:eastAsia="Consolas" w:hAnsi="Consolas"/>
-          <w:color w:val="151515"/>
-          <w:highlight w:val="white"/>
-        </w:rPr>
-      </w:pPr>
-      <w:r>
-        <w:rPr>
-          <w:rFonts w:ascii="Consolas" w:cs="Consolas" w:eastAsia="Consolas" w:hAnsi="Consolas"/>
-          <w:color w:val="151515"/>
-          <w:highlight w:val="white"/>
-          <w:rtl w:val="0"/>
-        </w:rPr>
-        <w:t xml:space="preserve">  -c:v libx264 -profile:v main -b:v 3000k -pix_fmt yuv420p \</w:t>
-      </w:r>
-    </w:p>
-    <w:p>
-      <w:pPr>
-        <w:shd w:fill="ffffff" w:val="clear"/>
-        <w:spacing w:after="220" w:line="276" w:lineRule="auto"/>
-        <w:ind w:left="1440" w:firstLine="0"/>
-        <w:rPr>
-          <w:rFonts w:ascii="Consolas" w:cs="Consolas" w:eastAsia="Consolas" w:hAnsi="Consolas"/>
-          <w:color w:val="151515"/>
-          <w:highlight w:val="white"/>
-        </w:rPr>
-      </w:pPr>
-      <w:r>
-        <w:rPr>
-          <w:rFonts w:ascii="Consolas" w:cs="Consolas" w:eastAsia="Consolas" w:hAnsi="Consolas"/>
-          <w:color w:val="151515"/>
-          <w:highlight w:val="white"/>
-          <w:rtl w:val="0"/>
-        </w:rPr>
-        <w:t xml:space="preserve">  -c:a aac -b:a 128k \</w:t>
-      </w:r>
-    </w:p>
-    <w:p>
-      <w:pPr>
-        <w:shd w:fill="ffffff" w:val="clear"/>
-        <w:spacing w:after="220" w:line="276" w:lineRule="auto"/>
-        <w:ind w:left="1440" w:firstLine="0"/>
-        <w:rPr>
-          <w:rFonts w:ascii="Consolas" w:cs="Consolas" w:eastAsia="Consolas" w:hAnsi="Consolas"/>
-          <w:color w:val="151515"/>
-          <w:highlight w:val="white"/>
-        </w:rPr>
-      </w:pPr>
-      <w:r>
-        <w:rPr>
-          <w:rFonts w:ascii="Consolas" w:cs="Consolas" w:eastAsia="Consolas" w:hAnsi="Consolas"/>
-          <w:color w:val="151515"/>
-          <w:highlight w:val="white"/>
-          <w:rtl w:val="0"/>
-        </w:rPr>
-        <w:t xml:space="preserve">  -f dash mpd/low.mpd</w:t>
-      </w:r>
-    </w:p>
-    <w:p>
-      <w:pPr>
-        <w:shd w:fill="ffffff" w:val="clear"/>
-        <w:spacing w:after="220" w:line="276" w:lineRule="auto"/>
-        <w:rPr>
-          <w:rFonts w:ascii="Roboto" w:cs="Roboto" w:eastAsia="Roboto" w:hAnsi="Roboto"/>
-          <w:b w:val="1"/>
-          <w:bCs w:val="1"/>
-          <w:color w:val="151515"/>
-          <w:highlight w:val="white"/>
-        </w:rPr>
-      </w:pPr>
-      <w:r>
-        <w:rPr>
-          <w:rFonts w:ascii="Roboto" w:cs="Roboto" w:eastAsia="Roboto" w:hAnsi="Roboto"/>
-          <w:b w:val="1"/>
-          <w:bCs w:val="1"/>
-          <w:color w:val="151515"/>
-          <w:highlight w:val="white"/>
-          <w:rtl w:val="0"/>
-        </w:rPr>
-        <w:t xml:space="preserve">SCRIPT</w:t>
-      </w:r>
-    </w:p>
-    <w:p>
-      <w:pPr>
-        <w:shd w:fill="ffffff" w:val="clear"/>
-        <w:spacing w:after="220" w:line="276" w:lineRule="auto"/>
-        <w:ind w:left="720" w:firstLine="0"/>
-        <w:rPr>
-          <w:rFonts w:ascii="Consolas" w:cs="Consolas" w:eastAsia="Consolas" w:hAnsi="Consolas"/>
-          <w:color w:val="151515"/>
-          <w:highlight w:val="white"/>
-        </w:rPr>
-      </w:pPr>
-      <w:r>
-        <w:rPr>
-          <w:rFonts w:ascii="Consolas" w:cs="Consolas" w:eastAsia="Consolas" w:hAnsi="Consolas"/>
-          <w:color w:val="151515"/>
-          <w:highlight w:val="white"/>
-          <w:rtl w:val="0"/>
-        </w:rPr>
-        <w:t xml:space="preserve">&lt;script src="https://cdn.jsdelivr.net/npm/hls.js@latest"&gt;&lt;/script&gt;</w:t>
-      </w:r>
-    </w:p>
-    <w:p>
-      <w:pPr>
-        <w:shd w:fill="ffffff" w:val="clear"/>
-        <w:spacing w:after="220" w:line="276" w:lineRule="auto"/>
-        <w:ind w:left="720" w:firstLine="0"/>
-        <w:rPr>
-          <w:rFonts w:ascii="Consolas" w:cs="Consolas" w:eastAsia="Consolas" w:hAnsi="Consolas"/>
-          <w:color w:val="151515"/>
-          <w:highlight w:val="white"/>
-        </w:rPr>
-      </w:pPr>
-      <w:r>
-        <w:rPr>
-          <w:rFonts w:ascii="Consolas" w:cs="Consolas" w:eastAsia="Consolas" w:hAnsi="Consolas"/>
-          <w:color w:val="151515"/>
-          <w:highlight w:val="white"/>
-          <w:rtl w:val="0"/>
-        </w:rPr>
-        <w:t xml:space="preserve">  &lt;script&gt;</w:t>
-      </w:r>
-    </w:p>
-    <w:p>
-      <w:pPr>
-        <w:shd w:fill="ffffff" w:val="clear"/>
-        <w:spacing w:after="220" w:line="276" w:lineRule="auto"/>
-        <w:ind w:left="720" w:firstLine="0"/>
-        <w:rPr>
-          <w:rFonts w:ascii="Consolas" w:cs="Consolas" w:eastAsia="Consolas" w:hAnsi="Consolas"/>
-          <w:color w:val="151515"/>
-          <w:highlight w:val="white"/>
-        </w:rPr>
-      </w:pPr>
-      <w:r>
-        <w:rPr>
-          <w:rFonts w:ascii="Consolas" w:cs="Consolas" w:eastAsia="Consolas" w:hAnsi="Consolas"/>
-          <w:color w:val="151515"/>
-          <w:highlight w:val="white"/>
-          <w:rtl w:val="0"/>
-        </w:rPr>
-        <w:t xml:space="preserve">    const isVideo = document.getElementById('video');</w:t>
-      </w:r>
-    </w:p>
-    <w:p>
-      <w:pPr>
-        <w:shd w:fill="ffffff" w:val="clear"/>
-        <w:spacing w:after="220" w:line="276" w:lineRule="auto"/>
-        <w:ind w:left="720" w:firstLine="0"/>
-        <w:rPr>
-          <w:rFonts w:ascii="Consolas" w:cs="Consolas" w:eastAsia="Consolas" w:hAnsi="Consolas"/>
-          <w:color w:val="151515"/>
-          <w:highlight w:val="white"/>
-        </w:rPr>
-      </w:pPr>
-      <w:r>
-        <w:rPr>
-          <w:rFonts w:ascii="Consolas" w:cs="Consolas" w:eastAsia="Consolas" w:hAnsi="Consolas"/>
-          <w:color w:val="151515"/>
-          <w:highlight w:val="white"/>
-          <w:rtl w:val="0"/>
-        </w:rPr>
-        <w:t xml:space="preserve">    const videoSrc = 'video/hls/master.m3u8';</w:t>
-      </w:r>
-    </w:p>
-    <w:p>
-      <w:pPr>
-        <w:shd w:fill="ffffff" w:val="clear"/>
-        <w:spacing w:after="220" w:line="276" w:lineRule="auto"/>
-        <w:ind w:left="720" w:firstLine="0"/>
-        <w:rPr>
-          <w:rFonts w:ascii="Consolas" w:cs="Consolas" w:eastAsia="Consolas" w:hAnsi="Consolas"/>
-          <w:color w:val="151515"/>
-          <w:highlight w:val="white"/>
-        </w:rPr>
-      </w:pPr>
-      <w:r>
-        <w:rPr>
-          <w:rFonts w:ascii="Consolas" w:cs="Consolas" w:eastAsia="Consolas" w:hAnsi="Consolas"/>
-          <w:color w:val="151515"/>
-          <w:highlight w:val="white"/>
-          <w:rtl w:val="0"/>
-        </w:rPr>
-        <w:t xml:space="preserve">    if (Hls.isSupported()) {</w:t>
-      </w:r>
-    </w:p>
-    <w:p>
-      <w:pPr>
-        <w:shd w:fill="ffffff" w:val="clear"/>
-        <w:spacing w:after="220" w:line="276" w:lineRule="auto"/>
-        <w:ind w:left="720" w:firstLine="0"/>
-        <w:rPr>
-          <w:rFonts w:ascii="Consolas" w:cs="Consolas" w:eastAsia="Consolas" w:hAnsi="Consolas"/>
-          <w:color w:val="151515"/>
-          <w:highlight w:val="white"/>
-        </w:rPr>
-      </w:pPr>
-      <w:r>
-        <w:rPr>
-          <w:rFonts w:ascii="Consolas" w:cs="Consolas" w:eastAsia="Consolas" w:hAnsi="Consolas"/>
-          <w:color w:val="151515"/>
-          <w:highlight w:val="white"/>
-          <w:rtl w:val="0"/>
-        </w:rPr>
-        <w:t xml:space="preserve">      const hls = new Hls();</w:t>
-      </w:r>
-    </w:p>
-    <w:p>
-      <w:pPr>
-        <w:shd w:fill="ffffff" w:val="clear"/>
-        <w:spacing w:after="220" w:line="276" w:lineRule="auto"/>
-        <w:ind w:left="720" w:firstLine="0"/>
-        <w:rPr>
-          <w:rFonts w:ascii="Consolas" w:cs="Consolas" w:eastAsia="Consolas" w:hAnsi="Consolas"/>
-          <w:color w:val="151515"/>
-          <w:highlight w:val="white"/>
-        </w:rPr>
-      </w:pPr>
-      <w:r>
-        <w:rPr>
-          <w:rFonts w:ascii="Consolas" w:cs="Consolas" w:eastAsia="Consolas" w:hAnsi="Consolas"/>
-          <w:color w:val="151515"/>
-          <w:highlight w:val="white"/>
-          <w:rtl w:val="0"/>
-        </w:rPr>
-        <w:t xml:space="preserve">      hls.loadSource(videoSrc);</w:t>
-      </w:r>
-    </w:p>
-    <w:p>
-      <w:pPr>
-        <w:shd w:fill="ffffff" w:val="clear"/>
-        <w:spacing w:after="220" w:line="276" w:lineRule="auto"/>
-        <w:ind w:left="720" w:firstLine="0"/>
-        <w:rPr>
-          <w:rFonts w:ascii="Consolas" w:cs="Consolas" w:eastAsia="Consolas" w:hAnsi="Consolas"/>
-          <w:color w:val="151515"/>
-          <w:highlight w:val="white"/>
-        </w:rPr>
-      </w:pPr>
-      <w:r>
-        <w:rPr>
-          <w:rFonts w:ascii="Consolas" w:cs="Consolas" w:eastAsia="Consolas" w:hAnsi="Consolas"/>
-          <w:color w:val="151515"/>
-          <w:highlight w:val="white"/>
-          <w:rtl w:val="0"/>
-        </w:rPr>
-        <w:t xml:space="preserve">      hls.attachMedia(isVideo);</w:t>
-      </w:r>
-    </w:p>
-    <w:p>
-      <w:pPr>
-        <w:shd w:fill="ffffff" w:val="clear"/>
-        <w:spacing w:after="220" w:line="276" w:lineRule="auto"/>
-        <w:ind w:left="720" w:firstLine="0"/>
-        <w:rPr>
-          <w:rFonts w:ascii="Consolas" w:cs="Consolas" w:eastAsia="Consolas" w:hAnsi="Consolas"/>
-          <w:color w:val="151515"/>
-          <w:highlight w:val="white"/>
-        </w:rPr>
-      </w:pPr>
-      <w:r>
-        <w:rPr>
-          <w:rFonts w:ascii="Consolas" w:cs="Consolas" w:eastAsia="Consolas" w:hAnsi="Consolas"/>
-          <w:color w:val="151515"/>
-          <w:highlight w:val="white"/>
-          <w:rtl w:val="0"/>
-        </w:rPr>
-        <w:t xml:space="preserve">      hls.on(Hls.Events.MANIFEST_PARSED, () =&gt; {</w:t>
-      </w:r>
-    </w:p>
-    <w:p>
-      <w:pPr>
-        <w:shd w:fill="ffffff" w:val="clear"/>
-        <w:spacing w:after="220" w:line="276" w:lineRule="auto"/>
-        <w:ind w:left="720" w:firstLine="0"/>
-        <w:rPr>
-          <w:rFonts w:ascii="Consolas" w:cs="Consolas" w:eastAsia="Consolas" w:hAnsi="Consolas"/>
-          <w:color w:val="151515"/>
-          <w:highlight w:val="white"/>
-        </w:rPr>
-      </w:pPr>
-      <w:r>
-        <w:rPr>
-          <w:rFonts w:ascii="Consolas" w:cs="Consolas" w:eastAsia="Consolas" w:hAnsi="Consolas"/>
-          <w:color w:val="151515"/>
-          <w:highlight w:val="white"/>
-          <w:rtl w:val="0"/>
-        </w:rPr>
-        <w:t xml:space="preserve">        isVideo.play();</w:t>
-      </w:r>
-    </w:p>
-    <w:p>
-      <w:pPr>
-        <w:shd w:fill="ffffff" w:val="clear"/>
-        <w:spacing w:after="220" w:line="276" w:lineRule="auto"/>
-        <w:ind w:left="720" w:firstLine="0"/>
-        <w:rPr>
-          <w:rFonts w:ascii="Consolas" w:cs="Consolas" w:eastAsia="Consolas" w:hAnsi="Consolas"/>
-          <w:color w:val="151515"/>
-          <w:highlight w:val="white"/>
-        </w:rPr>
-      </w:pPr>
-      <w:r>
-        <w:rPr>
-          <w:rFonts w:ascii="Consolas" w:cs="Consolas" w:eastAsia="Consolas" w:hAnsi="Consolas"/>
-          <w:color w:val="151515"/>
-          <w:highlight w:val="white"/>
-          <w:rtl w:val="0"/>
-        </w:rPr>
-        <w:t xml:space="preserve">      });</w:t>
-      </w:r>
-    </w:p>
-    <w:p>
-      <w:pPr>
-        <w:shd w:fill="ffffff" w:val="clear"/>
-        <w:spacing w:after="220" w:line="276" w:lineRule="auto"/>
-        <w:ind w:left="720" w:firstLine="0"/>
-        <w:rPr>
-          <w:rFonts w:ascii="Consolas" w:cs="Consolas" w:eastAsia="Consolas" w:hAnsi="Consolas"/>
-          <w:color w:val="151515"/>
-          <w:highlight w:val="white"/>
-        </w:rPr>
-      </w:pPr>
-      <w:r>
-        <w:rPr>
-          <w:rFonts w:ascii="Consolas" w:cs="Consolas" w:eastAsia="Consolas" w:hAnsi="Consolas"/>
-          <w:color w:val="151515"/>
-          <w:highlight w:val="white"/>
-          <w:rtl w:val="0"/>
-        </w:rPr>
-        <w:t xml:space="preserve">    } else if (isVideo.canPlayType('application/vnd.apple.mpegurl')) {</w:t>
-      </w:r>
-    </w:p>
-    <w:p>
-      <w:pPr>
-        <w:shd w:fill="ffffff" w:val="clear"/>
-        <w:spacing w:after="220" w:line="276" w:lineRule="auto"/>
-        <w:ind w:left="720" w:firstLine="0"/>
-        <w:rPr>
-          <w:rFonts w:ascii="Consolas" w:cs="Consolas" w:eastAsia="Consolas" w:hAnsi="Consolas"/>
-          <w:color w:val="151515"/>
-          <w:highlight w:val="white"/>
-        </w:rPr>
-      </w:pPr>
-      <w:r>
-        <w:rPr>
-          <w:rFonts w:ascii="Consolas" w:cs="Consolas" w:eastAsia="Consolas" w:hAnsi="Consolas"/>
-          <w:color w:val="151515"/>
-          <w:highlight w:val="white"/>
-          <w:rtl w:val="0"/>
-        </w:rPr>
-        <w:t xml:space="preserve">      isVideo.src = videoSrc;</w:t>
-      </w:r>
-    </w:p>
-    <w:p>
-      <w:pPr>
-        <w:shd w:fill="ffffff" w:val="clear"/>
-        <w:spacing w:after="220" w:line="276" w:lineRule="auto"/>
-        <w:ind w:left="720" w:firstLine="0"/>
-        <w:rPr>
-          <w:rFonts w:ascii="Consolas" w:cs="Consolas" w:eastAsia="Consolas" w:hAnsi="Consolas"/>
-          <w:color w:val="151515"/>
-          <w:highlight w:val="white"/>
-        </w:rPr>
-      </w:pPr>
-      <w:r>
-        <w:rPr>
-          <w:rFonts w:ascii="Consolas" w:cs="Consolas" w:eastAsia="Consolas" w:hAnsi="Consolas"/>
-          <w:color w:val="151515"/>
-          <w:highlight w:val="white"/>
-          <w:rtl w:val="0"/>
-        </w:rPr>
-        <w:t xml:space="preserve">      isVideo.addEventListener('loadedmetadata', () =&gt; isVideo.play());</w:t>
-      </w:r>
-    </w:p>
-    <w:p>
-      <w:pPr>
-        <w:shd w:fill="ffffff" w:val="clear"/>
-        <w:spacing w:after="220" w:line="276" w:lineRule="auto"/>
-        <w:ind w:left="720" w:firstLine="0"/>
-        <w:rPr>
-          <w:rFonts w:ascii="Consolas" w:cs="Consolas" w:eastAsia="Consolas" w:hAnsi="Consolas"/>
-          <w:color w:val="151515"/>
-          <w:highlight w:val="white"/>
-        </w:rPr>
-      </w:pPr>
-      <w:r>
-        <w:rPr>
-          <w:rFonts w:ascii="Consolas" w:cs="Consolas" w:eastAsia="Consolas" w:hAnsi="Consolas"/>
-          <w:color w:val="151515"/>
-          <w:highlight w:val="white"/>
-          <w:rtl w:val="0"/>
-        </w:rPr>
-        <w:t xml:space="preserve">    } else {</w:t>
-      </w:r>
-    </w:p>
-    <w:p>
-      <w:pPr>
-        <w:shd w:fill="ffffff" w:val="clear"/>
-        <w:spacing w:after="220" w:line="276" w:lineRule="auto"/>
-        <w:ind w:left="720" w:firstLine="0"/>
-        <w:rPr>
-          <w:rFonts w:ascii="Consolas" w:cs="Consolas" w:eastAsia="Consolas" w:hAnsi="Consolas"/>
-          <w:color w:val="151515"/>
-          <w:highlight w:val="white"/>
-        </w:rPr>
-      </w:pPr>
-      <w:r>
-        <w:rPr>
-          <w:rFonts w:ascii="Consolas" w:cs="Consolas" w:eastAsia="Consolas" w:hAnsi="Consolas"/>
-          <w:color w:val="151515"/>
-          <w:highlight w:val="white"/>
-          <w:rtl w:val="0"/>
-        </w:rPr>
-        <w:t xml:space="preserve">      isVideo.src = 'video/video.ogg'; // fallback OGG</w:t>
-      </w:r>
-    </w:p>
-    <w:p>
-      <w:pPr>
-        <w:shd w:fill="ffffff" w:val="clear"/>
-        <w:spacing w:after="220" w:line="276" w:lineRule="auto"/>
-        <w:ind w:left="720" w:firstLine="0"/>
-        <w:rPr>
-          <w:rFonts w:ascii="Consolas" w:cs="Consolas" w:eastAsia="Consolas" w:hAnsi="Consolas"/>
-          <w:color w:val="151515"/>
-          <w:highlight w:val="white"/>
-        </w:rPr>
-      </w:pPr>
-      <w:r>
-        <w:rPr>
-          <w:rFonts w:ascii="Consolas" w:cs="Consolas" w:eastAsia="Consolas" w:hAnsi="Consolas"/>
-          <w:color w:val="151515"/>
-          <w:highlight w:val="white"/>
-          <w:rtl w:val="0"/>
-        </w:rPr>
-        <w:t xml:space="preserve">    }</w:t>
-      </w:r>
-    </w:p>
-    <w:p>
-      <w:pPr>
-        <w:shd w:fill="ffffff" w:val="clear"/>
-        <w:spacing w:after="220" w:line="276" w:lineRule="auto"/>
-        <w:ind w:left="720" w:firstLine="0"/>
-        <w:rPr>
-          <w:rFonts w:ascii="Consolas" w:cs="Consolas" w:eastAsia="Consolas" w:hAnsi="Consolas"/>
-          <w:color w:val="151515"/>
-          <w:highlight w:val="white"/>
-        </w:rPr>
-      </w:pPr>
-      <w:r>
-        <w:rPr>
-          <w:rFonts w:ascii="Consolas" w:cs="Consolas" w:eastAsia="Consolas" w:hAnsi="Consolas"/>
-          <w:color w:val="151515"/>
-          <w:highlight w:val="white"/>
-          <w:rtl w:val="0"/>
-        </w:rPr>
-        <w:t xml:space="preserve">  &lt;/script&gt;</w:t>
-      </w:r>
-    </w:p>
-    <w:p>
-      <w:pPr>
-        <w:shd w:fill="ffffff" w:val="clear"/>
-        <w:spacing w:after="220" w:line="276" w:lineRule="auto"/>
-        <w:ind w:left="720" w:firstLine="0"/>
-        <w:rPr>
-          <w:rFonts w:ascii="Consolas" w:cs="Consolas" w:eastAsia="Consolas" w:hAnsi="Consolas"/>
-          <w:color w:val="151515"/>
-          <w:highlight w:val="white"/>
-        </w:rPr>
-      </w:pPr>
-      <w:r>
-        <w:rPr>
-          <w:rFonts w:ascii="Consolas" w:cs="Consolas" w:eastAsia="Consolas" w:hAnsi="Consolas"/>
-          <w:color w:val="151515"/>
-          <w:highlight w:val="white"/>
-          <w:rtl w:val="0"/>
-        </w:rPr>
-        <w:t xml:space="preserve">  &lt;script src="https://cdn.dashjs.org/latest/dash.all.min.js"&gt;&lt;/script&gt;</w:t>
-      </w:r>
-    </w:p>
-    <w:p>
-      <w:pPr>
-        <w:shd w:fill="ffffff" w:val="clear"/>
-        <w:spacing w:after="220" w:line="276" w:lineRule="auto"/>
-        <w:ind w:left="720" w:firstLine="0"/>
-        <w:rPr>
-          <w:rFonts w:ascii="Consolas" w:cs="Consolas" w:eastAsia="Consolas" w:hAnsi="Consolas"/>
-          <w:color w:val="151515"/>
-          <w:highlight w:val="white"/>
-        </w:rPr>
-      </w:pPr>
-      <w:r>
-        <w:rPr>
-          <w:rFonts w:ascii="Consolas" w:cs="Consolas" w:eastAsia="Consolas" w:hAnsi="Consolas"/>
-          <w:color w:val="151515"/>
-          <w:highlight w:val="white"/>
-          <w:rtl w:val="0"/>
-        </w:rPr>
-        <w:t xml:space="preserve">  &lt;script&gt;</w:t>
-      </w:r>
-    </w:p>
-    <w:p>
-      <w:pPr>
-        <w:shd w:fill="ffffff" w:val="clear"/>
-        <w:spacing w:after="220" w:line="276" w:lineRule="auto"/>
-        <w:ind w:left="720" w:firstLine="0"/>
-        <w:rPr>
-          <w:rFonts w:ascii="Consolas" w:cs="Consolas" w:eastAsia="Consolas" w:hAnsi="Consolas"/>
-          <w:color w:val="151515"/>
-          <w:highlight w:val="white"/>
-        </w:rPr>
-      </w:pPr>
-      <w:r>
-        <w:rPr>
-          <w:rFonts w:ascii="Consolas" w:cs="Consolas" w:eastAsia="Consolas" w:hAnsi="Consolas"/>
-          <w:color w:val="151515"/>
-          <w:highlight w:val="white"/>
-          <w:rtl w:val="0"/>
-        </w:rPr>
-        <w:t xml:space="preserve">    const isVideo2 = document.getElementById('video');</w:t>
-      </w:r>
-    </w:p>
-    <w:p>
-      <w:pPr>
-        <w:shd w:fill="ffffff" w:val="clear"/>
-        <w:spacing w:after="220" w:line="276" w:lineRule="auto"/>
-        <w:ind w:left="720" w:firstLine="0"/>
-        <w:rPr>
-          <w:rFonts w:ascii="Consolas" w:cs="Consolas" w:eastAsia="Consolas" w:hAnsi="Consolas"/>
-          <w:color w:val="151515"/>
-          <w:highlight w:val="white"/>
-        </w:rPr>
-      </w:pPr>
-      <w:r>
-        <w:rPr>
-          <w:rFonts w:ascii="Consolas" w:cs="Consolas" w:eastAsia="Consolas" w:hAnsi="Consolas"/>
-          <w:color w:val="151515"/>
-          <w:highlight w:val="white"/>
-          <w:rtl w:val="0"/>
-        </w:rPr>
-        <w:t xml:space="preserve">    const player = dashjs.MediaPlayer().create();</w:t>
-      </w:r>
-    </w:p>
-    <w:p>
-      <w:pPr>
-        <w:shd w:fill="ffffff" w:val="clear"/>
-        <w:spacing w:after="220" w:line="276" w:lineRule="auto"/>
-        <w:ind w:left="720" w:firstLine="0"/>
-        <w:rPr>
-          <w:rFonts w:ascii="Consolas" w:cs="Consolas" w:eastAsia="Consolas" w:hAnsi="Consolas"/>
-          <w:color w:val="151515"/>
-          <w:highlight w:val="white"/>
-        </w:rPr>
-      </w:pPr>
-      <w:r>
-        <w:rPr>
-          <w:rFonts w:ascii="Consolas" w:cs="Consolas" w:eastAsia="Consolas" w:hAnsi="Consolas"/>
-          <w:color w:val="151515"/>
-          <w:highlight w:val="white"/>
-          <w:rtl w:val="0"/>
-        </w:rPr>
-        <w:t xml:space="preserve">    player.initialize(isVideo2, 'video/mpd/high.mpd', true);</w:t>
-      </w:r>
-    </w:p>
-    <w:p>
-      <w:pPr>
-        <w:shd w:fill="ffffff" w:val="clear"/>
-        <w:spacing w:after="220" w:line="276" w:lineRule="auto"/>
-        <w:ind w:left="720" w:firstLine="0"/>
-        <w:rPr>
-          <w:rFonts w:ascii="Consolas" w:cs="Consolas" w:eastAsia="Consolas" w:hAnsi="Consolas"/>
-          <w:color w:val="151515"/>
-          <w:highlight w:val="white"/>
-        </w:rPr>
-      </w:pPr>
-      <w:r>
-        <w:rPr>
-          <w:rFonts w:ascii="Consolas" w:cs="Consolas" w:eastAsia="Consolas" w:hAnsi="Consolas"/>
-          <w:color w:val="151515"/>
-          <w:highlight w:val="white"/>
-          <w:rtl w:val="0"/>
-        </w:rPr>
-        <w:t xml:space="preserve">  &lt;/script&gt;</w:t>
+        <w:t xml:space="preserve">5. Conclusiones técnicas</w:t>
+      </w:r>
+    </w:p>
+    <w:p>
+      <w:pPr>
+        <w:numPr>
+          <w:ilvl w:val="0"/>
+          <w:numId w:val="10"/>
+        </w:numPr>
+        <w:shd w:fill="ffffff" w:val="clear"/>
+        <w:spacing w:after="0" w:afterAutospacing="0" w:before="240" w:line="276" w:lineRule="auto"/>
+        <w:ind w:left="720" w:hanging="360"/>
+        <w:rPr>
+          <w:rFonts w:ascii="Roboto" w:cs="Roboto" w:eastAsia="Roboto" w:hAnsi="Roboto"/>
+          <w:color w:val="151515"/>
+          <w:highlight w:val="white"/>
+        </w:rPr>
+      </w:pPr>
+      <w:r>
+        <w:rPr>
+          <w:rFonts w:ascii="Roboto" w:cs="Roboto" w:eastAsia="Roboto" w:hAnsi="Roboto"/>
+          <w:color w:val="151515"/>
+          <w:highlight w:val="white"/>
+          <w:rtl w:val="0"/>
+        </w:rPr>
+        <w:t xml:space="preserve">Streaming adaptativo (HLS + DASH)</w:t>
+      </w:r>
+    </w:p>
+    <w:p>
+      <w:pPr>
+        <w:numPr>
+          <w:ilvl w:val="0"/>
+          <w:numId w:val="10"/>
+        </w:numPr>
+        <w:shd w:fill="ffffff" w:val="clear"/>
+        <w:spacing w:after="0" w:afterAutospacing="0" w:before="0" w:beforeAutospacing="0" w:line="276" w:lineRule="auto"/>
+        <w:ind w:left="720" w:hanging="360"/>
+        <w:rPr>
+          <w:rFonts w:ascii="Roboto" w:cs="Roboto" w:eastAsia="Roboto" w:hAnsi="Roboto"/>
+          <w:color w:val="151515"/>
+          <w:highlight w:val="white"/>
+        </w:rPr>
+      </w:pPr>
+      <w:r>
+        <w:rPr>
+          <w:rFonts w:ascii="Roboto" w:cs="Roboto" w:eastAsia="Roboto" w:hAnsi="Roboto"/>
+          <w:color w:val="151515"/>
+          <w:highlight w:val="white"/>
+          <w:rtl w:val="0"/>
+        </w:rPr>
+        <w:t xml:space="preserve">Sincronización multimedia avanzada</w:t>
+      </w:r>
+    </w:p>
+    <w:p>
+      <w:pPr>
+        <w:numPr>
+          <w:ilvl w:val="0"/>
+          <w:numId w:val="10"/>
+        </w:numPr>
+        <w:shd w:fill="ffffff" w:val="clear"/>
+        <w:spacing w:after="0" w:afterAutospacing="0" w:before="0" w:beforeAutospacing="0" w:line="276" w:lineRule="auto"/>
+        <w:ind w:left="720" w:hanging="360"/>
+        <w:rPr>
+          <w:rFonts w:ascii="Roboto" w:cs="Roboto" w:eastAsia="Roboto" w:hAnsi="Roboto"/>
+          <w:color w:val="151515"/>
+          <w:highlight w:val="white"/>
+        </w:rPr>
+      </w:pPr>
+      <w:r>
+        <w:rPr>
+          <w:rFonts w:ascii="Roboto" w:cs="Roboto" w:eastAsia="Roboto" w:hAnsi="Roboto"/>
+          <w:color w:val="151515"/>
+          <w:highlight w:val="white"/>
+          <w:rtl w:val="0"/>
+        </w:rPr>
+        <w:t xml:space="preserve">Interacción usuario-contenido</w:t>
+      </w:r>
+    </w:p>
+    <w:p>
+      <w:pPr>
+        <w:numPr>
+          <w:ilvl w:val="0"/>
+          <w:numId w:val="10"/>
+        </w:numPr>
+        <w:shd w:fill="ffffff" w:val="clear"/>
+        <w:spacing w:after="0" w:afterAutospacing="0" w:before="0" w:beforeAutospacing="0" w:line="276" w:lineRule="auto"/>
+        <w:ind w:left="720" w:hanging="360"/>
+        <w:rPr>
+          <w:rFonts w:ascii="Roboto" w:cs="Roboto" w:eastAsia="Roboto" w:hAnsi="Roboto"/>
+          <w:color w:val="151515"/>
+          <w:highlight w:val="white"/>
+        </w:rPr>
+      </w:pPr>
+      <w:r>
+        <w:rPr>
+          <w:rFonts w:ascii="Roboto" w:cs="Roboto" w:eastAsia="Roboto" w:hAnsi="Roboto"/>
+          <w:color w:val="151515"/>
+          <w:highlight w:val="white"/>
+          <w:rtl w:val="0"/>
+        </w:rPr>
+        <w:t xml:space="preserve">Visualización geográfica</w:t>
+      </w:r>
+    </w:p>
+    <w:p>
+      <w:pPr>
+        <w:numPr>
+          <w:ilvl w:val="0"/>
+          <w:numId w:val="10"/>
+        </w:numPr>
+        <w:shd w:fill="ffffff" w:val="clear"/>
+        <w:spacing w:after="240" w:before="0" w:beforeAutospacing="0" w:line="276" w:lineRule="auto"/>
+        <w:ind w:left="720" w:hanging="360"/>
+        <w:rPr>
+          <w:rFonts w:ascii="Roboto" w:cs="Roboto" w:eastAsia="Roboto" w:hAnsi="Roboto"/>
+          <w:color w:val="151515"/>
+          <w:highlight w:val="white"/>
+        </w:rPr>
+      </w:pPr>
+      <w:r>
+        <w:rPr>
+          <w:rFonts w:ascii="Roboto" w:cs="Roboto" w:eastAsia="Roboto" w:hAnsi="Roboto"/>
+          <w:color w:val="151515"/>
+          <w:highlight w:val="white"/>
+          <w:rtl w:val="0"/>
+        </w:rPr>
+        <w:t xml:space="preserve">Elementos de inteligencia artificial (YOLO)</w:t>
       </w:r>
     </w:p>
     <w:p>
@@ -7588,8 +5216,8 @@
   <w:abstractNum w:abstractNumId="13">
     <w:lvl w:ilvl="0">
       <w:start w:val="1"/>
-      <w:numFmt w:val="decimal"/>
-      <w:lvlText w:val="%1."/>
+      <w:numFmt w:val="bullet"/>
+      <w:lvlText w:val="●"/>
       <w:lvlJc w:val="left"/>
       <w:pPr>
         <w:ind w:left="720" w:hanging="360"/>
@@ -7600,8 +5228,8 @@
     </w:lvl>
     <w:lvl w:ilvl="1">
       <w:start w:val="1"/>
-      <w:numFmt w:val="lowerLetter"/>
-      <w:lvlText w:val="%2."/>
+      <w:numFmt w:val="bullet"/>
+      <w:lvlText w:val="○"/>
       <w:lvlJc w:val="left"/>
       <w:pPr>
         <w:ind w:left="1440" w:hanging="360"/>
@@ -7612,8 +5240,8 @@
     </w:lvl>
     <w:lvl w:ilvl="2">
       <w:start w:val="1"/>
-      <w:numFmt w:val="lowerRoman"/>
-      <w:lvlText w:val="%3."/>
+      <w:numFmt w:val="bullet"/>
+      <w:lvlText w:val="■"/>
       <w:lvlJc w:val="left"/>
       <w:pPr>
         <w:ind w:left="2160" w:hanging="360"/>
@@ -7624,8 +5252,8 @@
     </w:lvl>
     <w:lvl w:ilvl="3">
       <w:start w:val="1"/>
-      <w:numFmt w:val="decimal"/>
-      <w:lvlText w:val="%4."/>
+      <w:numFmt w:val="bullet"/>
+      <w:lvlText w:val="●"/>
       <w:lvlJc w:val="left"/>
       <w:pPr>
         <w:ind w:left="2880" w:hanging="360"/>
@@ -7636,8 +5264,8 @@
     </w:lvl>
     <w:lvl w:ilvl="4">
       <w:start w:val="1"/>
-      <w:numFmt w:val="lowerLetter"/>
-      <w:lvlText w:val="%5."/>
+      <w:numFmt w:val="bullet"/>
+      <w:lvlText w:val="○"/>
       <w:lvlJc w:val="left"/>
       <w:pPr>
         <w:ind w:left="3600" w:hanging="360"/>
@@ -7648,8 +5276,8 @@
     </w:lvl>
     <w:lvl w:ilvl="5">
       <w:start w:val="1"/>
-      <w:numFmt w:val="lowerRoman"/>
-      <w:lvlText w:val="%6."/>
+      <w:numFmt w:val="bullet"/>
+      <w:lvlText w:val="■"/>
       <w:lvlJc w:val="left"/>
       <w:pPr>
         <w:ind w:left="4320" w:hanging="360"/>
@@ -7660,8 +5288,8 @@
     </w:lvl>
     <w:lvl w:ilvl="6">
       <w:start w:val="1"/>
-      <w:numFmt w:val="decimal"/>
-      <w:lvlText w:val="%7."/>
+      <w:numFmt w:val="bullet"/>
+      <w:lvlText w:val="●"/>
       <w:lvlJc w:val="left"/>
       <w:pPr>
         <w:ind w:left="5040" w:hanging="360"/>
@@ -7672,8 +5300,8 @@
     </w:lvl>
     <w:lvl w:ilvl="7">
       <w:start w:val="1"/>
-      <w:numFmt w:val="lowerLetter"/>
-      <w:lvlText w:val="%8."/>
+      <w:numFmt w:val="bullet"/>
+      <w:lvlText w:val="○"/>
       <w:lvlJc w:val="left"/>
       <w:pPr>
         <w:ind w:left="5760" w:hanging="360"/>
@@ -7684,8 +5312,8 @@
     </w:lvl>
     <w:lvl w:ilvl="8">
       <w:start w:val="1"/>
-      <w:numFmt w:val="lowerRoman"/>
-      <w:lvlText w:val="%9."/>
+      <w:numFmt w:val="bullet"/>
+      <w:lvlText w:val="■"/>
       <w:lvlJc w:val="left"/>
       <w:pPr>
         <w:ind w:left="6480" w:hanging="360"/>
@@ -7698,8 +5326,8 @@
   <w:abstractNum w:abstractNumId="14">
     <w:lvl w:ilvl="0">
       <w:start w:val="1"/>
-      <w:numFmt w:val="bullet"/>
-      <w:lvlText w:val="●"/>
+      <w:numFmt w:val="decimal"/>
+      <w:lvlText w:val="%1."/>
       <w:lvlJc w:val="left"/>
       <w:pPr>
         <w:ind w:left="720" w:hanging="360"/>
@@ -7710,8 +5338,8 @@
     </w:lvl>
     <w:lvl w:ilvl="1">
       <w:start w:val="1"/>
-      <w:numFmt w:val="bullet"/>
-      <w:lvlText w:val="○"/>
+      <w:numFmt w:val="lowerLetter"/>
+      <w:lvlText w:val="%2."/>
       <w:lvlJc w:val="left"/>
       <w:pPr>
         <w:ind w:left="1440" w:hanging="360"/>
@@ -7722,8 +5350,8 @@
     </w:lvl>
     <w:lvl w:ilvl="2">
       <w:start w:val="1"/>
-      <w:numFmt w:val="bullet"/>
-      <w:lvlText w:val="■"/>
+      <w:numFmt w:val="lowerRoman"/>
+      <w:lvlText w:val="%3."/>
       <w:lvlJc w:val="left"/>
       <w:pPr>
         <w:ind w:left="2160" w:hanging="360"/>
@@ -7734,8 +5362,8 @@
     </w:lvl>
     <w:lvl w:ilvl="3">
       <w:start w:val="1"/>
-      <w:numFmt w:val="bullet"/>
-      <w:lvlText w:val="●"/>
+      <w:numFmt w:val="decimal"/>
+      <w:lvlText w:val="%4."/>
       <w:lvlJc w:val="left"/>
       <w:pPr>
         <w:ind w:left="2880" w:hanging="360"/>
@@ -7746,8 +5374,8 @@
     </w:lvl>
     <w:lvl w:ilvl="4">
       <w:start w:val="1"/>
-      <w:numFmt w:val="bullet"/>
-      <w:lvlText w:val="○"/>
+      <w:numFmt w:val="lowerLetter"/>
+      <w:lvlText w:val="%5."/>
       <w:lvlJc w:val="left"/>
       <w:pPr>
         <w:ind w:left="3600" w:hanging="360"/>
@@ -7758,8 +5386,8 @@
     </w:lvl>
     <w:lvl w:ilvl="5">
       <w:start w:val="1"/>
-      <w:numFmt w:val="bullet"/>
-      <w:lvlText w:val="■"/>
+      <w:numFmt w:val="lowerRoman"/>
+      <w:lvlText w:val="%6."/>
       <w:lvlJc w:val="left"/>
       <w:pPr>
         <w:ind w:left="4320" w:hanging="360"/>
@@ -7770,8 +5398,8 @@
     </w:lvl>
     <w:lvl w:ilvl="6">
       <w:start w:val="1"/>
-      <w:numFmt w:val="bullet"/>
-      <w:lvlText w:val="●"/>
+      <w:numFmt w:val="decimal"/>
+      <w:lvlText w:val="%7."/>
       <w:lvlJc w:val="left"/>
       <w:pPr>
         <w:ind w:left="5040" w:hanging="360"/>
@@ -7782,8 +5410,8 @@
     </w:lvl>
     <w:lvl w:ilvl="7">
       <w:start w:val="1"/>
-      <w:numFmt w:val="bullet"/>
-      <w:lvlText w:val="○"/>
+      <w:numFmt w:val="lowerLetter"/>
+      <w:lvlText w:val="%8."/>
       <w:lvlJc w:val="left"/>
       <w:pPr>
         <w:ind w:left="5760" w:hanging="360"/>
@@ -7794,8 +5422,8 @@
     </w:lvl>
     <w:lvl w:ilvl="8">
       <w:start w:val="1"/>
-      <w:numFmt w:val="bullet"/>
-      <w:lvlText w:val="■"/>
+      <w:numFmt w:val="lowerRoman"/>
+      <w:lvlText w:val="%9."/>
       <w:lvlJc w:val="left"/>
       <w:pPr>
         <w:ind w:left="6480" w:hanging="360"/>
@@ -8026,6 +5654,116 @@
     </w:lvl>
   </w:abstractNum>
   <w:abstractNum w:abstractNumId="17">
+    <w:lvl w:ilvl="0">
+      <w:start w:val="1"/>
+      <w:numFmt w:val="bullet"/>
+      <w:lvlText w:val="●"/>
+      <w:lvlJc w:val="left"/>
+      <w:pPr>
+        <w:ind w:left="720" w:hanging="360"/>
+      </w:pPr>
+      <w:rPr>
+        <w:u w:val="none"/>
+      </w:rPr>
+    </w:lvl>
+    <w:lvl w:ilvl="1">
+      <w:start w:val="1"/>
+      <w:numFmt w:val="bullet"/>
+      <w:lvlText w:val="○"/>
+      <w:lvlJc w:val="left"/>
+      <w:pPr>
+        <w:ind w:left="1440" w:hanging="360"/>
+      </w:pPr>
+      <w:rPr>
+        <w:u w:val="none"/>
+      </w:rPr>
+    </w:lvl>
+    <w:lvl w:ilvl="2">
+      <w:start w:val="1"/>
+      <w:numFmt w:val="bullet"/>
+      <w:lvlText w:val="■"/>
+      <w:lvlJc w:val="left"/>
+      <w:pPr>
+        <w:ind w:left="2160" w:hanging="360"/>
+      </w:pPr>
+      <w:rPr>
+        <w:u w:val="none"/>
+      </w:rPr>
+    </w:lvl>
+    <w:lvl w:ilvl="3">
+      <w:start w:val="1"/>
+      <w:numFmt w:val="bullet"/>
+      <w:lvlText w:val="●"/>
+      <w:lvlJc w:val="left"/>
+      <w:pPr>
+        <w:ind w:left="2880" w:hanging="360"/>
+      </w:pPr>
+      <w:rPr>
+        <w:u w:val="none"/>
+      </w:rPr>
+    </w:lvl>
+    <w:lvl w:ilvl="4">
+      <w:start w:val="1"/>
+      <w:numFmt w:val="bullet"/>
+      <w:lvlText w:val="○"/>
+      <w:lvlJc w:val="left"/>
+      <w:pPr>
+        <w:ind w:left="3600" w:hanging="360"/>
+      </w:pPr>
+      <w:rPr>
+        <w:u w:val="none"/>
+      </w:rPr>
+    </w:lvl>
+    <w:lvl w:ilvl="5">
+      <w:start w:val="1"/>
+      <w:numFmt w:val="bullet"/>
+      <w:lvlText w:val="■"/>
+      <w:lvlJc w:val="left"/>
+      <w:pPr>
+        <w:ind w:left="4320" w:hanging="360"/>
+      </w:pPr>
+      <w:rPr>
+        <w:u w:val="none"/>
+      </w:rPr>
+    </w:lvl>
+    <w:lvl w:ilvl="6">
+      <w:start w:val="1"/>
+      <w:numFmt w:val="bullet"/>
+      <w:lvlText w:val="●"/>
+      <w:lvlJc w:val="left"/>
+      <w:pPr>
+        <w:ind w:left="5040" w:hanging="360"/>
+      </w:pPr>
+      <w:rPr>
+        <w:u w:val="none"/>
+      </w:rPr>
+    </w:lvl>
+    <w:lvl w:ilvl="7">
+      <w:start w:val="1"/>
+      <w:numFmt w:val="bullet"/>
+      <w:lvlText w:val="○"/>
+      <w:lvlJc w:val="left"/>
+      <w:pPr>
+        <w:ind w:left="5760" w:hanging="360"/>
+      </w:pPr>
+      <w:rPr>
+        <w:u w:val="none"/>
+      </w:rPr>
+    </w:lvl>
+    <w:lvl w:ilvl="8">
+      <w:start w:val="1"/>
+      <w:numFmt w:val="bullet"/>
+      <w:lvlText w:val="■"/>
+      <w:lvlJc w:val="left"/>
+      <w:pPr>
+        <w:ind w:left="6480" w:hanging="360"/>
+      </w:pPr>
+      <w:rPr>
+        <w:u w:val="none"/>
+      </w:rPr>
+    </w:lvl>
+  </w:abstractNum>
+  <w:abstractNum w:abstractNumId="18">
     <w:lvl w:ilvl="0">
       <w:start w:val="1"/>
       <w:numFmt w:val="bullet"/>
@@ -8185,6 +5923,9 @@
   </w:num>
   <w:num w:numId="17">
     <w:abstractNumId w:val="17"/>
+  </w:num>
+  <w:num w:numId="18">
+    <w:abstractNumId w:val="18"/>
   </w:num>
 </w:numbering>
 </file>
